--- a/docs/FYP Report 2.docx
+++ b/docs/FYP Report 2.docx
@@ -93,7 +93,9 @@
       <w:sdtPr>
         <w:rPr>
           <w:rFonts w:eastAsiaTheme="minorHAnsi"/>
+          <w:caps w:val="0"/>
           <w:color w:val="auto"/>
+          <w:spacing w:val="0"/>
           <w:kern w:val="2"/>
           <w:sz w:val="24"/>
           <w:szCs w:val="24"/>
@@ -110,9 +112,7 @@
           <w:rFonts w:eastAsiaTheme="minorEastAsia"/>
           <w:b/>
           <w:bCs/>
-          <w:caps w:val="0"/>
           <w:noProof/>
-          <w:spacing w:val="0"/>
           <w:kern w:val="0"/>
           <w:sz w:val="20"/>
           <w:szCs w:val="20"/>
@@ -152,7 +152,7 @@
           <w:r>
             <w:fldChar w:fldCharType="separate"/>
           </w:r>
-          <w:hyperlink w:anchor="_Toc228391770" w:history="1">
+          <w:hyperlink w:anchor="_Toc229131343" w:history="1">
             <w:r>
               <w:rPr>
                 <w:rStyle w:val="Hyperlink"/>
@@ -179,7 +179,7 @@
                 <w:noProof/>
                 <w:webHidden/>
               </w:rPr>
-              <w:instrText xml:space="preserve"> PAGEREF _Toc228391770 \h </w:instrText>
+              <w:instrText xml:space="preserve"> PAGEREF _Toc229131343 \h </w:instrText>
             </w:r>
             <w:r>
               <w:rPr>
@@ -225,7 +225,7 @@
               <w14:ligatures w14:val="standardContextual"/>
             </w:rPr>
           </w:pPr>
-          <w:hyperlink w:anchor="_Toc228391771" w:history="1">
+          <w:hyperlink w:anchor="_Toc229131344" w:history="1">
             <w:r>
               <w:rPr>
                 <w:rStyle w:val="Hyperlink"/>
@@ -252,7 +252,7 @@
                 <w:noProof/>
                 <w:webHidden/>
               </w:rPr>
-              <w:instrText xml:space="preserve"> PAGEREF _Toc228391771 \h </w:instrText>
+              <w:instrText xml:space="preserve"> PAGEREF _Toc229131344 \h </w:instrText>
             </w:r>
             <w:r>
               <w:rPr>
@@ -298,7 +298,7 @@
               <w14:ligatures w14:val="standardContextual"/>
             </w:rPr>
           </w:pPr>
-          <w:hyperlink w:anchor="_Toc228391772" w:history="1">
+          <w:hyperlink w:anchor="_Toc229131345" w:history="1">
             <w:r>
               <w:rPr>
                 <w:rStyle w:val="Hyperlink"/>
@@ -326,7 +326,7 @@
                 <w:noProof/>
                 <w:webHidden/>
               </w:rPr>
-              <w:instrText xml:space="preserve"> PAGEREF _Toc228391772 \h </w:instrText>
+              <w:instrText xml:space="preserve"> PAGEREF _Toc229131345 \h </w:instrText>
             </w:r>
             <w:r>
               <w:rPr>
@@ -372,7 +372,7 @@
               <w14:ligatures w14:val="standardContextual"/>
             </w:rPr>
           </w:pPr>
-          <w:hyperlink w:anchor="_Toc228391773" w:history="1">
+          <w:hyperlink w:anchor="_Toc229131346" w:history="1">
             <w:r>
               <w:rPr>
                 <w:rStyle w:val="Hyperlink"/>
@@ -400,7 +400,7 @@
                 <w:noProof/>
                 <w:webHidden/>
               </w:rPr>
-              <w:instrText xml:space="preserve"> PAGEREF _Toc228391773 \h </w:instrText>
+              <w:instrText xml:space="preserve"> PAGEREF _Toc229131346 \h </w:instrText>
             </w:r>
             <w:r>
               <w:rPr>
@@ -446,7 +446,7 @@
               <w14:ligatures w14:val="standardContextual"/>
             </w:rPr>
           </w:pPr>
-          <w:hyperlink w:anchor="_Toc228391774" w:history="1">
+          <w:hyperlink w:anchor="_Toc229131347" w:history="1">
             <w:r>
               <w:rPr>
                 <w:rStyle w:val="Hyperlink"/>
@@ -474,7 +474,7 @@
                 <w:noProof/>
                 <w:webHidden/>
               </w:rPr>
-              <w:instrText xml:space="preserve"> PAGEREF _Toc228391774 \h </w:instrText>
+              <w:instrText xml:space="preserve"> PAGEREF _Toc229131347 \h </w:instrText>
             </w:r>
             <w:r>
               <w:rPr>
@@ -520,7 +520,7 @@
               <w14:ligatures w14:val="standardContextual"/>
             </w:rPr>
           </w:pPr>
-          <w:hyperlink w:anchor="_Toc228391775" w:history="1">
+          <w:hyperlink w:anchor="_Toc229131348" w:history="1">
             <w:r>
               <w:rPr>
                 <w:rStyle w:val="Hyperlink"/>
@@ -548,7 +548,7 @@
                 <w:noProof/>
                 <w:webHidden/>
               </w:rPr>
-              <w:instrText xml:space="preserve"> PAGEREF _Toc228391775 \h </w:instrText>
+              <w:instrText xml:space="preserve"> PAGEREF _Toc229131348 \h </w:instrText>
             </w:r>
             <w:r>
               <w:rPr>
@@ -594,7 +594,7 @@
               <w14:ligatures w14:val="standardContextual"/>
             </w:rPr>
           </w:pPr>
-          <w:hyperlink w:anchor="_Toc228391776" w:history="1">
+          <w:hyperlink w:anchor="_Toc229131349" w:history="1">
             <w:r>
               <w:rPr>
                 <w:rStyle w:val="Hyperlink"/>
@@ -622,7 +622,7 @@
                 <w:noProof/>
                 <w:webHidden/>
               </w:rPr>
-              <w:instrText xml:space="preserve"> PAGEREF _Toc228391776 \h </w:instrText>
+              <w:instrText xml:space="preserve"> PAGEREF _Toc229131349 \h </w:instrText>
             </w:r>
             <w:r>
               <w:rPr>
@@ -668,7 +668,7 @@
               <w14:ligatures w14:val="standardContextual"/>
             </w:rPr>
           </w:pPr>
-          <w:hyperlink w:anchor="_Toc228391777" w:history="1">
+          <w:hyperlink w:anchor="_Toc229131350" w:history="1">
             <w:r>
               <w:rPr>
                 <w:rStyle w:val="Hyperlink"/>
@@ -696,7 +696,7 @@
                 <w:noProof/>
                 <w:webHidden/>
               </w:rPr>
-              <w:instrText xml:space="preserve"> PAGEREF _Toc228391777 \h </w:instrText>
+              <w:instrText xml:space="preserve"> PAGEREF _Toc229131350 \h </w:instrText>
             </w:r>
             <w:r>
               <w:rPr>
@@ -716,7 +716,7 @@
                 <w:noProof/>
                 <w:webHidden/>
               </w:rPr>
-              <w:t>9</w:t>
+              <w:t>10</w:t>
             </w:r>
             <w:r>
               <w:rPr>
@@ -742,7 +742,7 @@
               <w14:ligatures w14:val="standardContextual"/>
             </w:rPr>
           </w:pPr>
-          <w:hyperlink w:anchor="_Toc228391778" w:history="1">
+          <w:hyperlink w:anchor="_Toc229131351" w:history="1">
             <w:r>
               <w:rPr>
                 <w:rStyle w:val="Hyperlink"/>
@@ -770,7 +770,7 @@
                 <w:noProof/>
                 <w:webHidden/>
               </w:rPr>
-              <w:instrText xml:space="preserve"> PAGEREF _Toc228391778 \h </w:instrText>
+              <w:instrText xml:space="preserve"> PAGEREF _Toc229131351 \h </w:instrText>
             </w:r>
             <w:r>
               <w:rPr>
@@ -816,7 +816,7 @@
               <w14:ligatures w14:val="standardContextual"/>
             </w:rPr>
           </w:pPr>
-          <w:hyperlink w:anchor="_Toc228391779" w:history="1">
+          <w:hyperlink w:anchor="_Toc229131352" w:history="1">
             <w:r>
               <w:rPr>
                 <w:rStyle w:val="Hyperlink"/>
@@ -844,7 +844,7 @@
                 <w:noProof/>
                 <w:webHidden/>
               </w:rPr>
-              <w:instrText xml:space="preserve"> PAGEREF _Toc228391779 \h </w:instrText>
+              <w:instrText xml:space="preserve"> PAGEREF _Toc229131352 \h </w:instrText>
             </w:r>
             <w:r>
               <w:rPr>
@@ -890,7 +890,7 @@
               <w14:ligatures w14:val="standardContextual"/>
             </w:rPr>
           </w:pPr>
-          <w:hyperlink w:anchor="_Toc228391780" w:history="1">
+          <w:hyperlink w:anchor="_Toc229131353" w:history="1">
             <w:r>
               <w:rPr>
                 <w:rStyle w:val="Hyperlink"/>
@@ -918,7 +918,7 @@
                 <w:noProof/>
                 <w:webHidden/>
               </w:rPr>
-              <w:instrText xml:space="preserve"> PAGEREF _Toc228391780 \h </w:instrText>
+              <w:instrText xml:space="preserve"> PAGEREF _Toc229131353 \h </w:instrText>
             </w:r>
             <w:r>
               <w:rPr>
@@ -964,7 +964,7 @@
               <w14:ligatures w14:val="standardContextual"/>
             </w:rPr>
           </w:pPr>
-          <w:hyperlink w:anchor="_Toc228391781" w:history="1">
+          <w:hyperlink w:anchor="_Toc229131354" w:history="1">
             <w:r>
               <w:rPr>
                 <w:rStyle w:val="Hyperlink"/>
@@ -991,7 +991,7 @@
                 <w:noProof/>
                 <w:webHidden/>
               </w:rPr>
-              <w:instrText xml:space="preserve"> PAGEREF _Toc228391781 \h </w:instrText>
+              <w:instrText xml:space="preserve"> PAGEREF _Toc229131354 \h </w:instrText>
             </w:r>
             <w:r>
               <w:rPr>
@@ -1037,7 +1037,7 @@
               <w14:ligatures w14:val="standardContextual"/>
             </w:rPr>
           </w:pPr>
-          <w:hyperlink w:anchor="_Toc228391782" w:history="1">
+          <w:hyperlink w:anchor="_Toc229131355" w:history="1">
             <w:r>
               <w:rPr>
                 <w:rStyle w:val="Hyperlink"/>
@@ -1064,7 +1064,7 @@
                 <w:noProof/>
                 <w:webHidden/>
               </w:rPr>
-              <w:instrText xml:space="preserve"> PAGEREF _Toc228391782 \h </w:instrText>
+              <w:instrText xml:space="preserve"> PAGEREF _Toc229131355 \h </w:instrText>
             </w:r>
             <w:r>
               <w:rPr>
@@ -1110,7 +1110,7 @@
               <w14:ligatures w14:val="standardContextual"/>
             </w:rPr>
           </w:pPr>
-          <w:hyperlink w:anchor="_Toc228391783" w:history="1">
+          <w:hyperlink w:anchor="_Toc229131356" w:history="1">
             <w:r>
               <w:rPr>
                 <w:rStyle w:val="Hyperlink"/>
@@ -1137,7 +1137,7 @@
                 <w:noProof/>
                 <w:webHidden/>
               </w:rPr>
-              <w:instrText xml:space="preserve"> PAGEREF _Toc228391783 \h </w:instrText>
+              <w:instrText xml:space="preserve"> PAGEREF _Toc229131356 \h </w:instrText>
             </w:r>
             <w:r>
               <w:rPr>
@@ -1183,7 +1183,7 @@
               <w14:ligatures w14:val="standardContextual"/>
             </w:rPr>
           </w:pPr>
-          <w:hyperlink w:anchor="_Toc228391784" w:history="1">
+          <w:hyperlink w:anchor="_Toc229131357" w:history="1">
             <w:r>
               <w:rPr>
                 <w:rStyle w:val="Hyperlink"/>
@@ -1210,7 +1210,7 @@
                 <w:noProof/>
                 <w:webHidden/>
               </w:rPr>
-              <w:instrText xml:space="preserve"> PAGEREF _Toc228391784 \h </w:instrText>
+              <w:instrText xml:space="preserve"> PAGEREF _Toc229131357 \h </w:instrText>
             </w:r>
             <w:r>
               <w:rPr>
@@ -1256,7 +1256,7 @@
               <w14:ligatures w14:val="standardContextual"/>
             </w:rPr>
           </w:pPr>
-          <w:hyperlink w:anchor="_Toc228391785" w:history="1">
+          <w:hyperlink w:anchor="_Toc229131358" w:history="1">
             <w:r>
               <w:rPr>
                 <w:rStyle w:val="Hyperlink"/>
@@ -1283,7 +1283,7 @@
                 <w:noProof/>
                 <w:webHidden/>
               </w:rPr>
-              <w:instrText xml:space="preserve"> PAGEREF _Toc228391785 \h </w:instrText>
+              <w:instrText xml:space="preserve"> PAGEREF _Toc229131358 \h </w:instrText>
             </w:r>
             <w:r>
               <w:rPr>
@@ -1329,7 +1329,7 @@
               <w14:ligatures w14:val="standardContextual"/>
             </w:rPr>
           </w:pPr>
-          <w:hyperlink w:anchor="_Toc228391786" w:history="1">
+          <w:hyperlink w:anchor="_Toc229131359" w:history="1">
             <w:r>
               <w:rPr>
                 <w:rStyle w:val="Hyperlink"/>
@@ -1356,7 +1356,7 @@
                 <w:noProof/>
                 <w:webHidden/>
               </w:rPr>
-              <w:instrText xml:space="preserve"> PAGEREF _Toc228391786 \h </w:instrText>
+              <w:instrText xml:space="preserve"> PAGEREF _Toc229131359 \h </w:instrText>
             </w:r>
             <w:r>
               <w:rPr>
@@ -1402,7 +1402,7 @@
               <w14:ligatures w14:val="standardContextual"/>
             </w:rPr>
           </w:pPr>
-          <w:hyperlink w:anchor="_Toc228391787" w:history="1">
+          <w:hyperlink w:anchor="_Toc229131360" w:history="1">
             <w:r>
               <w:rPr>
                 <w:rStyle w:val="Hyperlink"/>
@@ -1429,7 +1429,7 @@
                 <w:noProof/>
                 <w:webHidden/>
               </w:rPr>
-              <w:instrText xml:space="preserve"> PAGEREF _Toc228391787 \h </w:instrText>
+              <w:instrText xml:space="preserve"> PAGEREF _Toc229131360 \h </w:instrText>
             </w:r>
             <w:r>
               <w:rPr>
@@ -1475,7 +1475,7 @@
               <w14:ligatures w14:val="standardContextual"/>
             </w:rPr>
           </w:pPr>
-          <w:hyperlink w:anchor="_Toc228391788" w:history="1">
+          <w:hyperlink w:anchor="_Toc229131361" w:history="1">
             <w:r>
               <w:rPr>
                 <w:rStyle w:val="Hyperlink"/>
@@ -1502,7 +1502,7 @@
                 <w:noProof/>
                 <w:webHidden/>
               </w:rPr>
-              <w:instrText xml:space="preserve"> PAGEREF _Toc228391788 \h </w:instrText>
+              <w:instrText xml:space="preserve"> PAGEREF _Toc229131361 \h </w:instrText>
             </w:r>
             <w:r>
               <w:rPr>
@@ -1522,7 +1522,7 @@
                 <w:noProof/>
                 <w:webHidden/>
               </w:rPr>
-              <w:t>20</w:t>
+              <w:t>21</w:t>
             </w:r>
             <w:r>
               <w:rPr>
@@ -1548,7 +1548,7 @@
               <w14:ligatures w14:val="standardContextual"/>
             </w:rPr>
           </w:pPr>
-          <w:hyperlink w:anchor="_Toc228391789" w:history="1">
+          <w:hyperlink w:anchor="_Toc229131362" w:history="1">
             <w:r>
               <w:rPr>
                 <w:rStyle w:val="Hyperlink"/>
@@ -1575,7 +1575,7 @@
                 <w:noProof/>
                 <w:webHidden/>
               </w:rPr>
-              <w:instrText xml:space="preserve"> PAGEREF _Toc228391789 \h </w:instrText>
+              <w:instrText xml:space="preserve"> PAGEREF _Toc229131362 \h </w:instrText>
             </w:r>
             <w:r>
               <w:rPr>
@@ -1621,7 +1621,7 @@
               <w14:ligatures w14:val="standardContextual"/>
             </w:rPr>
           </w:pPr>
-          <w:hyperlink w:anchor="_Toc228391790" w:history="1">
+          <w:hyperlink w:anchor="_Toc229131363" w:history="1">
             <w:r>
               <w:rPr>
                 <w:rStyle w:val="Hyperlink"/>
@@ -1648,7 +1648,7 @@
                 <w:noProof/>
                 <w:webHidden/>
               </w:rPr>
-              <w:instrText xml:space="preserve"> PAGEREF _Toc228391790 \h </w:instrText>
+              <w:instrText xml:space="preserve"> PAGEREF _Toc229131363 \h </w:instrText>
             </w:r>
             <w:r>
               <w:rPr>
@@ -1694,7 +1694,7 @@
               <w14:ligatures w14:val="standardContextual"/>
             </w:rPr>
           </w:pPr>
-          <w:hyperlink w:anchor="_Toc228391791" w:history="1">
+          <w:hyperlink w:anchor="_Toc229131364" w:history="1">
             <w:r>
               <w:rPr>
                 <w:rStyle w:val="Hyperlink"/>
@@ -1721,7 +1721,7 @@
                 <w:noProof/>
                 <w:webHidden/>
               </w:rPr>
-              <w:instrText xml:space="preserve"> PAGEREF _Toc228391791 \h </w:instrText>
+              <w:instrText xml:space="preserve"> PAGEREF _Toc229131364 \h </w:instrText>
             </w:r>
             <w:r>
               <w:rPr>
@@ -1767,7 +1767,7 @@
               <w14:ligatures w14:val="standardContextual"/>
             </w:rPr>
           </w:pPr>
-          <w:hyperlink w:anchor="_Toc228391792" w:history="1">
+          <w:hyperlink w:anchor="_Toc229131365" w:history="1">
             <w:r>
               <w:rPr>
                 <w:rStyle w:val="Hyperlink"/>
@@ -1794,7 +1794,7 @@
                 <w:noProof/>
                 <w:webHidden/>
               </w:rPr>
-              <w:instrText xml:space="preserve"> PAGEREF _Toc228391792 \h </w:instrText>
+              <w:instrText xml:space="preserve"> PAGEREF _Toc229131365 \h </w:instrText>
             </w:r>
             <w:r>
               <w:rPr>
@@ -1840,7 +1840,7 @@
               <w14:ligatures w14:val="standardContextual"/>
             </w:rPr>
           </w:pPr>
-          <w:hyperlink w:anchor="_Toc228391793" w:history="1">
+          <w:hyperlink w:anchor="_Toc229131366" w:history="1">
             <w:r>
               <w:rPr>
                 <w:rStyle w:val="Hyperlink"/>
@@ -1867,7 +1867,7 @@
                 <w:noProof/>
                 <w:webHidden/>
               </w:rPr>
-              <w:instrText xml:space="preserve"> PAGEREF _Toc228391793 \h </w:instrText>
+              <w:instrText xml:space="preserve"> PAGEREF _Toc229131366 \h </w:instrText>
             </w:r>
             <w:r>
               <w:rPr>
@@ -1913,7 +1913,7 @@
               <w14:ligatures w14:val="standardContextual"/>
             </w:rPr>
           </w:pPr>
-          <w:hyperlink w:anchor="_Toc228391794" w:history="1">
+          <w:hyperlink w:anchor="_Toc229131367" w:history="1">
             <w:r>
               <w:rPr>
                 <w:rStyle w:val="Hyperlink"/>
@@ -1940,7 +1940,7 @@
                 <w:noProof/>
                 <w:webHidden/>
               </w:rPr>
-              <w:instrText xml:space="preserve"> PAGEREF _Toc228391794 \h </w:instrText>
+              <w:instrText xml:space="preserve"> PAGEREF _Toc229131367 \h </w:instrText>
             </w:r>
             <w:r>
               <w:rPr>
@@ -1986,7 +1986,7 @@
               <w14:ligatures w14:val="standardContextual"/>
             </w:rPr>
           </w:pPr>
-          <w:hyperlink w:anchor="_Toc228391795" w:history="1">
+          <w:hyperlink w:anchor="_Toc229131368" w:history="1">
             <w:r>
               <w:rPr>
                 <w:rStyle w:val="Hyperlink"/>
@@ -2013,7 +2013,7 @@
                 <w:noProof/>
                 <w:webHidden/>
               </w:rPr>
-              <w:instrText xml:space="preserve"> PAGEREF _Toc228391795 \h </w:instrText>
+              <w:instrText xml:space="preserve"> PAGEREF _Toc229131368 \h </w:instrText>
             </w:r>
             <w:r>
               <w:rPr>
@@ -2059,7 +2059,7 @@
               <w14:ligatures w14:val="standardContextual"/>
             </w:rPr>
           </w:pPr>
-          <w:hyperlink w:anchor="_Toc228391796" w:history="1">
+          <w:hyperlink w:anchor="_Toc229131369" w:history="1">
             <w:r>
               <w:rPr>
                 <w:rStyle w:val="Hyperlink"/>
@@ -2086,7 +2086,7 @@
                 <w:noProof/>
                 <w:webHidden/>
               </w:rPr>
-              <w:instrText xml:space="preserve"> PAGEREF _Toc228391796 \h </w:instrText>
+              <w:instrText xml:space="preserve"> PAGEREF _Toc229131369 \h </w:instrText>
             </w:r>
             <w:r>
               <w:rPr>
@@ -2132,7 +2132,7 @@
               <w14:ligatures w14:val="standardContextual"/>
             </w:rPr>
           </w:pPr>
-          <w:hyperlink w:anchor="_Toc228391797" w:history="1">
+          <w:hyperlink w:anchor="_Toc229131370" w:history="1">
             <w:r>
               <w:rPr>
                 <w:rStyle w:val="Hyperlink"/>
@@ -2159,7 +2159,7 @@
                 <w:noProof/>
                 <w:webHidden/>
               </w:rPr>
-              <w:instrText xml:space="preserve"> PAGEREF _Toc228391797 \h </w:instrText>
+              <w:instrText xml:space="preserve"> PAGEREF _Toc229131370 \h </w:instrText>
             </w:r>
             <w:r>
               <w:rPr>
@@ -2205,7 +2205,7 @@
               <w14:ligatures w14:val="standardContextual"/>
             </w:rPr>
           </w:pPr>
-          <w:hyperlink w:anchor="_Toc228391798" w:history="1">
+          <w:hyperlink w:anchor="_Toc229131371" w:history="1">
             <w:r>
               <w:rPr>
                 <w:rStyle w:val="Hyperlink"/>
@@ -2232,7 +2232,7 @@
                 <w:noProof/>
                 <w:webHidden/>
               </w:rPr>
-              <w:instrText xml:space="preserve"> PAGEREF _Toc228391798 \h </w:instrText>
+              <w:instrText xml:space="preserve"> PAGEREF _Toc229131371 \h </w:instrText>
             </w:r>
             <w:r>
               <w:rPr>
@@ -2278,7 +2278,7 @@
               <w14:ligatures w14:val="standardContextual"/>
             </w:rPr>
           </w:pPr>
-          <w:hyperlink w:anchor="_Toc228391799" w:history="1">
+          <w:hyperlink w:anchor="_Toc229131372" w:history="1">
             <w:r>
               <w:rPr>
                 <w:rStyle w:val="Hyperlink"/>
@@ -2305,7 +2305,7 @@
                 <w:noProof/>
                 <w:webHidden/>
               </w:rPr>
-              <w:instrText xml:space="preserve"> PAGEREF _Toc228391799 \h </w:instrText>
+              <w:instrText xml:space="preserve"> PAGEREF _Toc229131372 \h </w:instrText>
             </w:r>
             <w:r>
               <w:rPr>
@@ -2351,7 +2351,7 @@
               <w14:ligatures w14:val="standardContextual"/>
             </w:rPr>
           </w:pPr>
-          <w:hyperlink w:anchor="_Toc228391800" w:history="1">
+          <w:hyperlink w:anchor="_Toc229131373" w:history="1">
             <w:r>
               <w:rPr>
                 <w:rStyle w:val="Hyperlink"/>
@@ -2378,7 +2378,7 @@
                 <w:noProof/>
                 <w:webHidden/>
               </w:rPr>
-              <w:instrText xml:space="preserve"> PAGEREF _Toc228391800 \h </w:instrText>
+              <w:instrText xml:space="preserve"> PAGEREF _Toc229131373 \h </w:instrText>
             </w:r>
             <w:r>
               <w:rPr>
@@ -2424,7 +2424,7 @@
               <w14:ligatures w14:val="standardContextual"/>
             </w:rPr>
           </w:pPr>
-          <w:hyperlink w:anchor="_Toc228391801" w:history="1">
+          <w:hyperlink w:anchor="_Toc229131374" w:history="1">
             <w:r>
               <w:rPr>
                 <w:rStyle w:val="Hyperlink"/>
@@ -2451,7 +2451,7 @@
                 <w:noProof/>
                 <w:webHidden/>
               </w:rPr>
-              <w:instrText xml:space="preserve"> PAGEREF _Toc228391801 \h </w:instrText>
+              <w:instrText xml:space="preserve"> PAGEREF _Toc229131374 \h </w:instrText>
             </w:r>
             <w:r>
               <w:rPr>
@@ -2497,7 +2497,7 @@
               <w14:ligatures w14:val="standardContextual"/>
             </w:rPr>
           </w:pPr>
-          <w:hyperlink w:anchor="_Toc228391802" w:history="1">
+          <w:hyperlink w:anchor="_Toc229131375" w:history="1">
             <w:r>
               <w:rPr>
                 <w:rStyle w:val="Hyperlink"/>
@@ -2524,7 +2524,7 @@
                 <w:noProof/>
                 <w:webHidden/>
               </w:rPr>
-              <w:instrText xml:space="preserve"> PAGEREF _Toc228391802 \h </w:instrText>
+              <w:instrText xml:space="preserve"> PAGEREF _Toc229131375 \h </w:instrText>
             </w:r>
             <w:r>
               <w:rPr>
@@ -2570,7 +2570,7 @@
               <w14:ligatures w14:val="standardContextual"/>
             </w:rPr>
           </w:pPr>
-          <w:hyperlink w:anchor="_Toc228391803" w:history="1">
+          <w:hyperlink w:anchor="_Toc229131376" w:history="1">
             <w:r>
               <w:rPr>
                 <w:rStyle w:val="Hyperlink"/>
@@ -2597,7 +2597,7 @@
                 <w:noProof/>
                 <w:webHidden/>
               </w:rPr>
-              <w:instrText xml:space="preserve"> PAGEREF _Toc228391803 \h </w:instrText>
+              <w:instrText xml:space="preserve"> PAGEREF _Toc229131376 \h </w:instrText>
             </w:r>
             <w:r>
               <w:rPr>
@@ -2643,13 +2643,13 @@
               <w14:ligatures w14:val="standardContextual"/>
             </w:rPr>
           </w:pPr>
-          <w:hyperlink w:anchor="_Toc228391804" w:history="1">
+          <w:hyperlink w:anchor="_Toc229131377" w:history="1">
             <w:r>
               <w:rPr>
                 <w:rStyle w:val="Hyperlink"/>
                 <w:noProof/>
               </w:rPr>
-              <w:t>Implementation</w:t>
+              <w:t>Security Implementation</w:t>
             </w:r>
             <w:r>
               <w:rPr>
@@ -2670,7 +2670,7 @@
                 <w:noProof/>
                 <w:webHidden/>
               </w:rPr>
-              <w:instrText xml:space="preserve"> PAGEREF _Toc228391804 \h </w:instrText>
+              <w:instrText xml:space="preserve"> PAGEREF _Toc229131377 \h </w:instrText>
             </w:r>
             <w:r>
               <w:rPr>
@@ -2716,13 +2716,14 @@
               <w14:ligatures w14:val="standardContextual"/>
             </w:rPr>
           </w:pPr>
-          <w:hyperlink w:anchor="_Toc228391805" w:history="1">
+          <w:hyperlink w:anchor="_Toc229131378" w:history="1">
             <w:r>
               <w:rPr>
                 <w:rStyle w:val="Hyperlink"/>
                 <w:noProof/>
-              </w:rPr>
-              <w:t>Android Car Key App</w:t>
+                <w:lang w:val="en-GB"/>
+              </w:rPr>
+              <w:t>Cybersecurity Goals</w:t>
             </w:r>
             <w:r>
               <w:rPr>
@@ -2743,7 +2744,7 @@
                 <w:noProof/>
                 <w:webHidden/>
               </w:rPr>
-              <w:instrText xml:space="preserve"> PAGEREF _Toc228391805 \h </w:instrText>
+              <w:instrText xml:space="preserve"> PAGEREF _Toc229131378 \h </w:instrText>
             </w:r>
             <w:r>
               <w:rPr>
@@ -2789,14 +2790,14 @@
               <w14:ligatures w14:val="standardContextual"/>
             </w:rPr>
           </w:pPr>
-          <w:hyperlink w:anchor="_Toc228391806" w:history="1">
+          <w:hyperlink w:anchor="_Toc229131379" w:history="1">
             <w:r>
               <w:rPr>
                 <w:rStyle w:val="Hyperlink"/>
                 <w:noProof/>
                 <w:lang w:val="en-GB"/>
               </w:rPr>
-              <w:t>Authentication</w:t>
+              <w:t>Threat Model</w:t>
             </w:r>
             <w:r>
               <w:rPr>
@@ -2817,7 +2818,7 @@
                 <w:noProof/>
                 <w:webHidden/>
               </w:rPr>
-              <w:instrText xml:space="preserve"> PAGEREF _Toc228391806 \h </w:instrText>
+              <w:instrText xml:space="preserve"> PAGEREF _Toc229131379 \h </w:instrText>
             </w:r>
             <w:r>
               <w:rPr>
@@ -2837,7 +2838,7 @@
                 <w:noProof/>
                 <w:webHidden/>
               </w:rPr>
-              <w:t>31</w:t>
+              <w:t>32</w:t>
             </w:r>
             <w:r>
               <w:rPr>
@@ -2863,13 +2864,13 @@
               <w14:ligatures w14:val="standardContextual"/>
             </w:rPr>
           </w:pPr>
-          <w:hyperlink w:anchor="_Toc228391807" w:history="1">
+          <w:hyperlink w:anchor="_Toc229131380" w:history="1">
             <w:r>
               <w:rPr>
                 <w:rStyle w:val="Hyperlink"/>
                 <w:noProof/>
               </w:rPr>
-              <w:t>Security Implementation</w:t>
+              <w:t>CANoe Configuration</w:t>
             </w:r>
             <w:r>
               <w:rPr>
@@ -2890,7 +2891,7 @@
                 <w:noProof/>
                 <w:webHidden/>
               </w:rPr>
-              <w:instrText xml:space="preserve"> PAGEREF _Toc228391807 \h </w:instrText>
+              <w:instrText xml:space="preserve"> PAGEREF _Toc229131380 \h </w:instrText>
             </w:r>
             <w:r>
               <w:rPr>
@@ -2910,7 +2911,7 @@
                 <w:noProof/>
                 <w:webHidden/>
               </w:rPr>
-              <w:t>31</w:t>
+              <w:t>34</w:t>
             </w:r>
             <w:r>
               <w:rPr>
@@ -2936,30 +2937,13 @@
               <w14:ligatures w14:val="standardContextual"/>
             </w:rPr>
           </w:pPr>
-          <w:hyperlink w:anchor="_Toc228391808" w:history="1">
+          <w:hyperlink w:anchor="_Toc229131381" w:history="1">
             <w:r>
               <w:rPr>
                 <w:rStyle w:val="Hyperlink"/>
                 <w:noProof/>
-                <w:lang w:val="en-GB"/>
-              </w:rPr>
-              <w:t>Cybers</w:t>
-            </w:r>
-            <w:r>
-              <w:rPr>
-                <w:rStyle w:val="Hyperlink"/>
-                <w:noProof/>
-                <w:lang w:val="en-GB"/>
-              </w:rPr>
-              <w:t>e</w:t>
-            </w:r>
-            <w:r>
-              <w:rPr>
-                <w:rStyle w:val="Hyperlink"/>
-                <w:noProof/>
-                <w:lang w:val="en-GB"/>
-              </w:rPr>
-              <w:t>curity Goals</w:t>
+              </w:rPr>
+              <w:t>Simulating the Janix Module</w:t>
             </w:r>
             <w:r>
               <w:rPr>
@@ -2980,7 +2964,7 @@
                 <w:noProof/>
                 <w:webHidden/>
               </w:rPr>
-              <w:instrText xml:space="preserve"> PAGEREF _Toc228391808 \h </w:instrText>
+              <w:instrText xml:space="preserve"> PAGEREF _Toc229131381 \h </w:instrText>
             </w:r>
             <w:r>
               <w:rPr>
@@ -3000,7 +2984,7 @@
                 <w:noProof/>
                 <w:webHidden/>
               </w:rPr>
-              <w:t>31</w:t>
+              <w:t>34</w:t>
             </w:r>
             <w:r>
               <w:rPr>
@@ -3026,14 +3010,13 @@
               <w14:ligatures w14:val="standardContextual"/>
             </w:rPr>
           </w:pPr>
-          <w:hyperlink w:anchor="_Toc228391809" w:history="1">
+          <w:hyperlink w:anchor="_Toc229131382" w:history="1">
             <w:r>
               <w:rPr>
                 <w:rStyle w:val="Hyperlink"/>
                 <w:noProof/>
-                <w:lang w:val="en-GB"/>
-              </w:rPr>
-              <w:t>Threat Model</w:t>
+              </w:rPr>
+              <w:t>Manual Ignition Control</w:t>
             </w:r>
             <w:r>
               <w:rPr>
@@ -3054,7 +3037,7 @@
                 <w:noProof/>
                 <w:webHidden/>
               </w:rPr>
-              <w:instrText xml:space="preserve"> PAGEREF _Toc228391809 \h </w:instrText>
+              <w:instrText xml:space="preserve"> PAGEREF _Toc229131382 \h </w:instrText>
             </w:r>
             <w:r>
               <w:rPr>
@@ -3074,7 +3057,7 @@
                 <w:noProof/>
                 <w:webHidden/>
               </w:rPr>
-              <w:t>32</w:t>
+              <w:t>34</w:t>
             </w:r>
             <w:r>
               <w:rPr>
@@ -3100,13 +3083,13 @@
               <w14:ligatures w14:val="standardContextual"/>
             </w:rPr>
           </w:pPr>
-          <w:hyperlink w:anchor="_Toc228391810" w:history="1">
+          <w:hyperlink w:anchor="_Toc229131383" w:history="1">
             <w:r>
               <w:rPr>
                 <w:rStyle w:val="Hyperlink"/>
                 <w:noProof/>
               </w:rPr>
-              <w:t>CANoe Configuration</w:t>
+              <w:t>Cloud Monitoring Dashboard</w:t>
             </w:r>
             <w:r>
               <w:rPr>
@@ -3127,7 +3110,7 @@
                 <w:noProof/>
                 <w:webHidden/>
               </w:rPr>
-              <w:instrText xml:space="preserve"> PAGEREF _Toc228391810 \h </w:instrText>
+              <w:instrText xml:space="preserve"> PAGEREF _Toc229131383 \h </w:instrText>
             </w:r>
             <w:r>
               <w:rPr>
@@ -3173,13 +3156,13 @@
               <w14:ligatures w14:val="standardContextual"/>
             </w:rPr>
           </w:pPr>
-          <w:hyperlink w:anchor="_Toc228391811" w:history="1">
+          <w:hyperlink w:anchor="_Toc229131384" w:history="1">
             <w:r>
               <w:rPr>
                 <w:rStyle w:val="Hyperlink"/>
                 <w:noProof/>
               </w:rPr>
-              <w:t>Simulating the Janix Module</w:t>
+              <w:t>Layout</w:t>
             </w:r>
             <w:r>
               <w:rPr>
@@ -3200,7 +3183,7 @@
                 <w:noProof/>
                 <w:webHidden/>
               </w:rPr>
-              <w:instrText xml:space="preserve"> PAGEREF _Toc228391811 \h </w:instrText>
+              <w:instrText xml:space="preserve"> PAGEREF _Toc229131384 \h </w:instrText>
             </w:r>
             <w:r>
               <w:rPr>
@@ -3220,7 +3203,80 @@
                 <w:noProof/>
                 <w:webHidden/>
               </w:rPr>
-              <w:t>35</w:t>
+              <w:t>36</w:t>
+            </w:r>
+            <w:r>
+              <w:rPr>
+                <w:noProof/>
+                <w:webHidden/>
+              </w:rPr>
+              <w:fldChar w:fldCharType="end"/>
+            </w:r>
+          </w:hyperlink>
+        </w:p>
+        <w:p>
+          <w:pPr>
+            <w:pStyle w:val="TOC2"/>
+            <w:tabs>
+              <w:tab w:val="right" w:leader="dot" w:pos="9016"/>
+            </w:tabs>
+            <w:rPr>
+              <w:noProof/>
+              <w:kern w:val="2"/>
+              <w:sz w:val="24"/>
+              <w:szCs w:val="24"/>
+              <w:lang w:eastAsia="en-IE"/>
+              <w14:ligatures w14:val="standardContextual"/>
+            </w:rPr>
+          </w:pPr>
+          <w:hyperlink w:anchor="_Toc229131385" w:history="1">
+            <w:r>
+              <w:rPr>
+                <w:rStyle w:val="Hyperlink"/>
+                <w:noProof/>
+              </w:rPr>
+              <w:t>Testing</w:t>
+            </w:r>
+            <w:r>
+              <w:rPr>
+                <w:noProof/>
+                <w:webHidden/>
+              </w:rPr>
+              <w:tab/>
+            </w:r>
+            <w:r>
+              <w:rPr>
+                <w:noProof/>
+                <w:webHidden/>
+              </w:rPr>
+              <w:fldChar w:fldCharType="begin"/>
+            </w:r>
+            <w:r>
+              <w:rPr>
+                <w:noProof/>
+                <w:webHidden/>
+              </w:rPr>
+              <w:instrText xml:space="preserve"> PAGEREF _Toc229131385 \h </w:instrText>
+            </w:r>
+            <w:r>
+              <w:rPr>
+                <w:noProof/>
+                <w:webHidden/>
+              </w:rPr>
+            </w:r>
+            <w:r>
+              <w:rPr>
+                <w:noProof/>
+                <w:webHidden/>
+              </w:rPr>
+              <w:fldChar w:fldCharType="separate"/>
+            </w:r>
+            <w:r>
+              <w:rPr>
+                <w:noProof/>
+                <w:webHidden/>
+              </w:rPr>
+              <w:t>37</w:t>
             </w:r>
             <w:r>
               <w:rPr>
@@ -3246,13 +3302,13 @@
               <w14:ligatures w14:val="standardContextual"/>
             </w:rPr>
           </w:pPr>
-          <w:hyperlink w:anchor="_Toc228391812" w:history="1">
+          <w:hyperlink w:anchor="_Toc229131386" w:history="1">
             <w:r>
               <w:rPr>
                 <w:rStyle w:val="Hyperlink"/>
                 <w:noProof/>
               </w:rPr>
-              <w:t>Manual Ignition Control</w:t>
+              <w:t>Unit Testing</w:t>
             </w:r>
             <w:r>
               <w:rPr>
@@ -3273,7 +3329,7 @@
                 <w:noProof/>
                 <w:webHidden/>
               </w:rPr>
-              <w:instrText xml:space="preserve"> PAGEREF _Toc228391812 \h </w:instrText>
+              <w:instrText xml:space="preserve"> PAGEREF _Toc229131386 \h </w:instrText>
             </w:r>
             <w:r>
               <w:rPr>
@@ -3293,7 +3349,299 @@
                 <w:noProof/>
                 <w:webHidden/>
               </w:rPr>
-              <w:t>35</w:t>
+              <w:t>37</w:t>
+            </w:r>
+            <w:r>
+              <w:rPr>
+                <w:noProof/>
+                <w:webHidden/>
+              </w:rPr>
+              <w:fldChar w:fldCharType="end"/>
+            </w:r>
+          </w:hyperlink>
+        </w:p>
+        <w:p>
+          <w:pPr>
+            <w:pStyle w:val="TOC3"/>
+            <w:tabs>
+              <w:tab w:val="right" w:leader="dot" w:pos="9016"/>
+            </w:tabs>
+            <w:rPr>
+              <w:noProof/>
+              <w:kern w:val="2"/>
+              <w:sz w:val="24"/>
+              <w:szCs w:val="24"/>
+              <w:lang w:eastAsia="en-IE"/>
+              <w14:ligatures w14:val="standardContextual"/>
+            </w:rPr>
+          </w:pPr>
+          <w:hyperlink w:anchor="_Toc229131387" w:history="1">
+            <w:r>
+              <w:rPr>
+                <w:rStyle w:val="Hyperlink"/>
+                <w:noProof/>
+              </w:rPr>
+              <w:t>Integration Testing</w:t>
+            </w:r>
+            <w:r>
+              <w:rPr>
+                <w:noProof/>
+                <w:webHidden/>
+              </w:rPr>
+              <w:tab/>
+            </w:r>
+            <w:r>
+              <w:rPr>
+                <w:noProof/>
+                <w:webHidden/>
+              </w:rPr>
+              <w:fldChar w:fldCharType="begin"/>
+            </w:r>
+            <w:r>
+              <w:rPr>
+                <w:noProof/>
+                <w:webHidden/>
+              </w:rPr>
+              <w:instrText xml:space="preserve"> PAGEREF _Toc229131387 \h </w:instrText>
+            </w:r>
+            <w:r>
+              <w:rPr>
+                <w:noProof/>
+                <w:webHidden/>
+              </w:rPr>
+            </w:r>
+            <w:r>
+              <w:rPr>
+                <w:noProof/>
+                <w:webHidden/>
+              </w:rPr>
+              <w:fldChar w:fldCharType="separate"/>
+            </w:r>
+            <w:r>
+              <w:rPr>
+                <w:noProof/>
+                <w:webHidden/>
+              </w:rPr>
+              <w:t>38</w:t>
+            </w:r>
+            <w:r>
+              <w:rPr>
+                <w:noProof/>
+                <w:webHidden/>
+              </w:rPr>
+              <w:fldChar w:fldCharType="end"/>
+            </w:r>
+          </w:hyperlink>
+        </w:p>
+        <w:p>
+          <w:pPr>
+            <w:pStyle w:val="TOC3"/>
+            <w:tabs>
+              <w:tab w:val="right" w:leader="dot" w:pos="9016"/>
+            </w:tabs>
+            <w:rPr>
+              <w:noProof/>
+              <w:kern w:val="2"/>
+              <w:sz w:val="24"/>
+              <w:szCs w:val="24"/>
+              <w:lang w:eastAsia="en-IE"/>
+              <w14:ligatures w14:val="standardContextual"/>
+            </w:rPr>
+          </w:pPr>
+          <w:hyperlink w:anchor="_Toc229131388" w:history="1">
+            <w:r>
+              <w:rPr>
+                <w:rStyle w:val="Hyperlink"/>
+                <w:noProof/>
+              </w:rPr>
+              <w:t>System Testing</w:t>
+            </w:r>
+            <w:r>
+              <w:rPr>
+                <w:noProof/>
+                <w:webHidden/>
+              </w:rPr>
+              <w:tab/>
+            </w:r>
+            <w:r>
+              <w:rPr>
+                <w:noProof/>
+                <w:webHidden/>
+              </w:rPr>
+              <w:fldChar w:fldCharType="begin"/>
+            </w:r>
+            <w:r>
+              <w:rPr>
+                <w:noProof/>
+                <w:webHidden/>
+              </w:rPr>
+              <w:instrText xml:space="preserve"> PAGEREF _Toc229131388 \h </w:instrText>
+            </w:r>
+            <w:r>
+              <w:rPr>
+                <w:noProof/>
+                <w:webHidden/>
+              </w:rPr>
+            </w:r>
+            <w:r>
+              <w:rPr>
+                <w:noProof/>
+                <w:webHidden/>
+              </w:rPr>
+              <w:fldChar w:fldCharType="separate"/>
+            </w:r>
+            <w:r>
+              <w:rPr>
+                <w:noProof/>
+                <w:webHidden/>
+              </w:rPr>
+              <w:t>38</w:t>
+            </w:r>
+            <w:r>
+              <w:rPr>
+                <w:noProof/>
+                <w:webHidden/>
+              </w:rPr>
+              <w:fldChar w:fldCharType="end"/>
+            </w:r>
+          </w:hyperlink>
+        </w:p>
+        <w:p>
+          <w:pPr>
+            <w:pStyle w:val="TOC3"/>
+            <w:tabs>
+              <w:tab w:val="right" w:leader="dot" w:pos="9016"/>
+            </w:tabs>
+            <w:rPr>
+              <w:noProof/>
+              <w:kern w:val="2"/>
+              <w:sz w:val="24"/>
+              <w:szCs w:val="24"/>
+              <w:lang w:eastAsia="en-IE"/>
+              <w14:ligatures w14:val="standardContextual"/>
+            </w:rPr>
+          </w:pPr>
+          <w:hyperlink w:anchor="_Toc229131389" w:history="1">
+            <w:r>
+              <w:rPr>
+                <w:rStyle w:val="Hyperlink"/>
+                <w:noProof/>
+              </w:rPr>
+              <w:t>Security Testing</w:t>
+            </w:r>
+            <w:r>
+              <w:rPr>
+                <w:noProof/>
+                <w:webHidden/>
+              </w:rPr>
+              <w:tab/>
+            </w:r>
+            <w:r>
+              <w:rPr>
+                <w:noProof/>
+                <w:webHidden/>
+              </w:rPr>
+              <w:fldChar w:fldCharType="begin"/>
+            </w:r>
+            <w:r>
+              <w:rPr>
+                <w:noProof/>
+                <w:webHidden/>
+              </w:rPr>
+              <w:instrText xml:space="preserve"> PAGEREF _Toc229131389 \h </w:instrText>
+            </w:r>
+            <w:r>
+              <w:rPr>
+                <w:noProof/>
+                <w:webHidden/>
+              </w:rPr>
+            </w:r>
+            <w:r>
+              <w:rPr>
+                <w:noProof/>
+                <w:webHidden/>
+              </w:rPr>
+              <w:fldChar w:fldCharType="separate"/>
+            </w:r>
+            <w:r>
+              <w:rPr>
+                <w:noProof/>
+                <w:webHidden/>
+              </w:rPr>
+              <w:t>39</w:t>
+            </w:r>
+            <w:r>
+              <w:rPr>
+                <w:noProof/>
+                <w:webHidden/>
+              </w:rPr>
+              <w:fldChar w:fldCharType="end"/>
+            </w:r>
+          </w:hyperlink>
+        </w:p>
+        <w:p>
+          <w:pPr>
+            <w:pStyle w:val="TOC3"/>
+            <w:tabs>
+              <w:tab w:val="right" w:leader="dot" w:pos="9016"/>
+            </w:tabs>
+            <w:rPr>
+              <w:noProof/>
+              <w:kern w:val="2"/>
+              <w:sz w:val="24"/>
+              <w:szCs w:val="24"/>
+              <w:lang w:eastAsia="en-IE"/>
+              <w14:ligatures w14:val="standardContextual"/>
+            </w:rPr>
+          </w:pPr>
+          <w:hyperlink w:anchor="_Toc229131390" w:history="1">
+            <w:r>
+              <w:rPr>
+                <w:rStyle w:val="Hyperlink"/>
+                <w:noProof/>
+              </w:rPr>
+              <w:t>Acceptance Testing</w:t>
+            </w:r>
+            <w:r>
+              <w:rPr>
+                <w:noProof/>
+                <w:webHidden/>
+              </w:rPr>
+              <w:tab/>
+            </w:r>
+            <w:r>
+              <w:rPr>
+                <w:noProof/>
+                <w:webHidden/>
+              </w:rPr>
+              <w:fldChar w:fldCharType="begin"/>
+            </w:r>
+            <w:r>
+              <w:rPr>
+                <w:noProof/>
+                <w:webHidden/>
+              </w:rPr>
+              <w:instrText xml:space="preserve"> PAGEREF _Toc229131390 \h </w:instrText>
+            </w:r>
+            <w:r>
+              <w:rPr>
+                <w:noProof/>
+                <w:webHidden/>
+              </w:rPr>
+            </w:r>
+            <w:r>
+              <w:rPr>
+                <w:noProof/>
+                <w:webHidden/>
+              </w:rPr>
+              <w:fldChar w:fldCharType="separate"/>
+            </w:r>
+            <w:r>
+              <w:rPr>
+                <w:noProof/>
+                <w:webHidden/>
+              </w:rPr>
+              <w:t>39</w:t>
             </w:r>
             <w:r>
               <w:rPr>
@@ -3319,13 +3667,13 @@
               <w14:ligatures w14:val="standardContextual"/>
             </w:rPr>
           </w:pPr>
-          <w:hyperlink w:anchor="_Toc228391813" w:history="1">
+          <w:hyperlink w:anchor="_Toc229131391" w:history="1">
             <w:r>
               <w:rPr>
                 <w:rStyle w:val="Hyperlink"/>
                 <w:noProof/>
               </w:rPr>
-              <w:t>Cloud Monitoring Dashboard</w:t>
+              <w:t>Future Work / Limitations</w:t>
             </w:r>
             <w:r>
               <w:rPr>
@@ -3346,7 +3694,7 @@
                 <w:noProof/>
                 <w:webHidden/>
               </w:rPr>
-              <w:instrText xml:space="preserve"> PAGEREF _Toc228391813 \h </w:instrText>
+              <w:instrText xml:space="preserve"> PAGEREF _Toc229131391 \h </w:instrText>
             </w:r>
             <w:r>
               <w:rPr>
@@ -3366,80 +3714,7 @@
                 <w:noProof/>
                 <w:webHidden/>
               </w:rPr>
-              <w:t>36</w:t>
-            </w:r>
-            <w:r>
-              <w:rPr>
-                <w:noProof/>
-                <w:webHidden/>
-              </w:rPr>
-              <w:fldChar w:fldCharType="end"/>
-            </w:r>
-          </w:hyperlink>
-        </w:p>
-        <w:p>
-          <w:pPr>
-            <w:pStyle w:val="TOC3"/>
-            <w:tabs>
-              <w:tab w:val="right" w:leader="dot" w:pos="9016"/>
-            </w:tabs>
-            <w:rPr>
-              <w:noProof/>
-              <w:kern w:val="2"/>
-              <w:sz w:val="24"/>
-              <w:szCs w:val="24"/>
-              <w:lang w:eastAsia="en-IE"/>
-              <w14:ligatures w14:val="standardContextual"/>
-            </w:rPr>
-          </w:pPr>
-          <w:hyperlink w:anchor="_Toc228391814" w:history="1">
-            <w:r>
-              <w:rPr>
-                <w:rStyle w:val="Hyperlink"/>
-                <w:noProof/>
-              </w:rPr>
-              <w:t>Layout</w:t>
-            </w:r>
-            <w:r>
-              <w:rPr>
-                <w:noProof/>
-                <w:webHidden/>
-              </w:rPr>
-              <w:tab/>
-            </w:r>
-            <w:r>
-              <w:rPr>
-                <w:noProof/>
-                <w:webHidden/>
-              </w:rPr>
-              <w:fldChar w:fldCharType="begin"/>
-            </w:r>
-            <w:r>
-              <w:rPr>
-                <w:noProof/>
-                <w:webHidden/>
-              </w:rPr>
-              <w:instrText xml:space="preserve"> PAGEREF _Toc228391814 \h </w:instrText>
-            </w:r>
-            <w:r>
-              <w:rPr>
-                <w:noProof/>
-                <w:webHidden/>
-              </w:rPr>
-            </w:r>
-            <w:r>
-              <w:rPr>
-                <w:noProof/>
-                <w:webHidden/>
-              </w:rPr>
-              <w:fldChar w:fldCharType="separate"/>
-            </w:r>
-            <w:r>
-              <w:rPr>
-                <w:noProof/>
-                <w:webHidden/>
-              </w:rPr>
-              <w:t>36</w:t>
+              <w:t>40</w:t>
             </w:r>
             <w:r>
               <w:rPr>
@@ -3465,13 +3740,13 @@
               <w14:ligatures w14:val="standardContextual"/>
             </w:rPr>
           </w:pPr>
-          <w:hyperlink w:anchor="_Toc228391815" w:history="1">
+          <w:hyperlink w:anchor="_Toc229131392" w:history="1">
             <w:r>
               <w:rPr>
                 <w:rStyle w:val="Hyperlink"/>
                 <w:noProof/>
               </w:rPr>
-              <w:t>Testing</w:t>
+              <w:t>Reflection</w:t>
             </w:r>
             <w:r>
               <w:rPr>
@@ -3492,372 +3767,7 @@
                 <w:noProof/>
                 <w:webHidden/>
               </w:rPr>
-              <w:instrText xml:space="preserve"> PAGEREF _Toc228391815 \h </w:instrText>
-            </w:r>
-            <w:r>
-              <w:rPr>
-                <w:noProof/>
-                <w:webHidden/>
-              </w:rPr>
-            </w:r>
-            <w:r>
-              <w:rPr>
-                <w:noProof/>
-                <w:webHidden/>
-              </w:rPr>
-              <w:fldChar w:fldCharType="separate"/>
-            </w:r>
-            <w:r>
-              <w:rPr>
-                <w:noProof/>
-                <w:webHidden/>
-              </w:rPr>
-              <w:t>37</w:t>
-            </w:r>
-            <w:r>
-              <w:rPr>
-                <w:noProof/>
-                <w:webHidden/>
-              </w:rPr>
-              <w:fldChar w:fldCharType="end"/>
-            </w:r>
-          </w:hyperlink>
-        </w:p>
-        <w:p>
-          <w:pPr>
-            <w:pStyle w:val="TOC3"/>
-            <w:tabs>
-              <w:tab w:val="right" w:leader="dot" w:pos="9016"/>
-            </w:tabs>
-            <w:rPr>
-              <w:noProof/>
-              <w:kern w:val="2"/>
-              <w:sz w:val="24"/>
-              <w:szCs w:val="24"/>
-              <w:lang w:eastAsia="en-IE"/>
-              <w14:ligatures w14:val="standardContextual"/>
-            </w:rPr>
-          </w:pPr>
-          <w:hyperlink w:anchor="_Toc228391816" w:history="1">
-            <w:r>
-              <w:rPr>
-                <w:rStyle w:val="Hyperlink"/>
-                <w:noProof/>
-              </w:rPr>
-              <w:t>Unit Testing</w:t>
-            </w:r>
-            <w:r>
-              <w:rPr>
-                <w:noProof/>
-                <w:webHidden/>
-              </w:rPr>
-              <w:tab/>
-            </w:r>
-            <w:r>
-              <w:rPr>
-                <w:noProof/>
-                <w:webHidden/>
-              </w:rPr>
-              <w:fldChar w:fldCharType="begin"/>
-            </w:r>
-            <w:r>
-              <w:rPr>
-                <w:noProof/>
-                <w:webHidden/>
-              </w:rPr>
-              <w:instrText xml:space="preserve"> PAGEREF _Toc228391816 \h </w:instrText>
-            </w:r>
-            <w:r>
-              <w:rPr>
-                <w:noProof/>
-                <w:webHidden/>
-              </w:rPr>
-            </w:r>
-            <w:r>
-              <w:rPr>
-                <w:noProof/>
-                <w:webHidden/>
-              </w:rPr>
-              <w:fldChar w:fldCharType="separate"/>
-            </w:r>
-            <w:r>
-              <w:rPr>
-                <w:noProof/>
-                <w:webHidden/>
-              </w:rPr>
-              <w:t>38</w:t>
-            </w:r>
-            <w:r>
-              <w:rPr>
-                <w:noProof/>
-                <w:webHidden/>
-              </w:rPr>
-              <w:fldChar w:fldCharType="end"/>
-            </w:r>
-          </w:hyperlink>
-        </w:p>
-        <w:p>
-          <w:pPr>
-            <w:pStyle w:val="TOC3"/>
-            <w:tabs>
-              <w:tab w:val="right" w:leader="dot" w:pos="9016"/>
-            </w:tabs>
-            <w:rPr>
-              <w:noProof/>
-              <w:kern w:val="2"/>
-              <w:sz w:val="24"/>
-              <w:szCs w:val="24"/>
-              <w:lang w:eastAsia="en-IE"/>
-              <w14:ligatures w14:val="standardContextual"/>
-            </w:rPr>
-          </w:pPr>
-          <w:hyperlink w:anchor="_Toc228391817" w:history="1">
-            <w:r>
-              <w:rPr>
-                <w:rStyle w:val="Hyperlink"/>
-                <w:noProof/>
-              </w:rPr>
-              <w:t>Integration Testing</w:t>
-            </w:r>
-            <w:r>
-              <w:rPr>
-                <w:noProof/>
-                <w:webHidden/>
-              </w:rPr>
-              <w:tab/>
-            </w:r>
-            <w:r>
-              <w:rPr>
-                <w:noProof/>
-                <w:webHidden/>
-              </w:rPr>
-              <w:fldChar w:fldCharType="begin"/>
-            </w:r>
-            <w:r>
-              <w:rPr>
-                <w:noProof/>
-                <w:webHidden/>
-              </w:rPr>
-              <w:instrText xml:space="preserve"> PAGEREF _Toc228391817 \h </w:instrText>
-            </w:r>
-            <w:r>
-              <w:rPr>
-                <w:noProof/>
-                <w:webHidden/>
-              </w:rPr>
-            </w:r>
-            <w:r>
-              <w:rPr>
-                <w:noProof/>
-                <w:webHidden/>
-              </w:rPr>
-              <w:fldChar w:fldCharType="separate"/>
-            </w:r>
-            <w:r>
-              <w:rPr>
-                <w:noProof/>
-                <w:webHidden/>
-              </w:rPr>
-              <w:t>38</w:t>
-            </w:r>
-            <w:r>
-              <w:rPr>
-                <w:noProof/>
-                <w:webHidden/>
-              </w:rPr>
-              <w:fldChar w:fldCharType="end"/>
-            </w:r>
-          </w:hyperlink>
-        </w:p>
-        <w:p>
-          <w:pPr>
-            <w:pStyle w:val="TOC3"/>
-            <w:tabs>
-              <w:tab w:val="right" w:leader="dot" w:pos="9016"/>
-            </w:tabs>
-            <w:rPr>
-              <w:noProof/>
-              <w:kern w:val="2"/>
-              <w:sz w:val="24"/>
-              <w:szCs w:val="24"/>
-              <w:lang w:eastAsia="en-IE"/>
-              <w14:ligatures w14:val="standardContextual"/>
-            </w:rPr>
-          </w:pPr>
-          <w:hyperlink w:anchor="_Toc228391818" w:history="1">
-            <w:r>
-              <w:rPr>
-                <w:rStyle w:val="Hyperlink"/>
-                <w:noProof/>
-              </w:rPr>
-              <w:t>System Testing</w:t>
-            </w:r>
-            <w:r>
-              <w:rPr>
-                <w:noProof/>
-                <w:webHidden/>
-              </w:rPr>
-              <w:tab/>
-            </w:r>
-            <w:r>
-              <w:rPr>
-                <w:noProof/>
-                <w:webHidden/>
-              </w:rPr>
-              <w:fldChar w:fldCharType="begin"/>
-            </w:r>
-            <w:r>
-              <w:rPr>
-                <w:noProof/>
-                <w:webHidden/>
-              </w:rPr>
-              <w:instrText xml:space="preserve"> PAGEREF _Toc228391818 \h </w:instrText>
-            </w:r>
-            <w:r>
-              <w:rPr>
-                <w:noProof/>
-                <w:webHidden/>
-              </w:rPr>
-            </w:r>
-            <w:r>
-              <w:rPr>
-                <w:noProof/>
-                <w:webHidden/>
-              </w:rPr>
-              <w:fldChar w:fldCharType="separate"/>
-            </w:r>
-            <w:r>
-              <w:rPr>
-                <w:noProof/>
-                <w:webHidden/>
-              </w:rPr>
-              <w:t>39</w:t>
-            </w:r>
-            <w:r>
-              <w:rPr>
-                <w:noProof/>
-                <w:webHidden/>
-              </w:rPr>
-              <w:fldChar w:fldCharType="end"/>
-            </w:r>
-          </w:hyperlink>
-        </w:p>
-        <w:p>
-          <w:pPr>
-            <w:pStyle w:val="TOC3"/>
-            <w:tabs>
-              <w:tab w:val="right" w:leader="dot" w:pos="9016"/>
-            </w:tabs>
-            <w:rPr>
-              <w:noProof/>
-              <w:kern w:val="2"/>
-              <w:sz w:val="24"/>
-              <w:szCs w:val="24"/>
-              <w:lang w:eastAsia="en-IE"/>
-              <w14:ligatures w14:val="standardContextual"/>
-            </w:rPr>
-          </w:pPr>
-          <w:hyperlink w:anchor="_Toc228391819" w:history="1">
-            <w:r>
-              <w:rPr>
-                <w:rStyle w:val="Hyperlink"/>
-                <w:noProof/>
-              </w:rPr>
-              <w:t>Security Testing</w:t>
-            </w:r>
-            <w:r>
-              <w:rPr>
-                <w:noProof/>
-                <w:webHidden/>
-              </w:rPr>
-              <w:tab/>
-            </w:r>
-            <w:r>
-              <w:rPr>
-                <w:noProof/>
-                <w:webHidden/>
-              </w:rPr>
-              <w:fldChar w:fldCharType="begin"/>
-            </w:r>
-            <w:r>
-              <w:rPr>
-                <w:noProof/>
-                <w:webHidden/>
-              </w:rPr>
-              <w:instrText xml:space="preserve"> PAGEREF _Toc228391819 \h </w:instrText>
-            </w:r>
-            <w:r>
-              <w:rPr>
-                <w:noProof/>
-                <w:webHidden/>
-              </w:rPr>
-            </w:r>
-            <w:r>
-              <w:rPr>
-                <w:noProof/>
-                <w:webHidden/>
-              </w:rPr>
-              <w:fldChar w:fldCharType="separate"/>
-            </w:r>
-            <w:r>
-              <w:rPr>
-                <w:noProof/>
-                <w:webHidden/>
-              </w:rPr>
-              <w:t>39</w:t>
-            </w:r>
-            <w:r>
-              <w:rPr>
-                <w:noProof/>
-                <w:webHidden/>
-              </w:rPr>
-              <w:fldChar w:fldCharType="end"/>
-            </w:r>
-          </w:hyperlink>
-        </w:p>
-        <w:p>
-          <w:pPr>
-            <w:pStyle w:val="TOC3"/>
-            <w:tabs>
-              <w:tab w:val="right" w:leader="dot" w:pos="9016"/>
-            </w:tabs>
-            <w:rPr>
-              <w:noProof/>
-              <w:kern w:val="2"/>
-              <w:sz w:val="24"/>
-              <w:szCs w:val="24"/>
-              <w:lang w:eastAsia="en-IE"/>
-              <w14:ligatures w14:val="standardContextual"/>
-            </w:rPr>
-          </w:pPr>
-          <w:hyperlink w:anchor="_Toc228391820" w:history="1">
-            <w:r>
-              <w:rPr>
-                <w:rStyle w:val="Hyperlink"/>
-                <w:noProof/>
-              </w:rPr>
-              <w:t>Acceptance Testing</w:t>
-            </w:r>
-            <w:r>
-              <w:rPr>
-                <w:noProof/>
-                <w:webHidden/>
-              </w:rPr>
-              <w:tab/>
-            </w:r>
-            <w:r>
-              <w:rPr>
-                <w:noProof/>
-                <w:webHidden/>
-              </w:rPr>
-              <w:fldChar w:fldCharType="begin"/>
-            </w:r>
-            <w:r>
-              <w:rPr>
-                <w:noProof/>
-                <w:webHidden/>
-              </w:rPr>
-              <w:instrText xml:space="preserve"> PAGEREF _Toc228391820 \h </w:instrText>
+              <w:instrText xml:space="preserve"> PAGEREF _Toc229131392 \h </w:instrText>
             </w:r>
             <w:r>
               <w:rPr>
@@ -3903,13 +3813,13 @@
               <w14:ligatures w14:val="standardContextual"/>
             </w:rPr>
           </w:pPr>
-          <w:hyperlink w:anchor="_Toc228391821" w:history="1">
+          <w:hyperlink w:anchor="_Toc229131393" w:history="1">
             <w:r>
               <w:rPr>
                 <w:rStyle w:val="Hyperlink"/>
                 <w:noProof/>
               </w:rPr>
-              <w:t>Future Work / Limitations</w:t>
+              <w:t>Conclusion</w:t>
             </w:r>
             <w:r>
               <w:rPr>
@@ -3930,7 +3840,7 @@
                 <w:noProof/>
                 <w:webHidden/>
               </w:rPr>
-              <w:instrText xml:space="preserve"> PAGEREF _Toc228391821 \h </w:instrText>
+              <w:instrText xml:space="preserve"> PAGEREF _Toc229131393 \h </w:instrText>
             </w:r>
             <w:r>
               <w:rPr>
@@ -3976,13 +3886,13 @@
               <w14:ligatures w14:val="standardContextual"/>
             </w:rPr>
           </w:pPr>
-          <w:hyperlink w:anchor="_Toc228391822" w:history="1">
+          <w:hyperlink w:anchor="_Toc229131394" w:history="1">
             <w:r>
               <w:rPr>
                 <w:rStyle w:val="Hyperlink"/>
                 <w:noProof/>
               </w:rPr>
-              <w:t>Reflection</w:t>
+              <w:t>Declaration of Use of AI</w:t>
             </w:r>
             <w:r>
               <w:rPr>
@@ -4003,7 +3913,7 @@
                 <w:noProof/>
                 <w:webHidden/>
               </w:rPr>
-              <w:instrText xml:space="preserve"> PAGEREF _Toc228391822 \h </w:instrText>
+              <w:instrText xml:space="preserve"> PAGEREF _Toc229131394 \h </w:instrText>
             </w:r>
             <w:r>
               <w:rPr>
@@ -4023,7 +3933,7 @@
                 <w:noProof/>
                 <w:webHidden/>
               </w:rPr>
-              <w:t>40</w:t>
+              <w:t>41</w:t>
             </w:r>
             <w:r>
               <w:rPr>
@@ -4049,13 +3959,13 @@
               <w14:ligatures w14:val="standardContextual"/>
             </w:rPr>
           </w:pPr>
-          <w:hyperlink w:anchor="_Toc228391823" w:history="1">
+          <w:hyperlink w:anchor="_Toc229131395" w:history="1">
             <w:r>
               <w:rPr>
                 <w:rStyle w:val="Hyperlink"/>
                 <w:noProof/>
               </w:rPr>
-              <w:t>Conclusion</w:t>
+              <w:t>References</w:t>
             </w:r>
             <w:r>
               <w:rPr>
@@ -4076,80 +3986,7 @@
                 <w:noProof/>
                 <w:webHidden/>
               </w:rPr>
-              <w:instrText xml:space="preserve"> PAGEREF _Toc228391823 \h </w:instrText>
-            </w:r>
-            <w:r>
-              <w:rPr>
-                <w:noProof/>
-                <w:webHidden/>
-              </w:rPr>
-            </w:r>
-            <w:r>
-              <w:rPr>
-                <w:noProof/>
-                <w:webHidden/>
-              </w:rPr>
-              <w:fldChar w:fldCharType="separate"/>
-            </w:r>
-            <w:r>
-              <w:rPr>
-                <w:noProof/>
-                <w:webHidden/>
-              </w:rPr>
-              <w:t>41</w:t>
-            </w:r>
-            <w:r>
-              <w:rPr>
-                <w:noProof/>
-                <w:webHidden/>
-              </w:rPr>
-              <w:fldChar w:fldCharType="end"/>
-            </w:r>
-          </w:hyperlink>
-        </w:p>
-        <w:p>
-          <w:pPr>
-            <w:pStyle w:val="TOC2"/>
-            <w:tabs>
-              <w:tab w:val="right" w:leader="dot" w:pos="9016"/>
-            </w:tabs>
-            <w:rPr>
-              <w:noProof/>
-              <w:kern w:val="2"/>
-              <w:sz w:val="24"/>
-              <w:szCs w:val="24"/>
-              <w:lang w:eastAsia="en-IE"/>
-              <w14:ligatures w14:val="standardContextual"/>
-            </w:rPr>
-          </w:pPr>
-          <w:hyperlink w:anchor="_Toc228391824" w:history="1">
-            <w:r>
-              <w:rPr>
-                <w:rStyle w:val="Hyperlink"/>
-                <w:noProof/>
-              </w:rPr>
-              <w:t>References</w:t>
-            </w:r>
-            <w:r>
-              <w:rPr>
-                <w:noProof/>
-                <w:webHidden/>
-              </w:rPr>
-              <w:tab/>
-            </w:r>
-            <w:r>
-              <w:rPr>
-                <w:noProof/>
-                <w:webHidden/>
-              </w:rPr>
-              <w:fldChar w:fldCharType="begin"/>
-            </w:r>
-            <w:r>
-              <w:rPr>
-                <w:noProof/>
-                <w:webHidden/>
-              </w:rPr>
-              <w:instrText xml:space="preserve"> PAGEREF _Toc228391824 \h </w:instrText>
+              <w:instrText xml:space="preserve"> PAGEREF _Toc229131395 \h </w:instrText>
             </w:r>
             <w:r>
               <w:rPr>
@@ -4203,7 +4040,7 @@
         <w:pStyle w:val="Heading1"/>
       </w:pPr>
       <w:bookmarkStart w:id="0" w:name="_Toc218196610"/>
-      <w:bookmarkStart w:id="1" w:name="_Toc228391770"/>
+      <w:bookmarkStart w:id="1" w:name="_Toc229131343"/>
       <w:r>
         <w:lastRenderedPageBreak/>
         <w:t>Part 1 – Project Specification</w:t>
@@ -4215,7 +4052,7 @@
       <w:pPr>
         <w:pStyle w:val="Heading2"/>
       </w:pPr>
-      <w:bookmarkStart w:id="2" w:name="_Toc228391771"/>
+      <w:bookmarkStart w:id="2" w:name="_Toc229131344"/>
       <w:r>
         <w:t>Introduction</w:t>
       </w:r>
@@ -4225,213 +4062,137 @@
     <w:p>
       <w:pPr>
         <w:rPr>
-          <w:sz w:val="24"/>
-          <w:szCs w:val="24"/>
-          <w:lang w:val="en-GB"/>
-        </w:rPr>
-      </w:pPr>
-      <w:r>
-        <w:rPr>
-          <w:sz w:val="24"/>
-          <w:szCs w:val="24"/>
-          <w:lang w:val="en-GB"/>
-        </w:rPr>
-        <w:t xml:space="preserve">The automotive industry is moving towards digital key systems that allow smartphones to replace traditional physical keys. Standards such as the Car Connectivity Consortium (CCC) Digital Key specification </w:t>
-      </w:r>
-      <w:r>
-        <w:rPr>
-          <w:sz w:val="24"/>
-          <w:szCs w:val="24"/>
-        </w:rPr>
-        <w:t>(Car Connectivity Consortium, 2026)</w:t>
-      </w:r>
-      <w:r>
-        <w:rPr>
-          <w:sz w:val="24"/>
-          <w:szCs w:val="24"/>
-        </w:rPr>
-        <w:t xml:space="preserve"> </w:t>
-      </w:r>
-      <w:r>
-        <w:rPr>
-          <w:sz w:val="24"/>
-          <w:szCs w:val="24"/>
-          <w:lang w:val="en-GB"/>
-        </w:rPr>
-        <w:t xml:space="preserve">cover the hardware level side of this, defining how phones, vehicles and key management servers interact across major vehicle manufacturers. </w:t>
-      </w:r>
-      <w:r>
-        <w:rPr>
-          <w:sz w:val="24"/>
-          <w:szCs w:val="24"/>
-          <w:lang w:val="en-GB"/>
-        </w:rPr>
-        <w:t xml:space="preserve">Recent work has demonstrated practical man in the middle attacks against production smartphone based digital key systems, including a successful BLE attack on the Tesla Model 3 Phone Key </w:t>
-      </w:r>
-      <w:r>
-        <w:rPr>
-          <w:sz w:val="24"/>
-          <w:szCs w:val="24"/>
-          <w:lang w:val="en-GB"/>
-        </w:rPr>
-        <w:t>(Xie et al., 2023)</w:t>
-      </w:r>
-      <w:r>
-        <w:rPr>
-          <w:sz w:val="24"/>
-          <w:szCs w:val="24"/>
-          <w:lang w:val="en-GB"/>
-        </w:rPr>
-        <w:t>, showing the threat for these systems is real world.</w:t>
-      </w:r>
-      <w:r>
-        <w:rPr>
-          <w:sz w:val="24"/>
-          <w:szCs w:val="24"/>
-          <w:lang w:val="en-GB"/>
-        </w:rPr>
-        <w:t xml:space="preserve">However, fleet and rental operators have additional challenges on top of this. They need to assign, revoke, and monitor keys remotely across many vehicles, often without being able to rely on specialised hardware on the user’s device. This project explores how a software prototype can address that issue while still applying the security techniques that production digital key systems rely on. </w:t>
-      </w:r>
-    </w:p>
-    <w:p>
-      <w:pPr>
-        <w:rPr>
-          <w:rFonts w:eastAsia="Times New Roman" w:cs="Helvetica"/>
-          <w:color w:val="333333"/>
-          <w:sz w:val="24"/>
-          <w:szCs w:val="24"/>
-          <w:lang w:eastAsia="en-IE"/>
-        </w:rPr>
-      </w:pPr>
-      <w:r>
-        <w:rPr>
-          <w:rFonts w:eastAsia="Times New Roman" w:cs="Helvetica"/>
-          <w:color w:val="333333"/>
-          <w:sz w:val="24"/>
-          <w:szCs w:val="24"/>
-          <w:lang w:eastAsia="en-IE"/>
-        </w:rPr>
-        <w:t>Th</w:t>
-      </w:r>
-      <w:r>
+          <w:lang w:val="en-GB"/>
+        </w:rPr>
+      </w:pPr>
+      <w:r>
+        <w:rPr>
+          <w:lang w:val="en-GB"/>
+        </w:rPr>
+        <w:t xml:space="preserve">Automotive companies are working toward a fully digital key system allowing users to utilize their smart phones instead of physical keys. Industry standards at the hardware level have been developed by organizations such as the CCC which defines how phones, vehicles, and key management servers communicate with each other through all major automobile manufacturers. Recently, there has been demonstrations of Man in the Middle type attacks against production smartphone based digital key systems. An example is Xie et al.'s recent demonstration of a successful BLE attack on the Tesla model 3 phone key (Xie et al., 2023). The threats from production digital key systems are thus also real world. However, fleet and rental operators have an added layer of complexity over the standard use case described above. They must be able to provide remote assignment, revocation and monitoring of keys across multiple vehicles. They cannot assume they will always have specialized hardware on the user's device to perform these tasks. Thus, this project will explore the potential for a software prototype that meets these requirements while implementing similar security measures that production digital key systems require. </w:t>
+      </w:r>
+    </w:p>
+    <w:p>
+      <w:pPr>
         <w:rPr>
           <w:rFonts w:eastAsia="Times New Roman" w:cs="Helvetica"/>
           <w:color w:val="333333"/>
           <w:lang w:eastAsia="en-IE"/>
         </w:rPr>
-        <w:t>e</w:t>
-      </w:r>
-      <w:r>
-        <w:rPr>
-          <w:rFonts w:eastAsia="Times New Roman" w:cs="Helvetica"/>
-          <w:color w:val="333333"/>
-          <w:sz w:val="24"/>
-          <w:szCs w:val="24"/>
-          <w:lang w:eastAsia="en-IE"/>
-        </w:rPr>
-        <w:t xml:space="preserve"> project aims to design and implement a secure smartphone-based digital car key system, with a focus on car rental and car fleet management. The aim of the system is to replace traditional physical keys with securely provisioned digital keys. This will improve user convenience and reduce the administrative overhead and the security risks associated with handling physical keys. This is inspired by the shift in the car industry towards keyless vehicle access, and the growth of contactless, app-based car rental services.</w:t>
-      </w:r>
-    </w:p>
-    <w:p>
-      <w:pPr>
-        <w:rPr>
-          <w:rFonts w:eastAsia="Times New Roman" w:cs="Helvetica"/>
-          <w:color w:val="333333"/>
-          <w:sz w:val="24"/>
-          <w:szCs w:val="24"/>
-          <w:lang w:eastAsia="en-IE"/>
-        </w:rPr>
-      </w:pPr>
-      <w:r>
-        <w:rPr>
-          <w:rFonts w:eastAsia="Times New Roman" w:cs="Helvetica"/>
-          <w:color w:val="333333"/>
-          <w:sz w:val="24"/>
-          <w:szCs w:val="24"/>
-          <w:lang w:eastAsia="en-IE"/>
-        </w:rPr>
-        <w:t>The proposed prototype consists of a mobile Car Key App, a Vehicle Access Control Unit (VACU) running on a PC with Python, a cloud based management platform with an application for fleet managers, and a CAN interface using Vector CANoe. The Car Key App authenticates the user using biometric or PIN verification and initiates a secure unlock request. This request is transmitted via Bluetooth Low Energy (BLE) to the VACU, which performs access validation and cybersecurity checks like a vehicle lock ECU.</w:t>
-      </w:r>
-    </w:p>
-    <w:p>
-      <w:pPr>
-        <w:rPr>
-          <w:rFonts w:eastAsia="Times New Roman" w:cs="Helvetica"/>
-          <w:color w:val="333333"/>
-          <w:sz w:val="24"/>
-          <w:szCs w:val="24"/>
-          <w:lang w:eastAsia="en-IE"/>
-        </w:rPr>
-      </w:pPr>
-      <w:r>
-        <w:rPr>
-          <w:rFonts w:eastAsia="Times New Roman" w:cs="Helvetica"/>
-          <w:color w:val="333333"/>
-          <w:sz w:val="24"/>
-          <w:szCs w:val="24"/>
-          <w:lang w:eastAsia="en-IE"/>
-        </w:rPr>
-        <w:t xml:space="preserve">When the VACU receives a lock/unlock request, it </w:t>
-      </w:r>
-      <w:r>
-        <w:rPr>
-          <w:rFonts w:eastAsia="Times New Roman" w:cs="Helvetica"/>
-          <w:color w:val="333333"/>
-          <w:sz w:val="24"/>
-          <w:szCs w:val="24"/>
-          <w:lang w:eastAsia="en-IE"/>
-        </w:rPr>
-        <w:t>verifies the command’s signature against the user’s registered public key from the cloud database</w:t>
-      </w:r>
-      <w:r>
-        <w:rPr>
-          <w:rFonts w:eastAsia="Times New Roman" w:cs="Helvetica"/>
-          <w:color w:val="333333"/>
-          <w:sz w:val="24"/>
-          <w:szCs w:val="24"/>
-          <w:lang w:eastAsia="en-IE"/>
-        </w:rPr>
-        <w:t xml:space="preserve"> and uses cybersecurity techniques such as checking the timestamp and cryptographic nonce. When access is approved, the VACU forwards the request to CANoe through a COM interface, which generates and transmits a real Controller Area Network (CAN) message to a Jaguar Land Rover vehicle testing rig. This message is used to wake the rig and simulate vehicle access behaviour, such as door lock and unlock events, showing interaction with real vehicle equipment.</w:t>
-      </w:r>
-    </w:p>
-    <w:p>
-      <w:pPr>
-        <w:rPr>
-          <w:rFonts w:eastAsia="Times New Roman" w:cs="Helvetica"/>
-          <w:color w:val="333333"/>
-          <w:sz w:val="24"/>
-          <w:szCs w:val="24"/>
-          <w:lang w:eastAsia="en-IE"/>
-        </w:rPr>
-      </w:pPr>
-      <w:r>
-        <w:rPr>
-          <w:rFonts w:eastAsia="Times New Roman" w:cs="Helvetica"/>
-          <w:color w:val="333333"/>
-          <w:sz w:val="24"/>
-          <w:szCs w:val="24"/>
-          <w:lang w:eastAsia="en-IE"/>
-        </w:rPr>
-        <w:lastRenderedPageBreak/>
-        <w:t>The cloud backend provides fleet management functionality through a Manager App. This includes secure user authentication, digital key provisioning and revocation, temporary guest access management, and event logging. Fleet managers can remotely assign vehicles, monitor access activity, and revoke digital keys, allowing them to manage their fleet through a single app.</w:t>
-      </w:r>
-    </w:p>
-    <w:p>
-      <w:pPr>
+      </w:pPr>
+      <w:r>
+        <w:rPr>
+          <w:lang w:val="en-GB"/>
+        </w:rPr>
+        <w:t>The objective of this project is to develop and test a secure smartphone-based digital car key system designed specifically for car rental and car fleet management. The purpose of the system will be to provide users with securely assigned digital keys replacing physically issued keys. The goal is to increase customer convenience, decrease administrative costs, and minimize security risks related to the loss or theft of physical keys. This project was motivated by the trend toward keyless vehicle access by the automotive industry and the emergence of contactless, app-based car rental services.</w:t>
+      </w:r>
+      <w:r>
         <w:rPr>
           <w:rFonts w:eastAsia="Times New Roman" w:cs="Helvetica"/>
           <w:color w:val="333333"/>
           <w:lang w:eastAsia="en-IE"/>
         </w:rPr>
-      </w:pPr>
+        <w:t>Th</w:t>
+      </w:r>
       <w:r>
         <w:rPr>
           <w:rFonts w:eastAsia="Times New Roman" w:cs="Helvetica"/>
           <w:color w:val="333333"/>
-          <w:sz w:val="24"/>
-          <w:szCs w:val="24"/>
           <w:lang w:eastAsia="en-IE"/>
         </w:rPr>
+        <w:t>e</w:t>
+      </w:r>
+      <w:r>
+        <w:rPr>
+          <w:rFonts w:eastAsia="Times New Roman" w:cs="Helvetica"/>
+          <w:color w:val="333333"/>
+          <w:lang w:eastAsia="en-IE"/>
+        </w:rPr>
+        <w:t xml:space="preserve"> project aims to design and implement a secure smartphone-based digital car key system, with a focus on car rental and car fleet management. The aim of the system is to replace traditional physical keys with securely provisioned digital keys. This will improve user convenience and reduce the administrative overhead and the security risks associated with handling physical keys. This is inspired by the shift in the car industry towards keyless vehicle access, and the growth of contactless, app-based car rental services.</w:t>
+      </w:r>
+    </w:p>
+    <w:p>
+      <w:pPr>
+        <w:rPr>
+          <w:rFonts w:eastAsia="Times New Roman" w:cs="Helvetica"/>
+          <w:color w:val="333333"/>
+          <w:lang w:eastAsia="en-IE"/>
+        </w:rPr>
+      </w:pPr>
+      <w:r>
+        <w:rPr>
+          <w:rFonts w:eastAsia="Times New Roman" w:cs="Helvetica"/>
+          <w:color w:val="333333"/>
+          <w:lang w:eastAsia="en-IE"/>
+        </w:rPr>
+        <w:t>The proposed prototype consists of a mobile Car Key App, a Vehicle Access Control Unit (VACU) running on a PC with Python, a cloud based management platform with an application for fleet managers, and a CAN interface using Vector CANoe. The Car Key App authenticates the user using biometric or PIN verification and initiates a secure unlock request. This request is transmitted via Bluetooth Low Energy (BLE) to the VACU, which performs access validation and cybersecurity checks like a vehicle lock ECU.</w:t>
+      </w:r>
+    </w:p>
+    <w:p>
+      <w:pPr>
+        <w:rPr>
+          <w:rFonts w:eastAsia="Times New Roman" w:cs="Helvetica"/>
+          <w:color w:val="333333"/>
+          <w:lang w:eastAsia="en-IE"/>
+        </w:rPr>
+      </w:pPr>
+      <w:r>
+        <w:rPr>
+          <w:rFonts w:eastAsia="Times New Roman" w:cs="Helvetica"/>
+          <w:color w:val="333333"/>
+          <w:lang w:eastAsia="en-IE"/>
+        </w:rPr>
+        <w:t xml:space="preserve">When the VACU receives a lock/unlock request, it </w:t>
+      </w:r>
+      <w:r>
+        <w:rPr>
+          <w:rFonts w:eastAsia="Times New Roman" w:cs="Helvetica"/>
+          <w:color w:val="333333"/>
+          <w:lang w:eastAsia="en-IE"/>
+        </w:rPr>
+        <w:t>verifies the command’s signature against the user’s registered public key from the cloud database</w:t>
+      </w:r>
+      <w:r>
+        <w:rPr>
+          <w:rFonts w:eastAsia="Times New Roman" w:cs="Helvetica"/>
+          <w:color w:val="333333"/>
+          <w:lang w:eastAsia="en-IE"/>
+        </w:rPr>
+        <w:t xml:space="preserve"> and uses cybersecurity techniques such as checking the timestamp and cryptographic nonce. When access is approved, the VACU forwards the request to CANoe through a COM interface, which generates and transmits a real Controller Area Network (CAN) message to a Jaguar Land Rover vehicle testing rig. This message is used to wake the rig and simulate vehicle access behaviour, such as door lock and unlock events, showing interaction with real vehicle equipment.</w:t>
+      </w:r>
+    </w:p>
+    <w:p>
+      <w:pPr>
+        <w:rPr>
+          <w:rFonts w:eastAsia="Times New Roman" w:cs="Helvetica"/>
+          <w:color w:val="333333"/>
+          <w:lang w:eastAsia="en-IE"/>
+        </w:rPr>
+      </w:pPr>
+      <w:r>
+        <w:rPr>
+          <w:rFonts w:eastAsia="Times New Roman" w:cs="Helvetica"/>
+          <w:color w:val="333333"/>
+          <w:lang w:eastAsia="en-IE"/>
+        </w:rPr>
+        <w:t>The cloud backend provides fleet management functionality through a Manager App. This includes secure user authentication, digital key provisioning and revocation, temporary guest access management, and event logging. Fleet managers can remotely assign vehicles, monitor access activity, and revoke digital keys, allowing them to manage their fleet through a single app.</w:t>
+      </w:r>
+    </w:p>
+    <w:p>
+      <w:pPr>
+        <w:rPr>
+          <w:rFonts w:eastAsia="Times New Roman" w:cs="Helvetica"/>
+          <w:color w:val="333333"/>
+          <w:lang w:eastAsia="en-IE"/>
+        </w:rPr>
+      </w:pPr>
+      <w:r>
+        <w:rPr>
+          <w:rFonts w:eastAsia="Times New Roman" w:cs="Helvetica"/>
+          <w:color w:val="333333"/>
+          <w:lang w:eastAsia="en-IE"/>
+        </w:rPr>
+        <w:lastRenderedPageBreak/>
         <w:t>A comprehensive threat model will be developed to analyse potential cybersecurity risks in the system, such as replay attacks, relay attacks, and device compromise. These threats will be evaluated through controlled testing, and techniques to protect against these demonstrated such as authentication, nonces, timestamps, and secure communication channels between the system components. This will evaluate the security, practicality, and realism of a digital car key system from a cybersecurity point of view.</w:t>
       </w:r>
     </w:p>
@@ -4443,7 +4204,7 @@
         </w:rPr>
       </w:pPr>
       <w:bookmarkStart w:id="3" w:name="_Toc218196611"/>
-      <w:bookmarkStart w:id="4" w:name="_Toc228391772"/>
+      <w:bookmarkStart w:id="4" w:name="_Toc229131345"/>
       <w:r>
         <w:rPr>
           <w:lang w:val="en-GB"/>
@@ -4612,10 +4373,7 @@
         <w:t xml:space="preserve"> via Bluetooth Low Energy (BLE)</w:t>
       </w:r>
       <w:r>
-        <w:t xml:space="preserve"> </w:t>
-      </w:r>
-      <w:r>
-        <w:t>. (</w:t>
+        <w:t xml:space="preserve"> . (</w:t>
       </w:r>
       <w:r>
         <w:t>Bluetooth</w:t>
@@ -4769,12 +4527,11 @@
         </w:rPr>
       </w:pPr>
       <w:bookmarkStart w:id="5" w:name="_Toc218196612"/>
-      <w:bookmarkStart w:id="6" w:name="_Toc228391773"/>
-      <w:r>
-        <w:rPr>
-          <w:lang w:val="en-GB"/>
-        </w:rPr>
-        <w:lastRenderedPageBreak/>
+      <w:bookmarkStart w:id="6" w:name="_Toc229131346"/>
+      <w:r>
+        <w:rPr>
+          <w:lang w:val="en-GB"/>
+        </w:rPr>
         <w:t>Assumptions</w:t>
       </w:r>
       <w:bookmarkEnd w:id="5"/>
@@ -4851,6 +4608,7 @@
         <w:jc w:val="both"/>
       </w:pPr>
       <w:r>
+        <w:lastRenderedPageBreak/>
         <w:t xml:space="preserve">The </w:t>
       </w:r>
       <w:r>
@@ -5022,7 +4780,7 @@
         </w:rPr>
       </w:pPr>
       <w:bookmarkStart w:id="7" w:name="_Toc218196613"/>
-      <w:bookmarkStart w:id="8" w:name="_Toc228391774"/>
+      <w:bookmarkStart w:id="8" w:name="_Toc229131347"/>
       <w:r>
         <w:rPr>
           <w:lang w:val="en-GB"/>
@@ -5041,7 +4799,7 @@
         </w:rPr>
       </w:pPr>
       <w:bookmarkStart w:id="9" w:name="_Toc218196614"/>
-      <w:bookmarkStart w:id="10" w:name="_Toc228391775"/>
+      <w:bookmarkStart w:id="10" w:name="_Toc229131348"/>
       <w:r>
         <w:rPr>
           <w:lang w:val="en-GB"/>
@@ -5066,6 +4824,7 @@
       </w:pPr>
       <w:r>
         <w:rPr>
+          <w:noProof/>
           <w:lang w:val="en-GB"/>
         </w:rPr>
         <w:drawing>
@@ -5116,12 +4875,13 @@
     <w:p>
       <w:pPr>
         <w:pStyle w:val="Heading3"/>
+        <w:ind w:left="360"/>
         <w:rPr>
           <w:lang w:val="en-GB"/>
         </w:rPr>
       </w:pPr>
       <w:bookmarkStart w:id="11" w:name="_Toc218196615"/>
-      <w:bookmarkStart w:id="12" w:name="_Toc228391776"/>
+      <w:bookmarkStart w:id="12" w:name="_Toc229131349"/>
       <w:r>
         <w:rPr>
           <w:lang w:val="en-GB"/>
@@ -5133,6 +4893,7 @@
     </w:p>
     <w:p>
       <w:pPr>
+        <w:ind w:left="360"/>
         <w:rPr>
           <w:lang w:val="en-GB"/>
         </w:rPr>
@@ -5145,6 +4906,7 @@
           <w:ilvl w:val="0"/>
           <w:numId w:val="4"/>
         </w:numPr>
+        <w:ind w:left="720"/>
         <w:rPr>
           <w:b/>
           <w:bCs/>
@@ -5165,7 +4927,6 @@
     <w:p>
       <w:pPr>
         <w:pStyle w:val="ListParagraph"/>
-        <w:ind w:left="360"/>
         <w:rPr>
           <w:b/>
           <w:bCs/>
@@ -5181,6 +4942,7 @@
           <w:numId w:val="4"/>
         </w:numPr>
         <w:spacing w:line="252" w:lineRule="auto"/>
+        <w:ind w:left="1152"/>
         <w:jc w:val="both"/>
         <w:rPr>
           <w:b/>
@@ -5205,6 +4967,7 @@
           <w:numId w:val="4"/>
         </w:numPr>
         <w:spacing w:line="252" w:lineRule="auto"/>
+        <w:ind w:left="1584"/>
         <w:jc w:val="both"/>
         <w:rPr>
           <w:lang w:val="en-GB"/>
@@ -5225,6 +4988,7 @@
           <w:numId w:val="4"/>
         </w:numPr>
         <w:spacing w:line="252" w:lineRule="auto"/>
+        <w:ind w:left="1584"/>
         <w:jc w:val="both"/>
         <w:rPr>
           <w:lang w:val="en-GB"/>
@@ -5245,6 +5009,7 @@
           <w:numId w:val="4"/>
         </w:numPr>
         <w:spacing w:line="252" w:lineRule="auto"/>
+        <w:ind w:left="1584"/>
         <w:jc w:val="both"/>
         <w:rPr>
           <w:lang w:val="en-GB"/>
@@ -5260,7 +5025,7 @@
     <w:p>
       <w:pPr>
         <w:pStyle w:val="ListParagraph"/>
-        <w:ind w:left="1224"/>
+        <w:ind w:left="1584"/>
         <w:rPr>
           <w:lang w:val="en-GB"/>
         </w:rPr>
@@ -5274,6 +5039,7 @@
           <w:numId w:val="4"/>
         </w:numPr>
         <w:spacing w:line="252" w:lineRule="auto"/>
+        <w:ind w:left="1152"/>
         <w:jc w:val="both"/>
         <w:rPr>
           <w:b/>
@@ -5298,6 +5064,7 @@
           <w:numId w:val="5"/>
         </w:numPr>
         <w:spacing w:line="252" w:lineRule="auto"/>
+        <w:ind w:left="1800"/>
         <w:jc w:val="both"/>
         <w:rPr>
           <w:lang w:val="en-GB"/>
@@ -5319,6 +5086,7 @@
           <w:numId w:val="5"/>
         </w:numPr>
         <w:spacing w:line="252" w:lineRule="auto"/>
+        <w:ind w:left="1800"/>
         <w:jc w:val="both"/>
         <w:rPr>
           <w:lang w:val="en-GB"/>
@@ -5339,6 +5107,7 @@
           <w:numId w:val="5"/>
         </w:numPr>
         <w:spacing w:line="252" w:lineRule="auto"/>
+        <w:ind w:left="1800"/>
         <w:jc w:val="both"/>
         <w:rPr>
           <w:lang w:val="en-GB"/>
@@ -5354,7 +5123,7 @@
     <w:p>
       <w:pPr>
         <w:pStyle w:val="ListParagraph"/>
-        <w:ind w:left="1440"/>
+        <w:ind w:left="1800"/>
         <w:rPr>
           <w:lang w:val="en-GB"/>
         </w:rPr>
@@ -5368,6 +5137,7 @@
           <w:numId w:val="4"/>
         </w:numPr>
         <w:spacing w:line="252" w:lineRule="auto"/>
+        <w:ind w:left="1152"/>
         <w:jc w:val="both"/>
         <w:rPr>
           <w:b/>
@@ -5392,6 +5162,7 @@
           <w:numId w:val="4"/>
         </w:numPr>
         <w:spacing w:line="252" w:lineRule="auto"/>
+        <w:ind w:left="1584"/>
         <w:jc w:val="both"/>
         <w:rPr>
           <w:lang w:val="en-GB"/>
@@ -5412,6 +5183,7 @@
           <w:numId w:val="4"/>
         </w:numPr>
         <w:spacing w:line="252" w:lineRule="auto"/>
+        <w:ind w:left="1584"/>
         <w:jc w:val="both"/>
         <w:rPr>
           <w:lang w:val="en-GB"/>
@@ -5432,6 +5204,7 @@
           <w:numId w:val="4"/>
         </w:numPr>
         <w:spacing w:line="252" w:lineRule="auto"/>
+        <w:ind w:left="1584"/>
         <w:jc w:val="both"/>
         <w:rPr>
           <w:lang w:val="en-GB"/>
@@ -5447,7 +5220,7 @@
     <w:p>
       <w:pPr>
         <w:pStyle w:val="ListParagraph"/>
-        <w:ind w:left="792"/>
+        <w:ind w:left="1152"/>
         <w:rPr>
           <w:lang w:val="en-GB"/>
         </w:rPr>
@@ -5461,6 +5234,7 @@
           <w:numId w:val="4"/>
         </w:numPr>
         <w:spacing w:line="252" w:lineRule="auto"/>
+        <w:ind w:left="1152"/>
         <w:jc w:val="both"/>
         <w:rPr>
           <w:b/>
@@ -5485,6 +5259,7 @@
           <w:numId w:val="6"/>
         </w:numPr>
         <w:spacing w:line="252" w:lineRule="auto"/>
+        <w:ind w:left="1800"/>
         <w:jc w:val="both"/>
         <w:rPr>
           <w:b/>
@@ -5513,6 +5288,7 @@
           <w:numId w:val="6"/>
         </w:numPr>
         <w:spacing w:line="252" w:lineRule="auto"/>
+        <w:ind w:left="1800"/>
         <w:jc w:val="both"/>
         <w:rPr>
           <w:lang w:val="en-GB"/>
@@ -5533,6 +5309,7 @@
           <w:numId w:val="6"/>
         </w:numPr>
         <w:spacing w:line="252" w:lineRule="auto"/>
+        <w:ind w:left="1800"/>
         <w:jc w:val="both"/>
         <w:rPr>
           <w:lang w:val="en-GB"/>
@@ -5548,7 +5325,7 @@
     <w:p>
       <w:pPr>
         <w:pStyle w:val="ListParagraph"/>
-        <w:ind w:left="1440"/>
+        <w:ind w:left="1800"/>
         <w:rPr>
           <w:lang w:val="en-GB"/>
         </w:rPr>
@@ -5561,6 +5338,7 @@
           <w:ilvl w:val="0"/>
           <w:numId w:val="4"/>
         </w:numPr>
+        <w:ind w:left="720"/>
         <w:rPr>
           <w:b/>
           <w:bCs/>
@@ -5582,7 +5360,6 @@
     <w:p>
       <w:pPr>
         <w:pStyle w:val="ListParagraph"/>
-        <w:ind w:left="360"/>
         <w:rPr>
           <w:lang w:val="en-GB"/>
         </w:rPr>
@@ -5596,6 +5373,7 @@
           <w:numId w:val="7"/>
         </w:numPr>
         <w:spacing w:line="252" w:lineRule="auto"/>
+        <w:ind w:left="720"/>
         <w:jc w:val="both"/>
         <w:rPr>
           <w:b/>
@@ -5619,6 +5397,7 @@
           <w:ilvl w:val="2"/>
           <w:numId w:val="4"/>
         </w:numPr>
+        <w:ind w:left="1584"/>
         <w:jc w:val="both"/>
         <w:rPr>
           <w:lang w:val="en-GB"/>
@@ -5641,6 +5420,7 @@
           <w:ilvl w:val="2"/>
           <w:numId w:val="4"/>
         </w:numPr>
+        <w:ind w:left="1584"/>
         <w:jc w:val="both"/>
         <w:rPr>
           <w:lang w:val="en-GB"/>
@@ -5663,6 +5443,7 @@
           <w:ilvl w:val="2"/>
           <w:numId w:val="4"/>
         </w:numPr>
+        <w:ind w:left="1584"/>
         <w:jc w:val="both"/>
         <w:rPr>
           <w:lang w:val="en-GB"/>
@@ -5686,6 +5467,7 @@
     </w:p>
     <w:p>
       <w:pPr>
+        <w:ind w:left="360"/>
         <w:rPr>
           <w:b/>
           <w:bCs/>
@@ -5711,7 +5493,7 @@
     <w:p>
       <w:pPr>
         <w:spacing w:line="240" w:lineRule="auto"/>
-        <w:ind w:left="720"/>
+        <w:ind w:left="1080"/>
       </w:pPr>
       <w:r>
         <w:t xml:space="preserve">2.2.1. </w:t>
@@ -5744,7 +5526,7 @@
     <w:p>
       <w:pPr>
         <w:spacing w:line="240" w:lineRule="auto"/>
-        <w:ind w:left="720"/>
+        <w:ind w:left="1080"/>
       </w:pPr>
       <w:r>
         <w:t xml:space="preserve">2.2.2. </w:t>
@@ -5768,7 +5550,7 @@
     <w:p>
       <w:pPr>
         <w:spacing w:line="240" w:lineRule="auto"/>
-        <w:ind w:left="1440" w:hanging="720"/>
+        <w:ind w:left="1800" w:hanging="720"/>
       </w:pPr>
       <w:r>
         <w:t>2.2.3.</w:t>
@@ -5794,6 +5576,7 @@
     </w:p>
     <w:p>
       <w:pPr>
+        <w:ind w:left="360"/>
         <w:rPr>
           <w:b/>
           <w:bCs/>
@@ -5818,7 +5601,7 @@
     </w:p>
     <w:p>
       <w:pPr>
-        <w:ind w:left="1440" w:hanging="720"/>
+        <w:ind w:left="1800" w:hanging="720"/>
       </w:pPr>
       <w:r>
         <w:t>2.3.1.</w:t>
@@ -5832,7 +5615,7 @@
     </w:p>
     <w:p>
       <w:pPr>
-        <w:ind w:left="1440" w:hanging="720"/>
+        <w:ind w:left="1800" w:hanging="720"/>
       </w:pPr>
       <w:r>
         <w:t xml:space="preserve">2.3.2. </w:t>
@@ -5846,7 +5629,7 @@
     </w:p>
     <w:p>
       <w:pPr>
-        <w:ind w:left="1440" w:hanging="720"/>
+        <w:ind w:left="1800" w:hanging="720"/>
       </w:pPr>
       <w:r>
         <w:t>2.3.3.</w:t>
@@ -5866,7 +5649,7 @@
     </w:p>
     <w:p>
       <w:pPr>
-        <w:ind w:left="720"/>
+        <w:ind w:left="1080"/>
       </w:pPr>
     </w:p>
     <w:p>
@@ -5876,6 +5659,7 @@
           <w:ilvl w:val="0"/>
           <w:numId w:val="4"/>
         </w:numPr>
+        <w:ind w:left="720"/>
         <w:rPr>
           <w:b/>
           <w:bCs/>
@@ -5887,11 +5671,16 @@
           <w:b/>
           <w:bCs/>
         </w:rPr>
+        <w:lastRenderedPageBreak/>
         <w:t>CANoe and Vehicle Network</w:t>
       </w:r>
       <w:bookmarkEnd w:id="15"/>
     </w:p>
-    <w:p/>
+    <w:p>
+      <w:pPr>
+        <w:ind w:left="360"/>
+      </w:pPr>
+    </w:p>
     <w:p>
       <w:pPr>
         <w:pStyle w:val="ListParagraph"/>
@@ -5900,6 +5689,7 @@
           <w:numId w:val="8"/>
         </w:numPr>
         <w:spacing w:line="252" w:lineRule="auto"/>
+        <w:ind w:left="720"/>
         <w:jc w:val="both"/>
         <w:rPr>
           <w:b/>
@@ -5911,13 +5701,12 @@
           <w:b/>
           <w:bCs/>
         </w:rPr>
-        <w:lastRenderedPageBreak/>
         <w:t>CAN Message Generation</w:t>
       </w:r>
     </w:p>
     <w:p>
       <w:pPr>
-        <w:ind w:left="1440" w:hanging="720"/>
+        <w:ind w:left="1800" w:hanging="720"/>
       </w:pPr>
       <w:r>
         <w:t>3.1.1</w:t>
@@ -5934,7 +5723,7 @@
     </w:p>
     <w:p>
       <w:pPr>
-        <w:ind w:left="720"/>
+        <w:ind w:left="1080"/>
       </w:pPr>
       <w:r>
         <w:t>3.1.2</w:t>
@@ -5954,7 +5743,7 @@
     </w:p>
     <w:p>
       <w:pPr>
-        <w:ind w:left="720"/>
+        <w:ind w:left="1080"/>
       </w:pPr>
       <w:r>
         <w:t xml:space="preserve">3.1.3 </w:t>
@@ -5971,6 +5760,7 @@
     </w:p>
     <w:p>
       <w:pPr>
+        <w:ind w:left="360"/>
         <w:rPr>
           <w:b/>
           <w:bCs/>
@@ -5986,7 +5776,7 @@
     </w:p>
     <w:p>
       <w:pPr>
-        <w:ind w:left="1440" w:hanging="720"/>
+        <w:ind w:left="1800" w:hanging="720"/>
       </w:pPr>
       <w:r>
         <w:t>3.2.1</w:t>
@@ -6006,7 +5796,7 @@
     </w:p>
     <w:p>
       <w:pPr>
-        <w:ind w:left="1440" w:hanging="720"/>
+        <w:ind w:left="1800" w:hanging="720"/>
       </w:pPr>
       <w:r>
         <w:t>3.2.2</w:t>
@@ -6026,7 +5816,7 @@
     </w:p>
     <w:p>
       <w:pPr>
-        <w:ind w:left="1440" w:hanging="720"/>
+        <w:ind w:left="1800" w:hanging="720"/>
       </w:pPr>
       <w:r>
         <w:t>3.3.3</w:t>
@@ -6036,7 +5826,11 @@
         <w:t>Monitoring of CAN messages sent and received to the test rig should be possible through CANoe.</w:t>
       </w:r>
     </w:p>
-    <w:p/>
+    <w:p>
+      <w:pPr>
+        <w:ind w:left="360"/>
+      </w:pPr>
+    </w:p>
     <w:p>
       <w:pPr>
         <w:pStyle w:val="Heading4"/>
@@ -6044,6 +5838,7 @@
           <w:ilvl w:val="0"/>
           <w:numId w:val="4"/>
         </w:numPr>
+        <w:ind w:left="720"/>
         <w:rPr>
           <w:b/>
           <w:bCs/>
@@ -6059,7 +5854,11 @@
       </w:r>
       <w:bookmarkEnd w:id="16"/>
     </w:p>
-    <w:p/>
+    <w:p>
+      <w:pPr>
+        <w:ind w:left="360"/>
+      </w:pPr>
+    </w:p>
     <w:p>
       <w:pPr>
         <w:pStyle w:val="ListParagraph"/>
@@ -6068,6 +5867,7 @@
           <w:numId w:val="9"/>
         </w:numPr>
         <w:spacing w:line="252" w:lineRule="auto"/>
+        <w:ind w:left="720"/>
         <w:jc w:val="both"/>
         <w:rPr>
           <w:b/>
@@ -6085,7 +5885,7 @@
     <w:p>
       <w:pPr>
         <w:pStyle w:val="ListParagraph"/>
-        <w:ind w:left="1440" w:hanging="648"/>
+        <w:ind w:left="1800" w:hanging="648"/>
       </w:pPr>
       <w:r>
         <w:t>4.1.1</w:t>
@@ -6106,7 +5906,7 @@
     <w:p>
       <w:pPr>
         <w:pStyle w:val="ListParagraph"/>
-        <w:ind w:left="1440" w:hanging="648"/>
+        <w:ind w:left="1800" w:hanging="648"/>
       </w:pPr>
       <w:r>
         <w:t>4.1.2</w:t>
@@ -6127,7 +5927,7 @@
     <w:p>
       <w:pPr>
         <w:pStyle w:val="ListParagraph"/>
-        <w:ind w:left="792"/>
+        <w:ind w:left="1152"/>
       </w:pPr>
       <w:r>
         <w:t>4.1.3</w:t>
@@ -6147,6 +5947,7 @@
     </w:p>
     <w:p>
       <w:pPr>
+        <w:ind w:left="360"/>
         <w:rPr>
           <w:b/>
           <w:bCs/>
@@ -6162,7 +5963,7 @@
     </w:p>
     <w:p>
       <w:pPr>
-        <w:ind w:left="1440" w:hanging="720"/>
+        <w:ind w:left="1800" w:hanging="720"/>
       </w:pPr>
       <w:r>
         <w:t>4.2.1</w:t>
@@ -6176,7 +5977,7 @@
     </w:p>
     <w:p>
       <w:pPr>
-        <w:ind w:left="1440" w:hanging="720"/>
+        <w:ind w:left="1800" w:hanging="720"/>
       </w:pPr>
       <w:r>
         <w:t>4.2.2</w:t>
@@ -6196,7 +5997,7 @@
     </w:p>
     <w:p>
       <w:pPr>
-        <w:ind w:left="720"/>
+        <w:ind w:left="1080"/>
       </w:pPr>
       <w:r>
         <w:t>4.2.3</w:t>
@@ -6210,6 +6011,7 @@
     </w:p>
     <w:p>
       <w:pPr>
+        <w:ind w:left="360"/>
         <w:rPr>
           <w:b/>
           <w:bCs/>
@@ -6225,7 +6027,7 @@
     </w:p>
     <w:p>
       <w:pPr>
-        <w:ind w:left="1440" w:hanging="720"/>
+        <w:ind w:left="1800" w:hanging="720"/>
       </w:pPr>
       <w:r>
         <w:t>4.3.1</w:t>
@@ -6245,7 +6047,7 @@
     </w:p>
     <w:p>
       <w:pPr>
-        <w:ind w:left="1440" w:hanging="720"/>
+        <w:ind w:left="1800" w:hanging="720"/>
       </w:pPr>
       <w:r>
         <w:t>4.3.2</w:t>
@@ -6262,9 +6064,10 @@
     </w:p>
     <w:p>
       <w:pPr>
-        <w:ind w:left="1440" w:hanging="720"/>
-      </w:pPr>
-      <w:r>
+        <w:ind w:left="1800" w:hanging="720"/>
+      </w:pPr>
+      <w:r>
+        <w:lastRenderedPageBreak/>
         <w:t>4.3.3</w:t>
       </w:r>
       <w:r>
@@ -6272,16 +6075,21 @@
         <w:t xml:space="preserve">Key revocation should be possible, in the case of a stolen or lost phone, or compromise of the vehicle. </w:t>
       </w:r>
     </w:p>
-    <w:p/>
+    <w:p>
+      <w:pPr>
+        <w:ind w:left="360"/>
+      </w:pPr>
+    </w:p>
     <w:p>
       <w:pPr>
         <w:pStyle w:val="Heading3"/>
+        <w:ind w:left="360"/>
         <w:rPr>
           <w:lang w:val="en-GB"/>
         </w:rPr>
       </w:pPr>
       <w:bookmarkStart w:id="17" w:name="_Toc218196620"/>
-      <w:bookmarkStart w:id="18" w:name="_Toc228391777"/>
+      <w:bookmarkStart w:id="18" w:name="_Toc229131350"/>
       <w:r>
         <w:rPr>
           <w:lang w:val="en-GB"/>
@@ -6293,6 +6101,7 @@
     </w:p>
     <w:p>
       <w:pPr>
+        <w:ind w:left="360"/>
         <w:rPr>
           <w:lang w:val="en-GB"/>
         </w:rPr>
@@ -6306,6 +6115,7 @@
           <w:numId w:val="1"/>
         </w:numPr>
         <w:spacing w:line="252" w:lineRule="auto"/>
+        <w:ind w:left="720"/>
         <w:jc w:val="both"/>
         <w:rPr>
           <w:lang w:val="en-GB"/>
@@ -6317,7 +6127,6 @@
           <w:bCs/>
           <w:lang w:val="en-GB"/>
         </w:rPr>
-        <w:lastRenderedPageBreak/>
         <w:t>User Data</w:t>
       </w:r>
     </w:p>
@@ -6329,6 +6138,7 @@
           <w:numId w:val="1"/>
         </w:numPr>
         <w:spacing w:line="252" w:lineRule="auto"/>
+        <w:ind w:left="1152"/>
         <w:jc w:val="both"/>
         <w:rPr>
           <w:lang w:val="en-GB"/>
@@ -6373,6 +6183,7 @@
           <w:numId w:val="1"/>
         </w:numPr>
         <w:spacing w:line="252" w:lineRule="auto"/>
+        <w:ind w:left="1152"/>
         <w:jc w:val="both"/>
         <w:rPr>
           <w:lang w:val="en-GB"/>
@@ -6405,6 +6216,7 @@
           <w:numId w:val="1"/>
         </w:numPr>
         <w:spacing w:line="252" w:lineRule="auto"/>
+        <w:ind w:left="1152"/>
         <w:jc w:val="both"/>
         <w:rPr>
           <w:lang w:val="en-GB"/>
@@ -6432,7 +6244,7 @@
     <w:p>
       <w:pPr>
         <w:pStyle w:val="ListParagraph"/>
-        <w:ind w:left="792"/>
+        <w:ind w:left="1152"/>
         <w:rPr>
           <w:lang w:val="en-GB"/>
         </w:rPr>
@@ -6446,6 +6258,7 @@
           <w:numId w:val="1"/>
         </w:numPr>
         <w:spacing w:line="252" w:lineRule="auto"/>
+        <w:ind w:left="720"/>
         <w:jc w:val="both"/>
         <w:rPr>
           <w:lang w:val="en-GB"/>
@@ -6468,6 +6281,7 @@
           <w:numId w:val="1"/>
         </w:numPr>
         <w:spacing w:line="252" w:lineRule="auto"/>
+        <w:ind w:left="1152"/>
         <w:jc w:val="both"/>
         <w:rPr>
           <w:lang w:val="en-GB"/>
@@ -6488,6 +6302,7 @@
           <w:numId w:val="1"/>
         </w:numPr>
         <w:spacing w:line="252" w:lineRule="auto"/>
+        <w:ind w:left="1152"/>
         <w:jc w:val="both"/>
         <w:rPr>
           <w:lang w:val="en-GB"/>
@@ -6508,6 +6323,7 @@
           <w:numId w:val="1"/>
         </w:numPr>
         <w:spacing w:line="252" w:lineRule="auto"/>
+        <w:ind w:left="1152"/>
         <w:jc w:val="both"/>
         <w:rPr>
           <w:lang w:val="en-GB"/>
@@ -6528,6 +6344,7 @@
           <w:numId w:val="1"/>
         </w:numPr>
         <w:spacing w:line="252" w:lineRule="auto"/>
+        <w:ind w:left="1584"/>
         <w:jc w:val="both"/>
         <w:rPr>
           <w:lang w:val="en-GB"/>
@@ -6548,6 +6365,7 @@
           <w:numId w:val="1"/>
         </w:numPr>
         <w:spacing w:line="252" w:lineRule="auto"/>
+        <w:ind w:left="1584"/>
         <w:jc w:val="both"/>
         <w:rPr>
           <w:lang w:val="en-GB"/>
@@ -6568,6 +6386,7 @@
           <w:numId w:val="1"/>
         </w:numPr>
         <w:spacing w:line="252" w:lineRule="auto"/>
+        <w:ind w:left="1584"/>
         <w:jc w:val="both"/>
         <w:rPr>
           <w:lang w:val="en-GB"/>
@@ -6588,6 +6407,7 @@
           <w:numId w:val="1"/>
         </w:numPr>
         <w:spacing w:line="252" w:lineRule="auto"/>
+        <w:ind w:left="1584"/>
         <w:jc w:val="both"/>
         <w:rPr>
           <w:lang w:val="en-GB"/>
@@ -6608,6 +6428,7 @@
           <w:numId w:val="1"/>
         </w:numPr>
         <w:spacing w:line="252" w:lineRule="auto"/>
+        <w:ind w:left="1584"/>
         <w:jc w:val="both"/>
         <w:rPr>
           <w:lang w:val="en-GB"/>
@@ -6628,6 +6449,7 @@
           <w:numId w:val="1"/>
         </w:numPr>
         <w:spacing w:line="252" w:lineRule="auto"/>
+        <w:ind w:left="1584"/>
         <w:jc w:val="both"/>
         <w:rPr>
           <w:lang w:val="en-GB"/>
@@ -6643,7 +6465,7 @@
     <w:p>
       <w:pPr>
         <w:pStyle w:val="ListParagraph"/>
-        <w:ind w:left="792"/>
+        <w:ind w:left="1152"/>
         <w:rPr>
           <w:lang w:val="en-GB"/>
         </w:rPr>
@@ -6657,6 +6479,7 @@
           <w:numId w:val="1"/>
         </w:numPr>
         <w:spacing w:line="252" w:lineRule="auto"/>
+        <w:ind w:left="720"/>
         <w:jc w:val="both"/>
         <w:rPr>
           <w:b/>
@@ -6681,6 +6504,7 @@
           <w:numId w:val="2"/>
         </w:numPr>
         <w:spacing w:line="252" w:lineRule="auto"/>
+        <w:ind w:left="1146"/>
         <w:jc w:val="both"/>
         <w:rPr>
           <w:b/>
@@ -6703,6 +6527,7 @@
           <w:numId w:val="2"/>
         </w:numPr>
         <w:spacing w:line="252" w:lineRule="auto"/>
+        <w:ind w:left="1800"/>
         <w:jc w:val="both"/>
         <w:rPr>
           <w:b/>
@@ -6725,6 +6550,7 @@
           <w:numId w:val="2"/>
         </w:numPr>
         <w:spacing w:line="252" w:lineRule="auto"/>
+        <w:ind w:left="1800"/>
         <w:jc w:val="both"/>
         <w:rPr>
           <w:lang w:val="en-GB"/>
@@ -6745,6 +6571,7 @@
           <w:numId w:val="2"/>
         </w:numPr>
         <w:spacing w:line="252" w:lineRule="auto"/>
+        <w:ind w:left="1800"/>
         <w:jc w:val="both"/>
         <w:rPr>
           <w:lang w:val="en-GB"/>
@@ -6771,6 +6598,7 @@
           <w:numId w:val="2"/>
         </w:numPr>
         <w:spacing w:line="252" w:lineRule="auto"/>
+        <w:ind w:left="1800"/>
         <w:jc w:val="both"/>
         <w:rPr>
           <w:lang w:val="en-GB"/>
@@ -6791,6 +6619,7 @@
           <w:numId w:val="2"/>
         </w:numPr>
         <w:spacing w:line="252" w:lineRule="auto"/>
+        <w:ind w:left="1800"/>
         <w:jc w:val="both"/>
         <w:rPr>
           <w:lang w:val="en-GB"/>
@@ -6806,7 +6635,7 @@
     <w:p>
       <w:pPr>
         <w:pStyle w:val="ListParagraph"/>
-        <w:ind w:left="1440"/>
+        <w:ind w:left="1800"/>
         <w:rPr>
           <w:lang w:val="en-GB"/>
         </w:rPr>
@@ -6820,6 +6649,7 @@
           <w:numId w:val="1"/>
         </w:numPr>
         <w:spacing w:line="252" w:lineRule="auto"/>
+        <w:ind w:left="720"/>
         <w:jc w:val="both"/>
         <w:rPr>
           <w:lang w:val="en-GB"/>
@@ -6842,6 +6672,7 @@
           <w:numId w:val="3"/>
         </w:numPr>
         <w:spacing w:line="252" w:lineRule="auto"/>
+        <w:ind w:left="1080"/>
         <w:jc w:val="both"/>
         <w:rPr>
           <w:lang w:val="en-GB"/>
@@ -6862,6 +6693,7 @@
           <w:numId w:val="3"/>
         </w:numPr>
         <w:spacing w:line="252" w:lineRule="auto"/>
+        <w:ind w:left="1080"/>
         <w:jc w:val="both"/>
         <w:rPr>
           <w:lang w:val="en-GB"/>
@@ -6882,6 +6714,7 @@
           <w:numId w:val="3"/>
         </w:numPr>
         <w:spacing w:line="252" w:lineRule="auto"/>
+        <w:ind w:left="1800"/>
         <w:jc w:val="both"/>
         <w:rPr>
           <w:lang w:val="en-GB"/>
@@ -6902,6 +6735,7 @@
           <w:numId w:val="3"/>
         </w:numPr>
         <w:spacing w:line="252" w:lineRule="auto"/>
+        <w:ind w:left="1800"/>
         <w:jc w:val="both"/>
         <w:rPr>
           <w:lang w:val="en-GB"/>
@@ -6922,6 +6756,7 @@
           <w:numId w:val="3"/>
         </w:numPr>
         <w:spacing w:line="252" w:lineRule="auto"/>
+        <w:ind w:left="1800"/>
         <w:jc w:val="both"/>
         <w:rPr>
           <w:lang w:val="en-GB"/>
@@ -6942,6 +6777,7 @@
           <w:numId w:val="3"/>
         </w:numPr>
         <w:spacing w:line="252" w:lineRule="auto"/>
+        <w:ind w:left="1800"/>
         <w:jc w:val="both"/>
         <w:rPr>
           <w:lang w:val="en-GB"/>
@@ -6962,6 +6798,7 @@
           <w:numId w:val="3"/>
         </w:numPr>
         <w:spacing w:line="252" w:lineRule="auto"/>
+        <w:ind w:left="1800"/>
         <w:jc w:val="both"/>
         <w:rPr>
           <w:lang w:val="en-GB"/>
@@ -6982,6 +6819,7 @@
           <w:numId w:val="3"/>
         </w:numPr>
         <w:spacing w:line="252" w:lineRule="auto"/>
+        <w:ind w:left="1800"/>
         <w:jc w:val="both"/>
         <w:rPr>
           <w:lang w:val="en-GB"/>
@@ -7002,6 +6840,7 @@
           <w:numId w:val="3"/>
         </w:numPr>
         <w:spacing w:line="252" w:lineRule="auto"/>
+        <w:ind w:left="1800"/>
         <w:jc w:val="both"/>
         <w:rPr>
           <w:lang w:val="en-GB"/>
@@ -7017,7 +6856,7 @@
     <w:p>
       <w:pPr>
         <w:pStyle w:val="ListParagraph"/>
-        <w:ind w:left="1440"/>
+        <w:ind w:left="1800"/>
         <w:rPr>
           <w:lang w:val="en-GB"/>
         </w:rPr>
@@ -7031,6 +6870,7 @@
           <w:numId w:val="3"/>
         </w:numPr>
         <w:spacing w:line="252" w:lineRule="auto"/>
+        <w:ind w:left="720"/>
         <w:jc w:val="both"/>
         <w:rPr>
           <w:b/>
@@ -7055,6 +6895,7 @@
           <w:numId w:val="3"/>
         </w:numPr>
         <w:spacing w:line="252" w:lineRule="auto"/>
+        <w:ind w:left="1080"/>
         <w:jc w:val="both"/>
         <w:rPr>
           <w:b/>
@@ -7083,6 +6924,7 @@
           <w:numId w:val="3"/>
         </w:numPr>
         <w:spacing w:line="252" w:lineRule="auto"/>
+        <w:ind w:left="1800"/>
         <w:jc w:val="both"/>
         <w:rPr>
           <w:b/>
@@ -7105,6 +6947,7 @@
           <w:numId w:val="3"/>
         </w:numPr>
         <w:spacing w:line="252" w:lineRule="auto"/>
+        <w:ind w:left="1800"/>
         <w:jc w:val="both"/>
         <w:rPr>
           <w:b/>
@@ -7133,6 +6976,7 @@
           <w:numId w:val="3"/>
         </w:numPr>
         <w:spacing w:line="252" w:lineRule="auto"/>
+        <w:ind w:left="1800"/>
         <w:jc w:val="both"/>
         <w:rPr>
           <w:b/>
@@ -7155,6 +6999,7 @@
           <w:numId w:val="3"/>
         </w:numPr>
         <w:spacing w:line="252" w:lineRule="auto"/>
+        <w:ind w:left="1800"/>
         <w:jc w:val="both"/>
         <w:rPr>
           <w:b/>
@@ -7172,7 +7017,7 @@
     <w:p>
       <w:pPr>
         <w:pStyle w:val="ListParagraph"/>
-        <w:ind w:left="1440"/>
+        <w:ind w:left="1800"/>
         <w:rPr>
           <w:b/>
           <w:bCs/>
@@ -7188,6 +7033,7 @@
           <w:numId w:val="3"/>
         </w:numPr>
         <w:spacing w:line="252" w:lineRule="auto"/>
+        <w:ind w:left="720"/>
         <w:jc w:val="both"/>
         <w:rPr>
           <w:b/>
@@ -7212,6 +7058,7 @@
           <w:numId w:val="3"/>
         </w:numPr>
         <w:spacing w:line="252" w:lineRule="auto"/>
+        <w:ind w:left="1080"/>
         <w:jc w:val="both"/>
         <w:rPr>
           <w:b/>
@@ -7223,13 +7070,14 @@
         <w:rPr>
           <w:lang w:val="en-GB"/>
         </w:rPr>
+        <w:lastRenderedPageBreak/>
         <w:t>CAN bus will send CAN messages to JLR rig to request unlock/lock</w:t>
       </w:r>
     </w:p>
     <w:p>
       <w:pPr>
         <w:pStyle w:val="ListParagraph"/>
-        <w:ind w:left="840"/>
+        <w:ind w:left="1200"/>
         <w:rPr>
           <w:b/>
           <w:bCs/>
@@ -7245,6 +7093,7 @@
           <w:numId w:val="3"/>
         </w:numPr>
         <w:spacing w:line="252" w:lineRule="auto"/>
+        <w:ind w:left="720"/>
         <w:jc w:val="both"/>
         <w:rPr>
           <w:b/>
@@ -7269,6 +7118,7 @@
           <w:numId w:val="3"/>
         </w:numPr>
         <w:spacing w:line="252" w:lineRule="auto"/>
+        <w:ind w:left="1080"/>
         <w:jc w:val="both"/>
         <w:rPr>
           <w:b/>
@@ -7288,6 +7138,7 @@
           <w:numId w:val="3"/>
         </w:numPr>
         <w:spacing w:line="252" w:lineRule="auto"/>
+        <w:ind w:left="1080"/>
         <w:jc w:val="both"/>
         <w:rPr>
           <w:b/>
@@ -7316,6 +7167,7 @@
           <w:numId w:val="3"/>
         </w:numPr>
         <w:spacing w:line="252" w:lineRule="auto"/>
+        <w:ind w:left="1080"/>
         <w:jc w:val="both"/>
         <w:rPr>
           <w:b/>
@@ -7344,20 +7196,23 @@
     </w:p>
     <w:p>
       <w:pPr>
-        <w:rPr>
-          <w:lang w:val="en-GB"/>
-        </w:rPr>
-      </w:pPr>
-    </w:p>
-    <w:p>
-      <w:pPr>
-        <w:rPr>
-          <w:lang w:val="en-GB"/>
-        </w:rPr>
-      </w:pPr>
-    </w:p>
-    <w:p>
-      <w:pPr>
+        <w:ind w:left="360"/>
+        <w:rPr>
+          <w:lang w:val="en-GB"/>
+        </w:rPr>
+      </w:pPr>
+    </w:p>
+    <w:p>
+      <w:pPr>
+        <w:ind w:left="360"/>
+        <w:rPr>
+          <w:lang w:val="en-GB"/>
+        </w:rPr>
+      </w:pPr>
+    </w:p>
+    <w:p>
+      <w:pPr>
+        <w:ind w:left="360"/>
         <w:rPr>
           <w:lang w:val="en-GB"/>
         </w:rPr>
@@ -7366,12 +7221,13 @@
     <w:p>
       <w:pPr>
         <w:pStyle w:val="Heading2"/>
+        <w:ind w:left="360"/>
         <w:rPr>
           <w:lang w:val="en-GB"/>
         </w:rPr>
       </w:pPr>
       <w:bookmarkStart w:id="19" w:name="_Toc218196621"/>
-      <w:bookmarkStart w:id="20" w:name="_Toc228391778"/>
+      <w:bookmarkStart w:id="20" w:name="_Toc229131351"/>
       <w:r>
         <w:rPr>
           <w:lang w:val="en-GB"/>
@@ -7384,12 +7240,13 @@
     <w:p>
       <w:pPr>
         <w:pStyle w:val="Heading3"/>
+        <w:ind w:left="360"/>
         <w:rPr>
           <w:lang w:val="en-GB"/>
         </w:rPr>
       </w:pPr>
       <w:bookmarkStart w:id="21" w:name="_Toc218196622"/>
-      <w:bookmarkStart w:id="22" w:name="_Toc228391779"/>
+      <w:bookmarkStart w:id="22" w:name="_Toc229131352"/>
       <w:r>
         <w:rPr>
           <w:lang w:val="en-GB"/>
@@ -7401,6 +7258,7 @@
     </w:p>
     <w:p>
       <w:pPr>
+        <w:ind w:left="360"/>
         <w:rPr>
           <w:lang w:val="en-GB"/>
         </w:rPr>
@@ -7409,6 +7267,7 @@
     <w:p>
       <w:pPr>
         <w:pStyle w:val="Heading4"/>
+        <w:ind w:left="360"/>
         <w:rPr>
           <w:lang w:val="en-GB"/>
         </w:rPr>
@@ -7424,6 +7283,7 @@
     </w:p>
     <w:p>
       <w:pPr>
+        <w:ind w:left="360"/>
         <w:rPr>
           <w:lang w:val="en-GB"/>
         </w:rPr>
@@ -7473,6 +7333,7 @@
     <w:p>
       <w:pPr>
         <w:pStyle w:val="Heading4"/>
+        <w:ind w:left="360"/>
         <w:rPr>
           <w:lang w:val="en-GB"/>
         </w:rPr>
@@ -7488,12 +7349,14 @@
     </w:p>
     <w:p>
       <w:pPr>
-        <w:rPr>
-          <w:lang w:val="en-GB"/>
-        </w:rPr>
-      </w:pPr>
-      <w:r>
-        <w:rPr>
+        <w:ind w:left="360"/>
+        <w:rPr>
+          <w:lang w:val="en-GB"/>
+        </w:rPr>
+      </w:pPr>
+      <w:r>
+        <w:rPr>
+          <w:noProof/>
           <w:lang w:val="en-GB"/>
         </w:rPr>
         <w:lastRenderedPageBreak/>
@@ -7536,6 +7399,7 @@
     </w:p>
     <w:p>
       <w:pPr>
+        <w:ind w:left="360"/>
         <w:rPr>
           <w:lang w:val="en-GB"/>
         </w:rPr>
@@ -7544,6 +7408,7 @@
     <w:p>
       <w:pPr>
         <w:pStyle w:val="Heading4"/>
+        <w:ind w:left="360"/>
         <w:rPr>
           <w:lang w:val="en-GB"/>
         </w:rPr>
@@ -7559,6 +7424,7 @@
     </w:p>
     <w:p>
       <w:pPr>
+        <w:ind w:left="360"/>
         <w:rPr>
           <w:lang w:val="en-GB"/>
         </w:rPr>
@@ -7608,6 +7474,7 @@
     <w:p>
       <w:pPr>
         <w:pStyle w:val="Heading4"/>
+        <w:ind w:left="360"/>
         <w:rPr>
           <w:lang w:val="en-GB"/>
         </w:rPr>
@@ -7623,6 +7490,7 @@
     </w:p>
     <w:p>
       <w:pPr>
+        <w:ind w:left="360"/>
         <w:rPr>
           <w:lang w:val="en-GB"/>
         </w:rPr>
@@ -7673,12 +7541,13 @@
     <w:p>
       <w:pPr>
         <w:pStyle w:val="Heading3"/>
+        <w:ind w:left="360"/>
         <w:rPr>
           <w:lang w:val="en-GB"/>
         </w:rPr>
       </w:pPr>
       <w:bookmarkStart w:id="27" w:name="_Toc218196627"/>
-      <w:bookmarkStart w:id="28" w:name="_Toc228391780"/>
+      <w:bookmarkStart w:id="28" w:name="_Toc229131353"/>
       <w:r>
         <w:rPr>
           <w:lang w:val="en-GB"/>
@@ -7691,6 +7560,7 @@
     <w:p>
       <w:pPr>
         <w:pStyle w:val="Heading4"/>
+        <w:ind w:left="360"/>
         <w:rPr>
           <w:lang w:val="en-GB"/>
         </w:rPr>
@@ -7706,6 +7576,7 @@
     </w:p>
     <w:p>
       <w:pPr>
+        <w:ind w:left="360"/>
         <w:jc w:val="center"/>
         <w:rPr>
           <w:lang w:val="en-GB"/>
@@ -7717,7 +7588,7 @@
           <w:lang w:val="en-GB"/>
         </w:rPr>
         <w:drawing>
-          <wp:inline distT="0" distB="0" distL="0" distR="0" wp14:anchorId="5EEF9917" wp14:editId="1D8A51D5">
+          <wp:inline distT="0" distB="0" distL="0" distR="0" wp14:anchorId="5EEF9917" wp14:editId="26DF4C07">
             <wp:extent cx="5726430" cy="2795905"/>
             <wp:effectExtent l="0" t="0" r="7620" b="4445"/>
             <wp:docPr id="977721966" name="Picture 2"/>
@@ -7769,6 +7640,7 @@
     <w:p>
       <w:pPr>
         <w:pStyle w:val="Heading4"/>
+        <w:ind w:left="360"/>
         <w:rPr>
           <w:lang w:val="en-GB"/>
         </w:rPr>
@@ -7784,6 +7656,7 @@
     </w:p>
     <w:p>
       <w:pPr>
+        <w:ind w:left="360"/>
         <w:rPr>
           <w:lang w:val="en-GB"/>
         </w:rPr>
@@ -7833,6 +7706,7 @@
     </w:p>
     <w:p>
       <w:pPr>
+        <w:ind w:left="360"/>
         <w:rPr>
           <w:lang w:val="en-GB"/>
         </w:rPr>
@@ -7846,6 +7720,7 @@
     </w:p>
     <w:p>
       <w:pPr>
+        <w:ind w:left="360"/>
         <w:rPr>
           <w:lang w:val="en-GB"/>
         </w:rPr>
@@ -7854,6 +7729,7 @@
     <w:p>
       <w:pPr>
         <w:pStyle w:val="Heading4"/>
+        <w:ind w:left="360"/>
         <w:rPr>
           <w:lang w:val="en-GB"/>
         </w:rPr>
@@ -7869,13 +7745,15 @@
     </w:p>
     <w:p>
       <w:pPr>
-        <w:rPr>
-          <w:lang w:val="en-GB"/>
-        </w:rPr>
-      </w:pPr>
-    </w:p>
-    <w:p>
-      <w:pPr>
+        <w:ind w:left="360"/>
+        <w:rPr>
+          <w:lang w:val="en-GB"/>
+        </w:rPr>
+      </w:pPr>
+    </w:p>
+    <w:p>
+      <w:pPr>
+        <w:ind w:left="360"/>
         <w:rPr>
           <w:lang w:val="en-GB"/>
         </w:rPr>
@@ -7886,7 +7764,7 @@
           <w:lang w:val="en-GB"/>
         </w:rPr>
         <w:drawing>
-          <wp:inline distT="0" distB="0" distL="0" distR="0" wp14:anchorId="354AC51C" wp14:editId="798279DF">
+          <wp:inline distT="0" distB="0" distL="0" distR="0" wp14:anchorId="354AC51C" wp14:editId="541AE566">
             <wp:extent cx="5728970" cy="2784475"/>
             <wp:effectExtent l="0" t="0" r="5080" b="0"/>
             <wp:docPr id="269495353" name="Picture 3"/>
@@ -7937,13 +7815,15 @@
     </w:p>
     <w:p>
       <w:pPr>
-        <w:rPr>
-          <w:lang w:val="en-GB"/>
-        </w:rPr>
-      </w:pPr>
-    </w:p>
-    <w:p>
-      <w:pPr>
+        <w:ind w:left="360"/>
+        <w:rPr>
+          <w:lang w:val="en-GB"/>
+        </w:rPr>
+      </w:pPr>
+    </w:p>
+    <w:p>
+      <w:pPr>
+        <w:ind w:left="360"/>
         <w:rPr>
           <w:lang w:val="en-GB"/>
         </w:rPr>
@@ -7958,34 +7838,40 @@
     <w:p>
       <w:pPr>
         <w:pStyle w:val="Heading1"/>
-      </w:pPr>
-      <w:bookmarkStart w:id="32" w:name="_Toc228391781"/>
+        <w:ind w:left="360"/>
+      </w:pPr>
+      <w:bookmarkStart w:id="32" w:name="_Toc229131354"/>
       <w:r>
         <w:lastRenderedPageBreak/>
         <w:t>Part 2 – Implementation and Evaluation</w:t>
       </w:r>
       <w:bookmarkEnd w:id="32"/>
     </w:p>
-    <w:p/>
+    <w:p>
+      <w:pPr>
+        <w:ind w:left="360"/>
+      </w:pPr>
+    </w:p>
     <w:p>
       <w:pPr>
         <w:pStyle w:val="Heading2"/>
-      </w:pPr>
-      <w:bookmarkStart w:id="33" w:name="_Toc228391782"/>
+        <w:ind w:left="360"/>
+      </w:pPr>
+      <w:bookmarkStart w:id="33" w:name="_Toc229131355"/>
       <w:r>
         <w:t>Methodology</w:t>
       </w:r>
       <w:bookmarkEnd w:id="33"/>
     </w:p>
     <w:p>
+      <w:pPr>
+        <w:ind w:left="360"/>
+      </w:pPr>
       <w:r>
         <w:t xml:space="preserve">The V-Model </w:t>
       </w:r>
       <w:r>
-        <w:t>(Forsberg and Mooz, 1991)</w:t>
-      </w:r>
-      <w:r>
-        <w:t xml:space="preserve"> </w:t>
+        <w:t xml:space="preserve">(Forsberg and Mooz, 1991) </w:t>
       </w:r>
       <w:r>
         <w:t>was selected because it is the industry standard for safety-critical and automotive software</w:t>
@@ -8003,9 +7889,10 @@
     <w:p>
       <w:pPr>
         <w:pStyle w:val="Heading3"/>
+        <w:ind w:left="360"/>
       </w:pPr>
       <w:bookmarkStart w:id="34" w:name="_Toc225163847"/>
-      <w:bookmarkStart w:id="35" w:name="_Toc228391783"/>
+      <w:bookmarkStart w:id="35" w:name="_Toc229131356"/>
       <w:r>
         <w:t>V-Model overview</w:t>
       </w:r>
@@ -8013,11 +7900,17 @@
       <w:bookmarkEnd w:id="35"/>
     </w:p>
     <w:p>
+      <w:pPr>
+        <w:ind w:left="360"/>
+      </w:pPr>
       <w:r>
         <w:t>The V-Model structures development as a descending left arm (design/specification) and an ascending right arm (verification/testing), meeting at implementation at the bottom:</w:t>
       </w:r>
     </w:p>
     <w:p>
+      <w:pPr>
+        <w:ind w:left="360"/>
+      </w:pPr>
       <w:r>
         <w:rPr>
           <w:noProof/>
@@ -8075,8 +7968,9 @@
     <w:p>
       <w:pPr>
         <w:pStyle w:val="Heading2"/>
-      </w:pPr>
-      <w:bookmarkStart w:id="36" w:name="_Toc228391784"/>
+        <w:ind w:left="360"/>
+      </w:pPr>
+      <w:bookmarkStart w:id="36" w:name="_Toc229131357"/>
       <w:r>
         <w:t>Android App</w:t>
       </w:r>
@@ -8088,13 +7982,18 @@
       </w:r>
       <w:bookmarkEnd w:id="36"/>
     </w:p>
-    <w:p/>
+    <w:p>
+      <w:pPr>
+        <w:ind w:left="360"/>
+      </w:pPr>
+    </w:p>
     <w:p>
       <w:pPr>
         <w:pStyle w:val="Heading3"/>
+        <w:ind w:left="360"/>
       </w:pPr>
       <w:bookmarkStart w:id="37" w:name="_Toc225163848"/>
-      <w:bookmarkStart w:id="38" w:name="_Toc228391785"/>
+      <w:bookmarkStart w:id="38" w:name="_Toc229131358"/>
       <w:r>
         <w:t>Phase 1: Requirements Analysis</w:t>
       </w:r>
@@ -8102,6 +8001,9 @@
       <w:bookmarkEnd w:id="38"/>
     </w:p>
     <w:p>
+      <w:pPr>
+        <w:ind w:left="360"/>
+      </w:pPr>
       <w:r>
         <w:t xml:space="preserve">This phase directly corresponds with the Acceptance test phase. </w:t>
       </w:r>
@@ -8112,7 +8014,7 @@
     <w:p>
       <w:pPr>
         <w:pStyle w:val="Heading4"/>
-        <w:ind w:left="792"/>
+        <w:ind w:left="1152"/>
       </w:pPr>
       <w:bookmarkStart w:id="39" w:name="_Toc225163849"/>
       <w:r>
@@ -8123,8 +8025,8 @@
     <w:tbl>
       <w:tblPr>
         <w:tblStyle w:val="TableGrid"/>
-        <w:tblW w:w="0" w:type="auto"/>
-        <w:tblInd w:w="792" w:type="dxa"/>
+        <w:tblW w:w="8224" w:type="dxa"/>
+        <w:tblInd w:w="1152" w:type="dxa"/>
         <w:tblLook w:val="04A0" w:firstRow="1" w:lastRow="0" w:firstColumn="1" w:lastColumn="0" w:noHBand="0" w:noVBand="1"/>
       </w:tblPr>
       <w:tblGrid>
@@ -8469,13 +8371,13 @@
     <w:p>
       <w:pPr>
         <w:pStyle w:val="ListParagraph"/>
-        <w:ind w:left="792"/>
+        <w:ind w:left="1152"/>
       </w:pPr>
     </w:p>
     <w:p>
       <w:pPr>
         <w:pStyle w:val="Heading4"/>
-        <w:ind w:left="792"/>
+        <w:ind w:left="1152"/>
       </w:pPr>
       <w:bookmarkStart w:id="40" w:name="_Toc225163850"/>
       <w:r>
@@ -8486,8 +8388,8 @@
     <w:tbl>
       <w:tblPr>
         <w:tblStyle w:val="TableGrid"/>
-        <w:tblW w:w="0" w:type="auto"/>
-        <w:tblInd w:w="792" w:type="dxa"/>
+        <w:tblW w:w="8224" w:type="dxa"/>
+        <w:tblInd w:w="1152" w:type="dxa"/>
         <w:tblLook w:val="04A0" w:firstRow="1" w:lastRow="0" w:firstColumn="1" w:lastColumn="0" w:noHBand="0" w:noVBand="1"/>
       </w:tblPr>
       <w:tblGrid>
@@ -8683,6 +8585,7 @@
     <w:p>
       <w:pPr>
         <w:pStyle w:val="Heading4"/>
+        <w:ind w:left="360"/>
       </w:pPr>
       <w:bookmarkStart w:id="41" w:name="_Toc225163851"/>
       <w:r>
@@ -8691,12 +8594,16 @@
       <w:bookmarkEnd w:id="41"/>
     </w:p>
     <w:p>
+      <w:pPr>
+        <w:ind w:left="360"/>
+      </w:pPr>
       <w:r>
         <w:t>The following data models were defined based on the functional requirements. These are implemented as Kotlin data classes and correspond directly to Firestore collections.</w:t>
       </w:r>
     </w:p>
     <w:p>
       <w:pPr>
+        <w:ind w:left="360"/>
         <w:rPr>
           <w:b/>
           <w:bCs/>
@@ -8711,6 +8618,9 @@
       </w:r>
     </w:p>
     <w:p>
+      <w:pPr>
+        <w:ind w:left="360"/>
+      </w:pPr>
       <w:r>
         <w:t>Represents a registered user of the system. Stored in the users Firestore collection.</w:t>
       </w:r>
@@ -8737,6 +8647,7 @@
           <w:tab w:val="left" w:pos="14656"/>
         </w:tabs>
         <w:spacing w:after="0" w:line="240" w:lineRule="auto"/>
+        <w:ind w:left="360"/>
         <w:rPr>
           <w:rFonts w:ascii="Courier New" w:eastAsia="Times New Roman" w:hAnsi="Courier New" w:cs="Courier New"/>
           <w:color w:val="BCBEC4"/>
@@ -9081,11 +8992,12 @@
     <w:p>
       <w:pPr>
         <w:pStyle w:val="ListParagraph"/>
-        <w:ind w:left="792"/>
-      </w:pPr>
-    </w:p>
-    <w:p>
-      <w:pPr>
+        <w:ind w:left="1152"/>
+      </w:pPr>
+    </w:p>
+    <w:p>
+      <w:pPr>
+        <w:ind w:left="360"/>
         <w:rPr>
           <w:b/>
           <w:bCs/>
@@ -9100,6 +9012,9 @@
       </w:r>
     </w:p>
     <w:p>
+      <w:pPr>
+        <w:ind w:left="360"/>
+      </w:pPr>
       <w:r>
         <w:t>Represents a provisioned digital key linking a user to a vehicle. Stored in the digitalKeys Firestore collection.</w:t>
       </w:r>
@@ -9126,6 +9041,7 @@
           <w:tab w:val="left" w:pos="14656"/>
         </w:tabs>
         <w:spacing w:after="0" w:line="240" w:lineRule="auto"/>
+        <w:ind w:left="360"/>
         <w:rPr>
           <w:rFonts w:ascii="Courier New" w:eastAsia="Times New Roman" w:hAnsi="Courier New" w:cs="Courier New"/>
           <w:color w:val="BCBEC4"/>
@@ -9477,6 +9393,7 @@
           <w:tab w:val="left" w:pos="14656"/>
         </w:tabs>
         <w:spacing w:after="0" w:line="240" w:lineRule="auto"/>
+        <w:ind w:left="360"/>
         <w:rPr>
           <w:rFonts w:ascii="Courier New" w:eastAsia="Times New Roman" w:hAnsi="Courier New" w:cs="Courier New"/>
           <w:color w:val="BCBEC4"/>
@@ -9640,6 +9557,7 @@
     </w:p>
     <w:p>
       <w:pPr>
+        <w:ind w:left="360"/>
         <w:rPr>
           <w:b/>
           <w:bCs/>
@@ -9654,6 +9572,9 @@
       </w:r>
     </w:p>
     <w:p>
+      <w:pPr>
+        <w:ind w:left="360"/>
+      </w:pPr>
       <w:r>
         <w:t>Represents a vehicle in the fleet. Stored in the vehicles Firestore collection.</w:t>
       </w:r>
@@ -9663,6 +9584,7 @@
         <w:pStyle w:val="HTMLPreformatted"/>
         <w:shd w:val="clear" w:color="auto" w:fill="1E1F22"/>
         <w:spacing w:after="240"/>
+        <w:ind w:left="360"/>
         <w:rPr>
           <w:rFonts w:ascii="Courier New" w:eastAsia="Times New Roman" w:hAnsi="Courier New" w:cs="Courier New"/>
           <w:color w:val="BCBEC4"/>
@@ -9948,6 +9870,7 @@
     </w:p>
     <w:p>
       <w:pPr>
+        <w:ind w:left="360"/>
         <w:rPr>
           <w:b/>
           <w:bCs/>
@@ -9962,6 +9885,9 @@
       </w:r>
     </w:p>
     <w:p>
+      <w:pPr>
+        <w:ind w:left="360"/>
+      </w:pPr>
       <w:r>
         <w:t>Represents a logged lock or unlock event. Stored in the vehicleEvents Firestore collection. Every lock/unlock attempt is logged here for auditability.</w:t>
       </w:r>
@@ -9988,6 +9914,7 @@
           <w:tab w:val="left" w:pos="14656"/>
         </w:tabs>
         <w:spacing w:after="0" w:line="240" w:lineRule="auto"/>
+        <w:ind w:left="360"/>
         <w:rPr>
           <w:rFonts w:ascii="Courier New" w:eastAsia="Times New Roman" w:hAnsi="Courier New" w:cs="Courier New"/>
           <w:color w:val="BCBEC4"/>
@@ -10517,15 +10444,16 @@
     <w:p>
       <w:pPr>
         <w:pStyle w:val="ListParagraph"/>
-        <w:ind w:left="792"/>
+        <w:ind w:left="1152"/>
       </w:pPr>
     </w:p>
     <w:p>
       <w:pPr>
         <w:pStyle w:val="Heading3"/>
+        <w:ind w:left="360"/>
       </w:pPr>
       <w:bookmarkStart w:id="42" w:name="_Toc225163852"/>
-      <w:bookmarkStart w:id="43" w:name="_Toc228391786"/>
+      <w:bookmarkStart w:id="43" w:name="_Toc229131359"/>
       <w:r>
         <w:t>Phase 2: System Design</w:t>
       </w:r>
@@ -10533,6 +10461,9 @@
       <w:bookmarkEnd w:id="43"/>
     </w:p>
     <w:p>
+      <w:pPr>
+        <w:ind w:left="360"/>
+      </w:pPr>
       <w:r>
         <w:t>This phase directly corresponds with the Integration test phase.</w:t>
       </w:r>
@@ -10540,6 +10471,7 @@
     <w:p>
       <w:pPr>
         <w:pStyle w:val="Heading4"/>
+        <w:ind w:left="360"/>
       </w:pPr>
       <w:bookmarkStart w:id="44" w:name="_Toc225163853"/>
       <w:r>
@@ -10548,6 +10480,9 @@
       <w:bookmarkEnd w:id="44"/>
     </w:p>
     <w:p>
+      <w:pPr>
+        <w:ind w:left="360"/>
+      </w:pPr>
       <w:r>
         <w:t>Adopted the MVVM (Model-View-ViewModel) architectural pattern</w:t>
       </w:r>
@@ -10561,13 +10496,16 @@
     <w:tbl>
       <w:tblPr>
         <w:tblStyle w:val="GridTable1Light"/>
-        <w:tblW w:w="0" w:type="auto"/>
+        <w:tblW w:w="9376" w:type="dxa"/>
         <w:tblLook w:val="04A0" w:firstRow="1" w:lastRow="0" w:firstColumn="1" w:lastColumn="0" w:noHBand="0" w:noVBand="1"/>
       </w:tblPr>
       <w:tblGrid>
         <w:gridCol w:w="3005"/>
-        <w:gridCol w:w="3005"/>
-        <w:gridCol w:w="3006"/>
+        <w:gridCol w:w="360"/>
+        <w:gridCol w:w="2645"/>
+        <w:gridCol w:w="360"/>
+        <w:gridCol w:w="2646"/>
+        <w:gridCol w:w="360"/>
       </w:tblGrid>
       <w:tr>
         <w:trPr>
@@ -10576,17 +10514,19 @@
         <w:tc>
           <w:tcPr>
             <w:cnfStyle w:val="001000000000" w:firstRow="0" w:lastRow="0" w:firstColumn="1" w:lastColumn="0" w:oddVBand="0" w:evenVBand="0" w:oddHBand="0" w:evenHBand="0" w:firstRowFirstColumn="0" w:firstRowLastColumn="0" w:lastRowFirstColumn="0" w:lastRowLastColumn="0"/>
+            <w:tcW w:w="3365" w:type="dxa"/>
+            <w:gridSpan w:val="2"/>
+          </w:tcPr>
+          <w:p>
+            <w:r>
+              <w:t>Layer</w:t>
+            </w:r>
+          </w:p>
+        </w:tc>
+        <w:tc>
+          <w:tcPr>
             <w:tcW w:w="3005" w:type="dxa"/>
-          </w:tcPr>
-          <w:p>
-            <w:r>
-              <w:t>Layer</w:t>
-            </w:r>
-          </w:p>
-        </w:tc>
-        <w:tc>
-          <w:tcPr>
-            <w:tcW w:w="3005" w:type="dxa"/>
+            <w:gridSpan w:val="2"/>
           </w:tcPr>
           <w:p>
             <w:pPr>
@@ -10600,6 +10540,7 @@
         <w:tc>
           <w:tcPr>
             <w:tcW w:w="3006" w:type="dxa"/>
+            <w:gridSpan w:val="2"/>
           </w:tcPr>
           <w:p>
             <w:pPr>
@@ -10615,7 +10556,8 @@
         <w:tc>
           <w:tcPr>
             <w:cnfStyle w:val="001000000000" w:firstRow="0" w:lastRow="0" w:firstColumn="1" w:lastColumn="0" w:oddVBand="0" w:evenVBand="0" w:oddHBand="0" w:evenHBand="0" w:firstRowFirstColumn="0" w:firstRowLastColumn="0" w:lastRowFirstColumn="0" w:lastRowLastColumn="0"/>
-            <w:tcW w:w="3005" w:type="dxa"/>
+            <w:tcW w:w="3365" w:type="dxa"/>
+            <w:gridSpan w:val="2"/>
           </w:tcPr>
           <w:p>
             <w:pPr>
@@ -10625,6 +10567,7 @@
               </w:rPr>
             </w:pPr>
             <w:r>
+              <w:lastRenderedPageBreak/>
               <w:t>Data models</w:t>
             </w:r>
           </w:p>
@@ -10632,6 +10575,7 @@
         <w:tc>
           <w:tcPr>
             <w:tcW w:w="3005" w:type="dxa"/>
+            <w:gridSpan w:val="2"/>
           </w:tcPr>
           <w:p>
             <w:pPr>
@@ -10645,6 +10589,7 @@
         <w:tc>
           <w:tcPr>
             <w:tcW w:w="3006" w:type="dxa"/>
+            <w:gridSpan w:val="2"/>
           </w:tcPr>
           <w:p>
             <w:pPr>
@@ -10657,6 +10602,10 @@
         </w:tc>
       </w:tr>
       <w:tr>
+        <w:trPr>
+          <w:gridAfter w:val="1"/>
+          <w:wAfter w:w="360" w:type="dxa"/>
+        </w:trPr>
         <w:tc>
           <w:tcPr>
             <w:cnfStyle w:val="001000000000" w:firstRow="0" w:lastRow="0" w:firstColumn="1" w:lastColumn="0" w:oddVBand="0" w:evenVBand="0" w:oddHBand="0" w:evenHBand="0" w:firstRowFirstColumn="0" w:firstRowLastColumn="0" w:lastRowFirstColumn="0" w:lastRowLastColumn="0"/>
@@ -10670,7 +10619,6 @@
               </w:rPr>
             </w:pPr>
             <w:r>
-              <w:lastRenderedPageBreak/>
               <w:t>Auth</w:t>
             </w:r>
           </w:p>
@@ -10678,6 +10626,7 @@
         <w:tc>
           <w:tcPr>
             <w:tcW w:w="3005" w:type="dxa"/>
+            <w:gridSpan w:val="2"/>
           </w:tcPr>
           <w:p>
             <w:pPr>
@@ -10691,6 +10640,7 @@
         <w:tc>
           <w:tcPr>
             <w:tcW w:w="3006" w:type="dxa"/>
+            <w:gridSpan w:val="2"/>
           </w:tcPr>
           <w:p>
             <w:pPr>
@@ -10703,20 +10653,30 @@
         </w:tc>
       </w:tr>
       <w:tr>
+        <w:trPr>
+          <w:gridAfter w:val="1"/>
+          <w:wAfter w:w="360" w:type="dxa"/>
+        </w:trPr>
         <w:tc>
           <w:tcPr>
             <w:cnfStyle w:val="001000000000" w:firstRow="0" w:lastRow="0" w:firstColumn="1" w:lastColumn="0" w:oddVBand="0" w:evenVBand="0" w:oddHBand="0" w:evenHBand="0" w:firstRowFirstColumn="0" w:firstRowLastColumn="0" w:lastRowFirstColumn="0" w:lastRowLastColumn="0"/>
             <w:tcW w:w="3005" w:type="dxa"/>
           </w:tcPr>
           <w:p>
-            <w:r>
-              <w:t>Firestore stores</w:t>
+            <w:proofErr w:type="spellStart"/>
+            <w:r>
+              <w:t>Firestore</w:t>
+            </w:r>
+            <w:proofErr w:type="spellEnd"/>
+            <w:r>
+              <w:t xml:space="preserve"> stores</w:t>
             </w:r>
           </w:p>
         </w:tc>
         <w:tc>
           <w:tcPr>
             <w:tcW w:w="3005" w:type="dxa"/>
+            <w:gridSpan w:val="2"/>
           </w:tcPr>
           <w:p>
             <w:pPr>
@@ -10730,6 +10690,7 @@
         <w:tc>
           <w:tcPr>
             <w:tcW w:w="3006" w:type="dxa"/>
+            <w:gridSpan w:val="2"/>
           </w:tcPr>
           <w:p>
             <w:pPr>
@@ -10742,6 +10703,10 @@
         </w:tc>
       </w:tr>
       <w:tr>
+        <w:trPr>
+          <w:gridAfter w:val="1"/>
+          <w:wAfter w:w="360" w:type="dxa"/>
+        </w:trPr>
         <w:tc>
           <w:tcPr>
             <w:cnfStyle w:val="001000000000" w:firstRow="0" w:lastRow="0" w:firstColumn="1" w:lastColumn="0" w:oddVBand="0" w:evenVBand="0" w:oddHBand="0" w:evenHBand="0" w:firstRowFirstColumn="0" w:firstRowLastColumn="0" w:lastRowFirstColumn="0" w:lastRowLastColumn="0"/>
@@ -10756,6 +10721,7 @@
         <w:tc>
           <w:tcPr>
             <w:tcW w:w="3005" w:type="dxa"/>
+            <w:gridSpan w:val="2"/>
           </w:tcPr>
           <w:p>
             <w:pPr>
@@ -10769,6 +10735,7 @@
         <w:tc>
           <w:tcPr>
             <w:tcW w:w="3006" w:type="dxa"/>
+            <w:gridSpan w:val="2"/>
           </w:tcPr>
           <w:p>
             <w:pPr>
@@ -10781,6 +10748,10 @@
         </w:tc>
       </w:tr>
       <w:tr>
+        <w:trPr>
+          <w:gridAfter w:val="1"/>
+          <w:wAfter w:w="360" w:type="dxa"/>
+        </w:trPr>
         <w:tc>
           <w:tcPr>
             <w:cnfStyle w:val="001000000000" w:firstRow="0" w:lastRow="0" w:firstColumn="1" w:lastColumn="0" w:oddVBand="0" w:evenVBand="0" w:oddHBand="0" w:evenHBand="0" w:firstRowFirstColumn="0" w:firstRowLastColumn="0" w:lastRowFirstColumn="0" w:lastRowLastColumn="0"/>
@@ -10795,6 +10766,7 @@
         <w:tc>
           <w:tcPr>
             <w:tcW w:w="3005" w:type="dxa"/>
+            <w:gridSpan w:val="2"/>
           </w:tcPr>
           <w:p>
             <w:pPr>
@@ -10808,6 +10780,7 @@
         <w:tc>
           <w:tcPr>
             <w:tcW w:w="3006" w:type="dxa"/>
+            <w:gridSpan w:val="2"/>
           </w:tcPr>
           <w:p>
             <w:pPr>
@@ -10820,6 +10793,10 @@
         </w:tc>
       </w:tr>
       <w:tr>
+        <w:trPr>
+          <w:gridAfter w:val="1"/>
+          <w:wAfter w:w="360" w:type="dxa"/>
+        </w:trPr>
         <w:tc>
           <w:tcPr>
             <w:cnfStyle w:val="001000000000" w:firstRow="0" w:lastRow="0" w:firstColumn="1" w:lastColumn="0" w:oddVBand="0" w:evenVBand="0" w:oddHBand="0" w:evenHBand="0" w:firstRowFirstColumn="0" w:firstRowLastColumn="0" w:lastRowFirstColumn="0" w:lastRowLastColumn="0"/>
@@ -10834,6 +10811,7 @@
         <w:tc>
           <w:tcPr>
             <w:tcW w:w="3005" w:type="dxa"/>
+            <w:gridSpan w:val="2"/>
           </w:tcPr>
           <w:p>
             <w:pPr>
@@ -10847,6 +10825,7 @@
         <w:tc>
           <w:tcPr>
             <w:tcW w:w="3006" w:type="dxa"/>
+            <w:gridSpan w:val="2"/>
           </w:tcPr>
           <w:p>
             <w:pPr>
@@ -10859,6 +10838,10 @@
         </w:tc>
       </w:tr>
       <w:tr>
+        <w:trPr>
+          <w:gridAfter w:val="1"/>
+          <w:wAfter w:w="360" w:type="dxa"/>
+        </w:trPr>
         <w:tc>
           <w:tcPr>
             <w:cnfStyle w:val="001000000000" w:firstRow="0" w:lastRow="0" w:firstColumn="1" w:lastColumn="0" w:oddVBand="0" w:evenVBand="0" w:oddHBand="0" w:evenHBand="0" w:firstRowFirstColumn="0" w:firstRowLastColumn="0" w:lastRowFirstColumn="0" w:lastRowLastColumn="0"/>
@@ -10873,6 +10856,7 @@
         <w:tc>
           <w:tcPr>
             <w:tcW w:w="3005" w:type="dxa"/>
+            <w:gridSpan w:val="2"/>
           </w:tcPr>
           <w:p>
             <w:pPr>
@@ -10886,6 +10870,7 @@
         <w:tc>
           <w:tcPr>
             <w:tcW w:w="3006" w:type="dxa"/>
+            <w:gridSpan w:val="2"/>
           </w:tcPr>
           <w:p>
             <w:pPr>
@@ -10898,6 +10883,10 @@
         </w:tc>
       </w:tr>
       <w:tr>
+        <w:trPr>
+          <w:gridAfter w:val="1"/>
+          <w:wAfter w:w="360" w:type="dxa"/>
+        </w:trPr>
         <w:tc>
           <w:tcPr>
             <w:cnfStyle w:val="001000000000" w:firstRow="0" w:lastRow="0" w:firstColumn="1" w:lastColumn="0" w:oddVBand="0" w:evenVBand="0" w:oddHBand="0" w:evenHBand="0" w:firstRowFirstColumn="0" w:firstRowLastColumn="0" w:lastRowFirstColumn="0" w:lastRowLastColumn="0"/>
@@ -10912,6 +10901,7 @@
         <w:tc>
           <w:tcPr>
             <w:tcW w:w="3005" w:type="dxa"/>
+            <w:gridSpan w:val="2"/>
           </w:tcPr>
           <w:p>
             <w:pPr>
@@ -10925,6 +10915,7 @@
         <w:tc>
           <w:tcPr>
             <w:tcW w:w="3006" w:type="dxa"/>
+            <w:gridSpan w:val="2"/>
           </w:tcPr>
           <w:p>
             <w:pPr>
@@ -10937,6 +10928,10 @@
         </w:tc>
       </w:tr>
       <w:tr>
+        <w:trPr>
+          <w:gridAfter w:val="1"/>
+          <w:wAfter w:w="360" w:type="dxa"/>
+        </w:trPr>
         <w:tc>
           <w:tcPr>
             <w:cnfStyle w:val="001000000000" w:firstRow="0" w:lastRow="0" w:firstColumn="1" w:lastColumn="0" w:oddVBand="0" w:evenVBand="0" w:oddHBand="0" w:evenHBand="0" w:firstRowFirstColumn="0" w:firstRowLastColumn="0" w:lastRowFirstColumn="0" w:lastRowLastColumn="0"/>
@@ -10951,6 +10946,7 @@
         <w:tc>
           <w:tcPr>
             <w:tcW w:w="3005" w:type="dxa"/>
+            <w:gridSpan w:val="2"/>
           </w:tcPr>
           <w:p>
             <w:pPr>
@@ -10964,6 +10960,7 @@
         <w:tc>
           <w:tcPr>
             <w:tcW w:w="3006" w:type="dxa"/>
+            <w:gridSpan w:val="2"/>
           </w:tcPr>
           <w:p>
             <w:pPr>
@@ -10976,6 +10973,10 @@
         </w:tc>
       </w:tr>
       <w:tr>
+        <w:trPr>
+          <w:gridAfter w:val="1"/>
+          <w:wAfter w:w="360" w:type="dxa"/>
+        </w:trPr>
         <w:tc>
           <w:tcPr>
             <w:cnfStyle w:val="001000000000" w:firstRow="0" w:lastRow="0" w:firstColumn="1" w:lastColumn="0" w:oddVBand="0" w:evenVBand="0" w:oddHBand="0" w:evenHBand="0" w:firstRowFirstColumn="0" w:firstRowLastColumn="0" w:lastRowFirstColumn="0" w:lastRowLastColumn="0"/>
@@ -10990,6 +10991,7 @@
         <w:tc>
           <w:tcPr>
             <w:tcW w:w="3005" w:type="dxa"/>
+            <w:gridSpan w:val="2"/>
           </w:tcPr>
           <w:p>
             <w:pPr>
@@ -11003,6 +11005,7 @@
         <w:tc>
           <w:tcPr>
             <w:tcW w:w="3006" w:type="dxa"/>
+            <w:gridSpan w:val="2"/>
           </w:tcPr>
           <w:p>
             <w:pPr>
@@ -11240,6 +11243,7 @@
           </w:tcPr>
           <w:p>
             <w:r>
+              <w:lastRenderedPageBreak/>
               <w:t>ST-03</w:t>
             </w:r>
           </w:p>
@@ -11279,7 +11283,6 @@
           </w:tcPr>
           <w:p>
             <w:r>
-              <w:lastRenderedPageBreak/>
               <w:t>ST-04</w:t>
             </w:r>
           </w:p>
@@ -11450,7 +11453,7 @@
       <w:pPr>
         <w:pStyle w:val="Heading3"/>
       </w:pPr>
-      <w:bookmarkStart w:id="46" w:name="_Toc228391787"/>
+      <w:bookmarkStart w:id="46" w:name="_Toc229131360"/>
       <w:r>
         <w:t>Phase 3: Module Design</w:t>
       </w:r>
@@ -11534,22 +11537,21 @@
         <w:t>Bluetooth</w:t>
       </w:r>
       <w:r>
-        <w:t xml:space="preserve"> Core Specification</w:t>
-      </w:r>
-      <w:r>
-        <w:t>, 2024)</w:t>
+        <w:t xml:space="preserve"> Core Specification, 2024)</w:t>
       </w:r>
       <w:r>
         <w:t xml:space="preserve"> The app advertises a custom service with a unique UUID. The app then accepts incoming connections from the VACU, which functions as the GATT central. The app notifies the VACU upon connection using a GATT characteristic. The BleManager module only starts once the user grants Bluetooth permissions for the app. </w:t>
       </w:r>
     </w:p>
     <w:p/>
+    <w:p/>
     <w:p>
       <w:pPr>
         <w:pStyle w:val="Heading3"/>
       </w:pPr>
-      <w:bookmarkStart w:id="47" w:name="_Toc228391788"/>
-      <w:r>
+      <w:bookmarkStart w:id="47" w:name="_Toc229131361"/>
+      <w:r>
+        <w:lastRenderedPageBreak/>
         <w:t>HomeViewModel BLE integration</w:t>
       </w:r>
       <w:bookmarkEnd w:id="47"/>
@@ -11557,7 +11559,6 @@
     <w:p/>
     <w:p>
       <w:r>
-        <w:lastRenderedPageBreak/>
         <w:t>The HomeViewModel was updated to integrate BLE status into the UI viewmodel, checking on unlock/lock for an active BLE connection and showing an error on the UI if commands are sent without being connected to the VACU.</w:t>
       </w:r>
     </w:p>
@@ -11580,7 +11581,7 @@
       <w:pPr>
         <w:pStyle w:val="Heading3"/>
       </w:pPr>
-      <w:bookmarkStart w:id="48" w:name="_Toc228391789"/>
+      <w:bookmarkStart w:id="48" w:name="_Toc229131362"/>
       <w:r>
         <w:t>Phase 4: Development</w:t>
       </w:r>
@@ -11698,18 +11699,15 @@
     </w:p>
     <w:p>
       <w:r>
-        <w:t xml:space="preserve">This is an improvement over the earlier version of the system that used a HMAC-SHA256 secret stored per-key in Firestore. This was a risk because storing a shared signing secret in the cloud could result in a </w:t>
-      </w:r>
-      <w:r>
         <w:lastRenderedPageBreak/>
-        <w:t>cloud breach exposing the signing key directly. Switching to an asymmetric approach means the only material in Firestore is the public key, which can’t be used to produce commands.</w:t>
+        <w:t>This is an improvement over the earlier version of the system that used a HMAC-SHA256 secret stored per-key in Firestore. This was a risk because storing a shared signing secret in the cloud could result in a cloud breach exposing the signing key directly. Switching to an asymmetric approach means the only material in Firestore is the public key, which can’t be used to produce commands.</w:t>
       </w:r>
     </w:p>
     <w:p>
       <w:pPr>
         <w:pStyle w:val="Heading3"/>
       </w:pPr>
-      <w:bookmarkStart w:id="49" w:name="_Toc228391790"/>
+      <w:bookmarkStart w:id="49" w:name="_Toc229131363"/>
       <w:r>
         <w:t>Biometric Authentication</w:t>
       </w:r>
@@ -11731,7 +11729,7 @@
       <w:pPr>
         <w:pStyle w:val="Heading3"/>
       </w:pPr>
-      <w:bookmarkStart w:id="50" w:name="_Toc228391791"/>
+      <w:bookmarkStart w:id="50" w:name="_Toc229131364"/>
       <w:r>
         <w:t>Tamper and Replay Protection</w:t>
       </w:r>
@@ -11811,7 +11809,7 @@
       <w:pPr>
         <w:pStyle w:val="Heading3"/>
       </w:pPr>
-      <w:bookmarkStart w:id="51" w:name="_Toc228391792"/>
+      <w:bookmarkStart w:id="51" w:name="_Toc229131365"/>
       <w:r>
         <w:t>Test Coverage</w:t>
       </w:r>
@@ -11838,7 +11836,7 @@
       <w:pPr>
         <w:pStyle w:val="Heading2"/>
       </w:pPr>
-      <w:bookmarkStart w:id="52" w:name="_Toc228391793"/>
+      <w:bookmarkStart w:id="52" w:name="_Toc229131366"/>
       <w:r>
         <w:lastRenderedPageBreak/>
         <w:t>Python VACU V-Model implementation</w:t>
@@ -11849,7 +11847,7 @@
       <w:pPr>
         <w:pStyle w:val="Heading3"/>
       </w:pPr>
-      <w:bookmarkStart w:id="53" w:name="_Toc228391794"/>
+      <w:bookmarkStart w:id="53" w:name="_Toc229131367"/>
       <w:r>
         <w:t>Phase 1: Requirements Analysis</w:t>
       </w:r>
@@ -12375,7 +12373,7 @@
       <w:pPr>
         <w:pStyle w:val="Heading3"/>
       </w:pPr>
-      <w:bookmarkStart w:id="54" w:name="_Toc228391795"/>
+      <w:bookmarkStart w:id="54" w:name="_Toc229131368"/>
       <w:r>
         <w:t>Phase 2: System Design</w:t>
       </w:r>
@@ -13017,7 +13015,7 @@
       <w:pPr>
         <w:pStyle w:val="Heading3"/>
       </w:pPr>
-      <w:bookmarkStart w:id="55" w:name="_Toc228391796"/>
+      <w:bookmarkStart w:id="55" w:name="_Toc229131369"/>
       <w:r>
         <w:t>Phase 3: Module Design</w:t>
       </w:r>
@@ -13154,7 +13152,7 @@
       <w:pPr>
         <w:pStyle w:val="Heading3"/>
       </w:pPr>
-      <w:bookmarkStart w:id="56" w:name="_Toc228391797"/>
+      <w:bookmarkStart w:id="56" w:name="_Toc229131370"/>
       <w:r>
         <w:t>Phase 4: Development</w:t>
       </w:r>
@@ -13289,7 +13287,7 @@
       <w:pPr>
         <w:pStyle w:val="Heading2"/>
       </w:pPr>
-      <w:bookmarkStart w:id="57" w:name="_Toc228391798"/>
+      <w:bookmarkStart w:id="57" w:name="_Toc229131371"/>
       <w:r>
         <w:t>Android App: Manager User</w:t>
       </w:r>
@@ -13326,7 +13324,7 @@
       <w:pPr>
         <w:pStyle w:val="Heading3"/>
       </w:pPr>
-      <w:bookmarkStart w:id="58" w:name="_Toc228391799"/>
+      <w:bookmarkStart w:id="58" w:name="_Toc229131372"/>
       <w:r>
         <w:lastRenderedPageBreak/>
         <w:t>Phase 1: Requirements Analysis</w:t>
@@ -13565,13 +13563,7 @@
           </w:tcPr>
           <w:p>
             <w:r>
-              <w:t>MGR-</w:t>
-            </w:r>
-            <w:r>
-              <w:t>N</w:t>
-            </w:r>
-            <w:r>
-              <w:t>FR-01</w:t>
+              <w:t>MGR-NFR-01</w:t>
             </w:r>
           </w:p>
         </w:tc>
@@ -13593,13 +13585,7 @@
           </w:tcPr>
           <w:p>
             <w:r>
-              <w:t>MGR-</w:t>
-            </w:r>
-            <w:r>
-              <w:t>N</w:t>
-            </w:r>
-            <w:r>
-              <w:t>FR-02</w:t>
+              <w:t>MGR-NFR-02</w:t>
             </w:r>
           </w:p>
         </w:tc>
@@ -13621,13 +13607,7 @@
           </w:tcPr>
           <w:p>
             <w:r>
-              <w:t>MGR-</w:t>
-            </w:r>
-            <w:r>
-              <w:t>N</w:t>
-            </w:r>
-            <w:r>
-              <w:t>FR-03</w:t>
+              <w:t>MGR-NFR-03</w:t>
             </w:r>
           </w:p>
         </w:tc>
@@ -13648,7 +13628,7 @@
       <w:pPr>
         <w:pStyle w:val="Heading3"/>
       </w:pPr>
-      <w:bookmarkStart w:id="59" w:name="_Toc228391800"/>
+      <w:bookmarkStart w:id="59" w:name="_Toc229131373"/>
       <w:r>
         <w:t>Phase 2: System Design</w:t>
       </w:r>
@@ -13921,7 +13901,7 @@
       <w:pPr>
         <w:pStyle w:val="Heading3"/>
       </w:pPr>
-      <w:bookmarkStart w:id="60" w:name="_Toc228391801"/>
+      <w:bookmarkStart w:id="60" w:name="_Toc229131374"/>
       <w:r>
         <w:t>Phase 3: Module Design</w:t>
       </w:r>
@@ -14111,7 +14091,7 @@
       <w:pPr>
         <w:pStyle w:val="Heading3"/>
       </w:pPr>
-      <w:bookmarkStart w:id="61" w:name="_Toc228391802"/>
+      <w:bookmarkStart w:id="61" w:name="_Toc229131375"/>
       <w:r>
         <w:t>Phase 4: Development</w:t>
       </w:r>
@@ -14251,7 +14231,7 @@
       <w:pPr>
         <w:pStyle w:val="Heading2"/>
       </w:pPr>
-      <w:bookmarkStart w:id="62" w:name="_Toc228391803"/>
+      <w:bookmarkStart w:id="62" w:name="_Toc229131376"/>
       <w:r>
         <w:rPr>
           <w:noProof/>
@@ -16264,7 +16244,19 @@
                               <w:rPr>
                                 <w:noProof/>
                               </w:rPr>
-                              <w:t xml:space="preserve">10: </w:t>
+                              <w:t>1</w:t>
+                            </w:r>
+                            <w:r>
+                              <w:rPr>
+                                <w:noProof/>
+                              </w:rPr>
+                              <w:t>2</w:t>
+                            </w:r>
+                            <w:r>
+                              <w:rPr>
+                                <w:noProof/>
+                              </w:rPr>
+                              <w:t xml:space="preserve">: </w:t>
                             </w:r>
                             <w:r>
                               <w:t>Add Users screen</w:t>
@@ -16302,7 +16294,19 @@
                         <w:rPr>
                           <w:noProof/>
                         </w:rPr>
-                        <w:t xml:space="preserve">10: </w:t>
+                        <w:t>1</w:t>
+                      </w:r>
+                      <w:r>
+                        <w:rPr>
+                          <w:noProof/>
+                        </w:rPr>
+                        <w:t>2</w:t>
+                      </w:r>
+                      <w:r>
+                        <w:rPr>
+                          <w:noProof/>
+                        </w:rPr>
+                        <w:t xml:space="preserve">: </w:t>
                       </w:r>
                       <w:r>
                         <w:t>Add Users screen</w:t>
@@ -16437,7 +16441,7 @@
                               <w:rPr>
                                 <w:noProof/>
                               </w:rPr>
-                              <w:t>9</w:t>
+                              <w:t>11</w:t>
                             </w:r>
                             <w:r>
                               <w:t>: Users Screen</w:t>
@@ -16475,7 +16479,7 @@
                         <w:rPr>
                           <w:noProof/>
                         </w:rPr>
-                        <w:t>9</w:t>
+                        <w:t>11</w:t>
                       </w:r>
                       <w:r>
                         <w:t>: Users Screen</w:t>
@@ -16494,7 +16498,7 @@
           <w:noProof/>
         </w:rPr>
         <w:drawing>
-          <wp:anchor distT="0" distB="0" distL="114300" distR="114300" simplePos="0" relativeHeight="251692032" behindDoc="0" locked="0" layoutInCell="1" allowOverlap="1" wp14:anchorId="7F57DBA1" wp14:editId="7AA94288">
+          <wp:anchor distT="0" distB="0" distL="114300" distR="114300" simplePos="0" relativeHeight="251692032" behindDoc="0" locked="0" layoutInCell="1" allowOverlap="1" wp14:anchorId="7F57DBA1" wp14:editId="174D2EFC">
             <wp:simplePos x="0" y="0"/>
             <wp:positionH relativeFrom="margin">
               <wp:align>left</wp:align>
@@ -16555,102 +16559,40 @@
       <w:pPr>
         <w:pStyle w:val="Heading2"/>
       </w:pPr>
-      <w:bookmarkStart w:id="63" w:name="_Toc228391804"/>
-      <w:r>
-        <w:t>Implementation</w:t>
+      <w:bookmarkStart w:id="63" w:name="_Toc229131377"/>
+      <w:r>
+        <w:t>Security Implementation</w:t>
       </w:r>
       <w:bookmarkEnd w:id="63"/>
     </w:p>
     <w:p>
-      <w:r>
-        <w:t>The system was implemented across four components: the Android Car Key App, the Python Vehicle Access Control Unit (VACU), the Firebase cloud backend and Manager App, and a Streamlit monitoring dashboard. Each component was developed following the V-Model process documented in the previous section.</w:t>
-      </w:r>
-    </w:p>
-    <w:p>
       <w:pPr>
         <w:pStyle w:val="Heading3"/>
-      </w:pPr>
-      <w:bookmarkStart w:id="64" w:name="_Toc228391805"/>
-      <w:r>
-        <w:t>Android Car Key App</w:t>
+        <w:rPr>
+          <w:lang w:val="en-GB"/>
+        </w:rPr>
+      </w:pPr>
+      <w:bookmarkStart w:id="64" w:name="_Toc218196634"/>
+      <w:bookmarkStart w:id="65" w:name="_Toc229131378"/>
+      <w:r>
+        <w:rPr>
+          <w:lang w:val="en-GB"/>
+        </w:rPr>
+        <w:t>Cybersecurity Goals</w:t>
       </w:r>
       <w:bookmarkEnd w:id="64"/>
-    </w:p>
-    <w:p>
-      <w:r>
-        <w:t>The Car Key App was built using Android Studio with Kotlin, and Jetpack Compose for the UI</w:t>
-      </w:r>
-      <w:r>
-        <w:t xml:space="preserve"> </w:t>
-      </w:r>
-      <w:r>
-        <w:t>(Google, 2026)</w:t>
-      </w:r>
-      <w:r>
-        <w:t xml:space="preserve">. </w:t>
-      </w:r>
-      <w:r>
-        <w:t xml:space="preserve">The application follows the MVVM architecture which separates the UI logic from business logic and data. </w:t>
-      </w:r>
-    </w:p>
-    <w:p>
-      <w:pPr>
-        <w:pStyle w:val="Heading3"/>
-      </w:pPr>
-      <w:bookmarkStart w:id="65" w:name="_Toc228391806"/>
-      <w:r>
-        <w:rPr>
-          <w:lang w:val="en-GB"/>
-        </w:rPr>
-        <w:t>Authentication</w:t>
-      </w:r>
       <w:bookmarkEnd w:id="65"/>
     </w:p>
     <w:p>
-      <w:r>
-        <w:t>Authentication of users is handled by Firebase Authentication, through email and password, and Google Authentication. On login AuthManager signs the user in, and finds their user from Firestore to resolve their user role. The role will determine what part of the app they’re brought to. Drivers are brought to the vehicle home screen, and managers brought to the management dashboard.</w:t>
-      </w:r>
-    </w:p>
-    <w:p/>
-    <w:p>
-      <w:pPr>
-        <w:pStyle w:val="Heading2"/>
-      </w:pPr>
-      <w:bookmarkStart w:id="66" w:name="_Toc228391807"/>
-      <w:r>
-        <w:t>Security Implementation</w:t>
-      </w:r>
-      <w:bookmarkEnd w:id="66"/>
-    </w:p>
-    <w:p>
-      <w:pPr>
-        <w:pStyle w:val="Heading3"/>
-        <w:rPr>
-          <w:lang w:val="en-GB"/>
-        </w:rPr>
-      </w:pPr>
-      <w:bookmarkStart w:id="67" w:name="_Toc218196634"/>
-      <w:bookmarkStart w:id="68" w:name="_Toc228391808"/>
-      <w:r>
-        <w:rPr>
-          <w:lang w:val="en-GB"/>
-        </w:rPr>
-        <w:t>Cybersecurity Goals</w:t>
-      </w:r>
-      <w:bookmarkEnd w:id="67"/>
-      <w:bookmarkEnd w:id="68"/>
-    </w:p>
-    <w:p>
-      <w:pPr>
-        <w:rPr>
-          <w:lang w:val="en-GB"/>
-        </w:rPr>
-      </w:pPr>
-      <w:r>
-        <w:rPr>
-          <w:lang w:val="en-GB"/>
-        </w:rPr>
-        <w:lastRenderedPageBreak/>
+      <w:pPr>
+        <w:rPr>
+          <w:lang w:val="en-GB"/>
+        </w:rPr>
+      </w:pPr>
+      <w:r>
+        <w:rPr>
+          <w:lang w:val="en-GB"/>
+        </w:rPr>
         <w:t xml:space="preserve">These goals aim to align with the OWASP </w:t>
       </w:r>
       <w:r>
@@ -16997,6 +16939,7 @@
         <w:rPr>
           <w:lang w:val="en-GB"/>
         </w:rPr>
+        <w:lastRenderedPageBreak/>
         <w:t>In the case of a network failure, the system should handle the failure gracefully and  return to a safe resting state.</w:t>
       </w:r>
     </w:p>
@@ -17075,16 +17018,16 @@
           <w:lang w:val="en-GB"/>
         </w:rPr>
       </w:pPr>
-      <w:bookmarkStart w:id="69" w:name="_Toc218196635"/>
-      <w:bookmarkStart w:id="70" w:name="_Toc228391809"/>
+      <w:bookmarkStart w:id="66" w:name="_Toc218196635"/>
+      <w:bookmarkStart w:id="67" w:name="_Toc229131379"/>
       <w:r>
         <w:rPr>
           <w:lang w:val="en-GB"/>
         </w:rPr>
         <w:t>Threat Model</w:t>
       </w:r>
-      <w:bookmarkEnd w:id="69"/>
-      <w:bookmarkEnd w:id="70"/>
+      <w:bookmarkEnd w:id="66"/>
+      <w:bookmarkEnd w:id="67"/>
     </w:p>
     <w:p>
       <w:pPr>
@@ -17398,7 +17341,6 @@
         <w:rPr>
           <w:lang w:val="en-GB"/>
         </w:rPr>
-        <w:lastRenderedPageBreak/>
         <w:t xml:space="preserve">Every BLE payload carries </w:t>
       </w:r>
       <w:r>
@@ -17660,6 +17602,7 @@
         <w:rPr>
           <w:lang w:val="en-GB"/>
         </w:rPr>
+        <w:lastRenderedPageBreak/>
         <w:t>A payload includes a Unix millisecond timestamp. This allows the VACU to reject any payload with a timestamp older than 30 seconds, stopping attackers from replaying a payload at a later time.</w:t>
       </w:r>
     </w:p>
@@ -17971,7 +17914,6 @@
         <w:rPr>
           <w:lang w:val="en-GB"/>
         </w:rPr>
-        <w:lastRenderedPageBreak/>
         <w:t>In this attack, the cloud backend is compromised. Private user data could be access, and access to key provisioning options could be accessed by an attacker, allowing unauthorised devices to be allocated keys.</w:t>
       </w:r>
     </w:p>
@@ -18108,12 +18050,12 @@
       <w:pPr>
         <w:pStyle w:val="Heading2"/>
       </w:pPr>
-      <w:bookmarkStart w:id="71" w:name="_Toc228391810"/>
+      <w:bookmarkStart w:id="68" w:name="_Toc229131380"/>
       <w:r>
         <w:lastRenderedPageBreak/>
         <w:t>CANoe Configuration</w:t>
       </w:r>
-      <w:bookmarkEnd w:id="71"/>
+      <w:bookmarkEnd w:id="68"/>
     </w:p>
     <w:p>
       <w:r>
@@ -18138,6 +18080,9 @@
     </w:p>
     <w:p>
       <w:r>
+        <w:rPr>
+          <w:noProof/>
+        </w:rPr>
         <w:drawing>
           <wp:inline distT="0" distB="0" distL="0" distR="0" wp14:anchorId="2BB69C42" wp14:editId="148B62E3">
             <wp:extent cx="5731510" cy="3040380"/>
@@ -18179,11 +18124,11 @@
       <w:pPr>
         <w:pStyle w:val="Heading3"/>
       </w:pPr>
-      <w:bookmarkStart w:id="72" w:name="_Toc228391811"/>
+      <w:bookmarkStart w:id="69" w:name="_Toc229131381"/>
       <w:r>
         <w:t>Simulating the Janix Module</w:t>
       </w:r>
-      <w:bookmarkEnd w:id="72"/>
+      <w:bookmarkEnd w:id="69"/>
     </w:p>
     <w:p>
       <w:r>
@@ -18207,11 +18152,11 @@
       <w:pPr>
         <w:pStyle w:val="Heading3"/>
       </w:pPr>
-      <w:bookmarkStart w:id="73" w:name="_Toc228391812"/>
+      <w:bookmarkStart w:id="70" w:name="_Toc229131382"/>
       <w:r>
         <w:t>Manual Ignition Control</w:t>
       </w:r>
-      <w:bookmarkEnd w:id="73"/>
+      <w:bookmarkEnd w:id="70"/>
     </w:p>
     <w:p>
       <w:r>
@@ -18253,6 +18198,9 @@
         <w:jc w:val="center"/>
       </w:pPr>
       <w:r>
+        <w:rPr>
+          <w:noProof/>
+        </w:rPr>
         <w:lastRenderedPageBreak/>
         <w:drawing>
           <wp:inline distT="0" distB="0" distL="0" distR="0" wp14:anchorId="246B2E47" wp14:editId="38AB0A27">
@@ -18330,11 +18278,11 @@
       <w:pPr>
         <w:pStyle w:val="Heading2"/>
       </w:pPr>
-      <w:bookmarkStart w:id="74" w:name="_Toc228391813"/>
+      <w:bookmarkStart w:id="71" w:name="_Toc229131383"/>
       <w:r>
         <w:t>Cloud Monitoring Dashboard</w:t>
       </w:r>
-      <w:bookmarkEnd w:id="74"/>
+      <w:bookmarkEnd w:id="71"/>
     </w:p>
     <w:p>
       <w:r>
@@ -18348,14 +18296,20 @@
       </w:r>
     </w:p>
     <w:p>
+      <w:r>
+        <w:br w:type="page"/>
+      </w:r>
+    </w:p>
+    <w:p/>
+    <w:p>
       <w:pPr>
         <w:pStyle w:val="Heading3"/>
       </w:pPr>
-      <w:bookmarkStart w:id="75" w:name="_Toc228391814"/>
+      <w:bookmarkStart w:id="72" w:name="_Toc229131384"/>
       <w:r>
         <w:t>Layout</w:t>
       </w:r>
-      <w:bookmarkEnd w:id="75"/>
+      <w:bookmarkEnd w:id="72"/>
     </w:p>
     <w:p>
       <w:r>
@@ -18393,7 +18347,9 @@
         <w:jc w:val="center"/>
       </w:pPr>
       <w:r>
-        <w:lastRenderedPageBreak/>
+        <w:rPr>
+          <w:noProof/>
+        </w:rPr>
         <w:drawing>
           <wp:inline distT="0" distB="0" distL="0" distR="0" wp14:anchorId="3AD531A1" wp14:editId="4EF573F4">
             <wp:extent cx="5470666" cy="2463800"/>
@@ -18461,6 +18417,9 @@
         <w:pStyle w:val="ListParagraph"/>
       </w:pPr>
       <w:r>
+        <w:rPr>
+          <w:noProof/>
+        </w:rPr>
         <w:drawing>
           <wp:inline distT="0" distB="0" distL="0" distR="0" wp14:anchorId="137EF339" wp14:editId="20DBE74A">
             <wp:extent cx="5731510" cy="1921510"/>
@@ -18525,6 +18484,10 @@
         <w:pStyle w:val="ListParagraph"/>
       </w:pPr>
       <w:r>
+        <w:rPr>
+          <w:noProof/>
+        </w:rPr>
+        <w:lastRenderedPageBreak/>
         <w:drawing>
           <wp:inline distT="0" distB="0" distL="0" distR="0" wp14:anchorId="02808617" wp14:editId="71F5DB53">
             <wp:extent cx="5731510" cy="2494280"/>
@@ -18569,17 +18532,21 @@
     </w:p>
     <w:p>
       <w:pPr>
+        <w:pStyle w:val="ListParagraph"/>
+      </w:pPr>
+    </w:p>
+    <w:p>
+      <w:pPr>
         <w:pStyle w:val="Heading2"/>
       </w:pPr>
-      <w:bookmarkStart w:id="76" w:name="_Toc228391815"/>
+      <w:bookmarkStart w:id="73" w:name="_Toc229131385"/>
       <w:r>
         <w:t>Testing</w:t>
       </w:r>
-      <w:bookmarkEnd w:id="76"/>
-    </w:p>
-    <w:p>
-      <w:r>
-        <w:lastRenderedPageBreak/>
+      <w:bookmarkEnd w:id="73"/>
+    </w:p>
+    <w:p>
+      <w:r>
         <w:t>Testing was carried out across all four V-Model levels, with each type of test corresponding to a development phase. The unit tests check individual modules in isolation</w:t>
       </w:r>
       <w:r>
@@ -18597,11 +18564,11 @@
       <w:pPr>
         <w:pStyle w:val="Heading3"/>
       </w:pPr>
-      <w:bookmarkStart w:id="77" w:name="_Toc228391816"/>
+      <w:bookmarkStart w:id="74" w:name="_Toc229131386"/>
       <w:r>
         <w:t>Unit Testing</w:t>
       </w:r>
-      <w:bookmarkEnd w:id="77"/>
+      <w:bookmarkEnd w:id="74"/>
     </w:p>
     <w:p>
       <w:r>
@@ -18771,6 +18738,7 @@
         </w:numPr>
       </w:pPr>
       <w:r>
+        <w:lastRenderedPageBreak/>
         <w:t xml:space="preserve">The nonce cache accepts a fresh nonce, </w:t>
       </w:r>
       <w:r>
@@ -18781,11 +18749,11 @@
       <w:pPr>
         <w:pStyle w:val="Heading3"/>
       </w:pPr>
-      <w:bookmarkStart w:id="78" w:name="_Toc228391817"/>
+      <w:bookmarkStart w:id="75" w:name="_Toc229131387"/>
       <w:r>
         <w:t>Integration Testing</w:t>
       </w:r>
-      <w:bookmarkEnd w:id="78"/>
+      <w:bookmarkEnd w:id="75"/>
     </w:p>
     <w:p>
       <w:r>
@@ -18822,7 +18790,6 @@
           <w:b/>
           <w:bCs/>
         </w:rPr>
-        <w:lastRenderedPageBreak/>
         <w:t xml:space="preserve">VACU and Firestore: </w:t>
       </w:r>
       <w:r>
@@ -18889,11 +18856,11 @@
       <w:pPr>
         <w:pStyle w:val="Heading3"/>
       </w:pPr>
-      <w:bookmarkStart w:id="79" w:name="_Toc228391818"/>
+      <w:bookmarkStart w:id="76" w:name="_Toc229131388"/>
       <w:r>
         <w:t>System Testing</w:t>
       </w:r>
-      <w:bookmarkEnd w:id="79"/>
+      <w:bookmarkEnd w:id="76"/>
     </w:p>
     <w:p>
       <w:r>
@@ -19088,6 +19055,7 @@
           </w:tcPr>
           <w:p>
             <w:r>
+              <w:lastRenderedPageBreak/>
               <w:t>New user signs in for first time</w:t>
             </w:r>
           </w:p>
@@ -19190,11 +19158,11 @@
       <w:pPr>
         <w:pStyle w:val="Heading3"/>
       </w:pPr>
-      <w:bookmarkStart w:id="80" w:name="_Toc228391819"/>
+      <w:bookmarkStart w:id="77" w:name="_Toc229131389"/>
       <w:r>
         <w:t>Security Testing</w:t>
       </w:r>
-      <w:bookmarkEnd w:id="80"/>
+      <w:bookmarkEnd w:id="77"/>
     </w:p>
     <w:p>
       <w:r>
@@ -19246,7 +19214,6 @@
                 <w:szCs w:val="24"/>
                 <w14:ligatures w14:val="standardContextual"/>
               </w:rPr>
-              <w:lastRenderedPageBreak/>
               <w:t>Attack</w:t>
             </w:r>
           </w:p>
@@ -19601,11 +19568,11 @@
       <w:pPr>
         <w:pStyle w:val="Heading3"/>
       </w:pPr>
-      <w:bookmarkStart w:id="81" w:name="_Toc228391820"/>
+      <w:bookmarkStart w:id="78" w:name="_Toc229131390"/>
       <w:r>
         <w:t>Acceptance Testing</w:t>
       </w:r>
-      <w:bookmarkEnd w:id="81"/>
+      <w:bookmarkEnd w:id="78"/>
     </w:p>
     <w:p>
       <w:r>
@@ -19636,6 +19603,7 @@
         </w:numPr>
       </w:pPr>
       <w:r>
+        <w:lastRenderedPageBreak/>
         <w:t>Hardware-backed VACU trust: The VACU runs as a software only script on the PC without secure boot or hardware attestation. Any physical attack on the VACU host PC will allow bypassing the validation pipeline. This is an accepted limitation of the prototype.</w:t>
       </w:r>
     </w:p>
@@ -19648,11 +19616,11 @@
       <w:pPr>
         <w:pStyle w:val="Heading2"/>
       </w:pPr>
-      <w:bookmarkStart w:id="82" w:name="_Toc228391821"/>
+      <w:bookmarkStart w:id="79" w:name="_Toc229131391"/>
       <w:r>
         <w:t>Future Work / Limitations</w:t>
       </w:r>
-      <w:bookmarkEnd w:id="82"/>
+      <w:bookmarkEnd w:id="79"/>
     </w:p>
     <w:p>
       <w:r>
@@ -19688,66 +19656,71 @@
       <w:pPr>
         <w:pStyle w:val="Heading2"/>
       </w:pPr>
-      <w:bookmarkStart w:id="83" w:name="_Toc228391822"/>
+      <w:bookmarkStart w:id="80" w:name="_Toc229131392"/>
+      <w:r>
+        <w:t>Reflection</w:t>
+      </w:r>
+      <w:bookmarkEnd w:id="80"/>
+    </w:p>
+    <w:p>
+      <w:r>
+        <w:t xml:space="preserve">This project was structured around using the V-Model, with each component developed through requirements analysis, system design, module design, and development phases, that mapped directly to testing phases. This approach worked well for me at first but I had to make a change mid-project which was hard to fit into the methodology. I learned V-Model is most useful when the requirements are stable. </w:t>
+      </w:r>
+    </w:p>
+    <w:p>
+      <w:r>
+        <w:t xml:space="preserve">I originally was using HMAC-SHA256, with a per key shared secret stored in Firestore. This worked well but upon further thinking and work on an abstract for a security conference, I had to realise that storing signing material on the cloud is a glaring security issue and isn’t good enough for a system like this. I migrated the system to ECDSA P-256 and used Android Keystore instead. This asymmetric approach was a lot safer as only a public key was stored in the cloud. Looking back, I really wish I had realised this oversight earlier as it caused major headaches to refactor the system. It’s best to not make it work once and run with it, </w:t>
+      </w:r>
+      <w:r>
+        <w:t>but to design the cryptographic methods carefully and focus on it first, rather than doing the surrounding system first.</w:t>
+      </w:r>
+    </w:p>
+    <w:p>
+      <w:r>
+        <w:t xml:space="preserve">In terms of skills, the project was challenging as it used a wide range: Android with Kotlin and Jetpack Compose, Python with bleak BLE, CANoe with CAPL code, Firebase and Firestore, and Streamlit for the dashboard. I found the Bluetooth to be challenging and I couldn’t manage to get Bluetooth Secure Connections working, which would enforce strict pairing and bonding between the app and VACU. It was also hard to make the modules operate with each other cleanly, and I learned that integration is where the main focus should be, as unit tests don’t accomplish much when compared to running as part of a while system. </w:t>
+      </w:r>
+    </w:p>
+    <w:p>
+      <w:r>
+        <w:t>For a project like this in future, I would definitely focus on my cybersecurity implementation first before looking at the whole system, as that caused a major roadblock for me.</w:t>
+      </w:r>
+    </w:p>
+    <w:p>
+      <w:pPr>
+        <w:pStyle w:val="Heading2"/>
+      </w:pPr>
+      <w:bookmarkStart w:id="81" w:name="_Toc229131393"/>
+      <w:r>
+        <w:t>Conclusion</w:t>
+      </w:r>
+      <w:bookmarkEnd w:id="81"/>
+    </w:p>
+    <w:p>
+      <w:r>
+        <w:t xml:space="preserve">This project set out to create a secure smartphone based digital car key system for fleet and rental management, and demonstrate real CAN bus behaviour on a JLR test rig. The final system meets that </w:t>
+      </w:r>
       <w:r>
         <w:lastRenderedPageBreak/>
-        <w:t>Reflection</w:t>
-      </w:r>
-      <w:bookmarkEnd w:id="83"/>
-    </w:p>
-    <w:p>
-      <w:r>
-        <w:t xml:space="preserve">This project was structured around using the V-Model, with each component developed through requirements analysis, system design, module design, and development phases, that mapped directly to testing phases. This approach worked well for me at first but I had to make a change mid-project which was hard to fit into the methodology. I learned V-Model is most useful when the requirements are stable. </w:t>
-      </w:r>
-    </w:p>
-    <w:p>
-      <w:r>
-        <w:t xml:space="preserve">I originally was using HMAC-SHA256, with a per key shared secret stored in Firestore. This worked well but upon further thinking and work on an abstract for a security conference, I had to realise that storing signing material on the cloud is a glaring security issue and isn’t good enough for a system like this. I migrated the system to ECDSA P-256 and used Android Keystore instead. This asymmetric approach was a lot safer as only a public key was stored in the cloud. Looking back, I really wish I had realised this oversight earlier as it caused major headaches to refactor the system. It’s best to not make it work once and run with it, </w:t>
-      </w:r>
-      <w:r>
-        <w:t>but to design the cryptographic methods carefully and focus on it first, rather than doing the surrounding system first.</w:t>
-      </w:r>
-    </w:p>
-    <w:p>
-      <w:r>
-        <w:t xml:space="preserve">In terms of skills, the project was challenging as it used a wide range: Android with Kotlin and Jetpack Compose, Python with bleak BLE, CANoe with CAPL code, Firebase and Firestore, and Streamlit for the dashboard. I found the Bluetooth to be challenging and I couldn’t manage to get Bluetooth Secure Connections working, which would enforce strict pairing and bonding between the app and VACU. It was also hard to make the modules operate with each other cleanly, and I learned that integration is where the main focus should be, as unit tests don’t accomplish much when compared to running as part of a while system. </w:t>
-      </w:r>
-    </w:p>
-    <w:p>
-      <w:r>
-        <w:t>For a project like this in future, I would definitely focus on my cybersecurity implementation first before looking at the whole system, as that caused a major roadblock for me.</w:t>
+        <w:t>goal end to end. A driver logs on an Android app, sends a signed command over BLE to a VACU, which validates the command with a four stage pipeline before sending it to CANoe to a rig through CAN. A manager interface manages keys, users, and vehicles, A Streamlit dashboard shows real time monitoring of events on the system.</w:t>
+      </w:r>
+    </w:p>
+    <w:p>
+      <w:r>
+        <w:t xml:space="preserve">A main security point is that no signing secret exists between the phone and cloud. Only the public key is stored on the cloud which is hardware backed by Android Keystore. </w:t>
+      </w:r>
+      <w:r>
+        <w:t>This is a major security benefit as it stops attackers from producing valid payloads on anything other than a compromised mobile device. A four stage verification process is robust and prevents common security attacks such as replay, man in the middle and payload tampering.</w:t>
       </w:r>
     </w:p>
     <w:p>
       <w:pPr>
         <w:pStyle w:val="Heading2"/>
       </w:pPr>
-      <w:bookmarkStart w:id="84" w:name="_Toc228391823"/>
-      <w:r>
-        <w:t>Conclusion</w:t>
-      </w:r>
-      <w:bookmarkEnd w:id="84"/>
-    </w:p>
-    <w:p>
-      <w:r>
-        <w:t>This project set out to create a secure smartphone based digital car key system for fleet and rental management, and demonstrate real CAN bus behaviour on a JLR test rig. The final system meets that goal end to end. A driver logs on an Android app, sends a signed command over BLE to a VACU, which validates the command with a four stage pipeline before sending it to CANoe to a rig through CAN. A manager interface manages keys, users, and vehicles, A Streamlit dashboard shows real time monitoring of events on the system.</w:t>
-      </w:r>
-    </w:p>
-    <w:p>
-      <w:r>
-        <w:t xml:space="preserve">A main security point is that no signing secret exists between the phone and cloud. Only the public key is stored on the cloud which is hardware backed by Android Keystore. </w:t>
-      </w:r>
-      <w:r>
-        <w:t>This is a major security benefit as it stops attackers from producing valid payloads on anything other than a compromised mobile device. A four stage verification process is robust and prevents common security attacks such as replay, man in the middle and payload tampering.</w:t>
-      </w:r>
-    </w:p>
-    <w:p>
-      <w:pPr>
-        <w:pStyle w:val="Heading2"/>
-      </w:pPr>
+      <w:bookmarkStart w:id="82" w:name="_Toc229131394"/>
       <w:r>
         <w:t>Declaration of Use of AI</w:t>
       </w:r>
+      <w:bookmarkEnd w:id="82"/>
     </w:p>
     <w:p>
       <w:r>
@@ -19827,7 +19800,6 @@
           </w:tcPr>
           <w:p>
             <w:r>
-              <w:lastRenderedPageBreak/>
               <w:t>Migrating from HMAC signing to asymmetric</w:t>
             </w:r>
           </w:p>
@@ -20060,11 +20032,11 @@
       <w:pPr>
         <w:pStyle w:val="Heading2"/>
       </w:pPr>
-      <w:bookmarkStart w:id="85" w:name="_Toc228391824"/>
+      <w:bookmarkStart w:id="83" w:name="_Toc229131395"/>
       <w:r>
         <w:t>References</w:t>
       </w:r>
-      <w:bookmarkEnd w:id="85"/>
+      <w:bookmarkEnd w:id="83"/>
     </w:p>
     <w:p>
       <w:pPr>
@@ -20107,6 +20079,7 @@
         </w:numPr>
       </w:pPr>
       <w:r>
+        <w:lastRenderedPageBreak/>
         <w:t xml:space="preserve">Alrabady, A.I. and Mahmud, S.M. (2005). Analysis of Attacks Against the Security of Keyless-Entry Systems for Vehicles and Suggestions for Improved Designs. </w:t>
       </w:r>
       <w:r>
@@ -20155,10 +20128,7 @@
         </w:numPr>
       </w:pPr>
       <w:r>
-        <w:t>OWASP</w:t>
-      </w:r>
-      <w:r>
-        <w:t xml:space="preserve"> (n.d.). OWASP MASTG - OWASP Mobile Application Security. [online] Available at: https://mas.owasp.org/MASTG/.</w:t>
+        <w:t>OWASP (n.d.). OWASP MASTG - OWASP Mobile Application Security. [online] Available at: https://mas.owasp.org/MASTG/.</w:t>
       </w:r>
     </w:p>
     <w:p>
@@ -20259,16 +20229,10 @@
         <w:t>-</w:t>
       </w:r>
       <w:r>
-        <w:t>4</w:t>
-      </w:r>
-      <w:r>
-        <w:t xml:space="preserve">, </w:t>
-      </w:r>
-      <w:r>
-        <w:t>Secure Hash Standard (SHS)</w:t>
-      </w:r>
-      <w:r>
-        <w:t xml:space="preserve"> </w:t>
+        <w:t xml:space="preserve">4, </w:t>
+      </w:r>
+      <w:r>
+        <w:t xml:space="preserve">Secure Hash Standard (SHS) </w:t>
       </w:r>
       <w:r>
         <w:t xml:space="preserve">[online] Available at: </w:t>
@@ -20286,10 +20250,7 @@
         </w:numPr>
       </w:pPr>
       <w:r>
-        <w:t>Google (2026)</w:t>
-      </w:r>
-      <w:r>
-        <w:t xml:space="preserve"> Android Keystore system. [online] Available at: https://developer.android.com/privacy-and-security/keystore.</w:t>
+        <w:t>Google (2026) Android Keystore system. [online] Available at: https://developer.android.com/privacy-and-security/keystore.</w:t>
       </w:r>
     </w:p>
     <w:p>
@@ -20301,10 +20262,7 @@
         </w:numPr>
       </w:pPr>
       <w:r>
-        <w:t>Google (2026)</w:t>
-      </w:r>
-      <w:r>
-        <w:t xml:space="preserve"> Biometric. [online] Available at: https://developer.android.com/jetpack/androidx/releases/biometric.</w:t>
+        <w:t>Google (2026) Biometric. [online] Available at: https://developer.android.com/jetpack/androidx/releases/biometric.</w:t>
       </w:r>
     </w:p>
     <w:p>
@@ -20316,11 +20274,7 @@
         </w:numPr>
       </w:pPr>
       <w:r>
-        <w:lastRenderedPageBreak/>
-        <w:t>Google (2026)</w:t>
-      </w:r>
-      <w:r>
-        <w:t xml:space="preserve"> Jetpack Compose UI App Development Toolkit. [online] Android Developers. Available at: https://developer.android.com/compose.</w:t>
+        <w:t>Google (2026) Jetpack Compose UI App Development Toolkit. [online] Android Developers. Available at: https://developer.android.com/compose.</w:t>
       </w:r>
     </w:p>
     <w:p>
@@ -20332,10 +20286,7 @@
         </w:numPr>
       </w:pPr>
       <w:r>
-        <w:t>Google (2026</w:t>
-      </w:r>
-      <w:r>
-        <w:t>). Documentation  |  Firebase. [online] Firebase. Available at: https://firebase.google.com/docs.</w:t>
+        <w:t>Google (2026). Documentation  |  Firebase. [online] Firebase. Available at: https://firebase.google.com/docs.</w:t>
       </w:r>
     </w:p>
     <w:p>
@@ -20427,6 +20378,12 @@
     </w:p>
     <w:p/>
     <w:sectPr>
+      <w:headerReference w:type="even" r:id="rId39"/>
+      <w:headerReference w:type="default" r:id="rId40"/>
+      <w:footerReference w:type="even" r:id="rId41"/>
+      <w:footerReference w:type="default" r:id="rId42"/>
+      <w:headerReference w:type="first" r:id="rId43"/>
+      <w:footerReference w:type="first" r:id="rId44"/>
       <w:pgSz w:w="11906" w:h="16838"/>
       <w:pgMar w:top="1440" w:right="1440" w:bottom="1440" w:left="1440" w:header="708" w:footer="708" w:gutter="0"/>
       <w:cols w:space="708"/>
@@ -20461,6 +20418,79 @@
 </w:endnotes>
 </file>
 
+<file path=word/footer1.xml><?xml version="1.0" encoding="utf-8"?>
+<w:ftr xmlns:wpc="http://schemas.microsoft.com/office/word/2010/wordprocessingCanvas" xmlns:cx="http://schemas.microsoft.com/office/drawing/2014/chartex" xmlns:cx1="http://schemas.microsoft.com/office/drawing/2015/9/8/chartex" xmlns:cx2="http://schemas.microsoft.com/office/drawing/2015/10/21/chartex" xmlns:cx3="http://schemas.microsoft.com/office/drawing/2016/5/9/chartex" xmlns:cx4="http://schemas.microsoft.com/office/drawing/2016/5/10/chartex" xmlns:cx5="http://schemas.microsoft.com/office/drawing/2016/5/11/chartex" xmlns:cx6="http://schemas.microsoft.com/office/drawing/2016/5/12/chartex" xmlns:cx7="http://schemas.microsoft.com/office/drawing/2016/5/13/chartex" xmlns:cx8="http://schemas.microsoft.com/office/drawing/2016/5/14/chartex" xmlns:mc="http://schemas.openxmlformats.org/markup-compatibility/2006" xmlns:aink="http://schemas.microsoft.com/office/drawing/2016/ink" xmlns:am3d="http://schemas.microsoft.com/office/drawing/2017/model3d" xmlns:o="urn:schemas-microsoft-com:office:office" xmlns:oel="http://schemas.microsoft.com/office/2019/extlst" xmlns:r="http://schemas.openxmlformats.org/officeDocument/2006/relationships" xmlns:m="http://schemas.openxmlformats.org/officeDocument/2006/math" xmlns:v="urn:schemas-microsoft-com:vml" xmlns:wp14="http://schemas.microsoft.com/office/word/2010/wordprocessingDrawing" xmlns:wp="http://schemas.openxmlformats.org/drawingml/2006/wordprocessingDrawing" xmlns:w10="urn:schemas-microsoft-com:office:word" xmlns:w="http://schemas.openxmlformats.org/wordprocessingml/2006/main" xmlns:w14="http://schemas.microsoft.com/office/word/2010/wordml" xmlns:w15="http://schemas.microsoft.com/office/word/2012/wordml" xmlns:w16cex="http://schemas.microsoft.com/office/word/2018/wordml/cex" xmlns:w16cid="http://schemas.microsoft.com/office/word/2016/wordml/cid" xmlns:w16="http://schemas.microsoft.com/office/word/2018/wordml" xmlns:w16du="http://schemas.microsoft.com/office/word/2023/wordml/word16du" xmlns:w16sdtdh="http://schemas.microsoft.com/office/word/2020/wordml/sdtdatahash" xmlns:w16sdtfl="http://schemas.microsoft.com/office/word/2024/wordml/sdtformatlock" xmlns:w16se="http://schemas.microsoft.com/office/word/2015/wordml/symex" xmlns:wpg="http://schemas.microsoft.com/office/word/2010/wordprocessingGroup" xmlns:wpi="http://schemas.microsoft.com/office/word/2010/wordprocessingInk" xmlns:wne="http://schemas.microsoft.com/office/word/2006/wordml" xmlns:wps="http://schemas.microsoft.com/office/word/2010/wordprocessingShape" mc:Ignorable="w14 w15 w16se w16cid w16 w16cex w16sdtdh w16sdtfl w16du wp14">
+  <w:p>
+    <w:pPr>
+      <w:pStyle w:val="Footer"/>
+    </w:pPr>
+  </w:p>
+</w:ftr>
+</file>
+
+<file path=word/footer2.xml><?xml version="1.0" encoding="utf-8"?>
+<w:ftr xmlns:wpc="http://schemas.microsoft.com/office/word/2010/wordprocessingCanvas" xmlns:cx="http://schemas.microsoft.com/office/drawing/2014/chartex" xmlns:cx1="http://schemas.microsoft.com/office/drawing/2015/9/8/chartex" xmlns:cx2="http://schemas.microsoft.com/office/drawing/2015/10/21/chartex" xmlns:cx3="http://schemas.microsoft.com/office/drawing/2016/5/9/chartex" xmlns:cx4="http://schemas.microsoft.com/office/drawing/2016/5/10/chartex" xmlns:cx5="http://schemas.microsoft.com/office/drawing/2016/5/11/chartex" xmlns:cx6="http://schemas.microsoft.com/office/drawing/2016/5/12/chartex" xmlns:cx7="http://schemas.microsoft.com/office/drawing/2016/5/13/chartex" xmlns:cx8="http://schemas.microsoft.com/office/drawing/2016/5/14/chartex" xmlns:mc="http://schemas.openxmlformats.org/markup-compatibility/2006" xmlns:aink="http://schemas.microsoft.com/office/drawing/2016/ink" xmlns:am3d="http://schemas.microsoft.com/office/drawing/2017/model3d" xmlns:o="urn:schemas-microsoft-com:office:office" xmlns:oel="http://schemas.microsoft.com/office/2019/extlst" xmlns:r="http://schemas.openxmlformats.org/officeDocument/2006/relationships" xmlns:m="http://schemas.openxmlformats.org/officeDocument/2006/math" xmlns:v="urn:schemas-microsoft-com:vml" xmlns:wp14="http://schemas.microsoft.com/office/word/2010/wordprocessingDrawing" xmlns:wp="http://schemas.openxmlformats.org/drawingml/2006/wordprocessingDrawing" xmlns:w10="urn:schemas-microsoft-com:office:word" xmlns:w="http://schemas.openxmlformats.org/wordprocessingml/2006/main" xmlns:w14="http://schemas.microsoft.com/office/word/2010/wordml" xmlns:w15="http://schemas.microsoft.com/office/word/2012/wordml" xmlns:w16cex="http://schemas.microsoft.com/office/word/2018/wordml/cex" xmlns:w16cid="http://schemas.microsoft.com/office/word/2016/wordml/cid" xmlns:w16="http://schemas.microsoft.com/office/word/2018/wordml" xmlns:w16du="http://schemas.microsoft.com/office/word/2023/wordml/word16du" xmlns:w16sdtdh="http://schemas.microsoft.com/office/word/2020/wordml/sdtdatahash" xmlns:w16sdtfl="http://schemas.microsoft.com/office/word/2024/wordml/sdtformatlock" xmlns:w16se="http://schemas.microsoft.com/office/word/2015/wordml/symex" xmlns:wpg="http://schemas.microsoft.com/office/word/2010/wordprocessingGroup" xmlns:wpi="http://schemas.microsoft.com/office/word/2010/wordprocessingInk" xmlns:wne="http://schemas.microsoft.com/office/word/2006/wordml" xmlns:wps="http://schemas.microsoft.com/office/word/2010/wordprocessingShape" mc:Ignorable="w14 w15 w16se w16cid w16 w16cex w16sdtdh w16sdtfl w16du wp14">
+  <w:sdt>
+    <w:sdtPr>
+      <w:id w:val="1276839918"/>
+      <w:docPartObj>
+        <w:docPartGallery w:val="Page Numbers (Bottom of Page)"/>
+        <w:docPartUnique/>
+      </w:docPartObj>
+    </w:sdtPr>
+    <w:sdtEndPr>
+      <w:rPr>
+        <w:noProof/>
+      </w:rPr>
+    </w:sdtEndPr>
+    <w:sdtContent>
+      <w:p>
+        <w:pPr>
+          <w:pStyle w:val="Footer"/>
+          <w:jc w:val="center"/>
+        </w:pPr>
+        <w:r>
+          <w:fldChar w:fldCharType="begin"/>
+        </w:r>
+        <w:r>
+          <w:instrText xml:space="preserve"> PAGE   \* MERGEFORMAT </w:instrText>
+        </w:r>
+        <w:r>
+          <w:fldChar w:fldCharType="separate"/>
+        </w:r>
+        <w:r>
+          <w:rPr>
+            <w:noProof/>
+          </w:rPr>
+          <w:t>2</w:t>
+        </w:r>
+        <w:r>
+          <w:rPr>
+            <w:noProof/>
+          </w:rPr>
+          <w:fldChar w:fldCharType="end"/>
+        </w:r>
+      </w:p>
+    </w:sdtContent>
+  </w:sdt>
+  <w:p>
+    <w:pPr>
+      <w:pStyle w:val="Footer"/>
+    </w:pPr>
+  </w:p>
+</w:ftr>
+</file>
+
+<file path=word/footer3.xml><?xml version="1.0" encoding="utf-8"?>
+<w:ftr xmlns:wpc="http://schemas.microsoft.com/office/word/2010/wordprocessingCanvas" xmlns:cx="http://schemas.microsoft.com/office/drawing/2014/chartex" xmlns:cx1="http://schemas.microsoft.com/office/drawing/2015/9/8/chartex" xmlns:cx2="http://schemas.microsoft.com/office/drawing/2015/10/21/chartex" xmlns:cx3="http://schemas.microsoft.com/office/drawing/2016/5/9/chartex" xmlns:cx4="http://schemas.microsoft.com/office/drawing/2016/5/10/chartex" xmlns:cx5="http://schemas.microsoft.com/office/drawing/2016/5/11/chartex" xmlns:cx6="http://schemas.microsoft.com/office/drawing/2016/5/12/chartex" xmlns:cx7="http://schemas.microsoft.com/office/drawing/2016/5/13/chartex" xmlns:cx8="http://schemas.microsoft.com/office/drawing/2016/5/14/chartex" xmlns:mc="http://schemas.openxmlformats.org/markup-compatibility/2006" xmlns:aink="http://schemas.microsoft.com/office/drawing/2016/ink" xmlns:am3d="http://schemas.microsoft.com/office/drawing/2017/model3d" xmlns:o="urn:schemas-microsoft-com:office:office" xmlns:oel="http://schemas.microsoft.com/office/2019/extlst" xmlns:r="http://schemas.openxmlformats.org/officeDocument/2006/relationships" xmlns:m="http://schemas.openxmlformats.org/officeDocument/2006/math" xmlns:v="urn:schemas-microsoft-com:vml" xmlns:wp14="http://schemas.microsoft.com/office/word/2010/wordprocessingDrawing" xmlns:wp="http://schemas.openxmlformats.org/drawingml/2006/wordprocessingDrawing" xmlns:w10="urn:schemas-microsoft-com:office:word" xmlns:w="http://schemas.openxmlformats.org/wordprocessingml/2006/main" xmlns:w14="http://schemas.microsoft.com/office/word/2010/wordml" xmlns:w15="http://schemas.microsoft.com/office/word/2012/wordml" xmlns:w16cex="http://schemas.microsoft.com/office/word/2018/wordml/cex" xmlns:w16cid="http://schemas.microsoft.com/office/word/2016/wordml/cid" xmlns:w16="http://schemas.microsoft.com/office/word/2018/wordml" xmlns:w16du="http://schemas.microsoft.com/office/word/2023/wordml/word16du" xmlns:w16sdtdh="http://schemas.microsoft.com/office/word/2020/wordml/sdtdatahash" xmlns:w16sdtfl="http://schemas.microsoft.com/office/word/2024/wordml/sdtformatlock" xmlns:w16se="http://schemas.microsoft.com/office/word/2015/wordml/symex" xmlns:wpg="http://schemas.microsoft.com/office/word/2010/wordprocessingGroup" xmlns:wpi="http://schemas.microsoft.com/office/word/2010/wordprocessingInk" xmlns:wne="http://schemas.microsoft.com/office/word/2006/wordml" xmlns:wps="http://schemas.microsoft.com/office/word/2010/wordprocessingShape" mc:Ignorable="w14 w15 w16se w16cid w16 w16cex w16sdtdh w16sdtfl w16du wp14">
+  <w:p>
+    <w:pPr>
+      <w:pStyle w:val="Footer"/>
+    </w:pPr>
+  </w:p>
+</w:ftr>
+</file>
+
 <file path=word/footnotes.xml><?xml version="1.0" encoding="utf-8"?>
 <w:footnotes xmlns:wpc="http://schemas.microsoft.com/office/word/2010/wordprocessingCanvas" xmlns:cx="http://schemas.microsoft.com/office/drawing/2014/chartex" xmlns:cx1="http://schemas.microsoft.com/office/drawing/2015/9/8/chartex" xmlns:cx2="http://schemas.microsoft.com/office/drawing/2015/10/21/chartex" xmlns:cx3="http://schemas.microsoft.com/office/drawing/2016/5/9/chartex" xmlns:cx4="http://schemas.microsoft.com/office/drawing/2016/5/10/chartex" xmlns:cx5="http://schemas.microsoft.com/office/drawing/2016/5/11/chartex" xmlns:cx6="http://schemas.microsoft.com/office/drawing/2016/5/12/chartex" xmlns:cx7="http://schemas.microsoft.com/office/drawing/2016/5/13/chartex" xmlns:cx8="http://schemas.microsoft.com/office/drawing/2016/5/14/chartex" xmlns:mc="http://schemas.openxmlformats.org/markup-compatibility/2006" xmlns:aink="http://schemas.microsoft.com/office/drawing/2016/ink" xmlns:am3d="http://schemas.microsoft.com/office/drawing/2017/model3d" xmlns:o="urn:schemas-microsoft-com:office:office" xmlns:oel="http://schemas.microsoft.com/office/2019/extlst" xmlns:r="http://schemas.openxmlformats.org/officeDocument/2006/relationships" xmlns:m="http://schemas.openxmlformats.org/officeDocument/2006/math" xmlns:v="urn:schemas-microsoft-com:vml" xmlns:wp14="http://schemas.microsoft.com/office/word/2010/wordprocessingDrawing" xmlns:wp="http://schemas.openxmlformats.org/drawingml/2006/wordprocessingDrawing" xmlns:w10="urn:schemas-microsoft-com:office:word" xmlns:w="http://schemas.openxmlformats.org/wordprocessingml/2006/main" xmlns:w14="http://schemas.microsoft.com/office/word/2010/wordml" xmlns:w15="http://schemas.microsoft.com/office/word/2012/wordml" xmlns:w16cex="http://schemas.microsoft.com/office/word/2018/wordml/cex" xmlns:w16cid="http://schemas.microsoft.com/office/word/2016/wordml/cid" xmlns:w16="http://schemas.microsoft.com/office/word/2018/wordml" xmlns:w16du="http://schemas.microsoft.com/office/word/2023/wordml/word16du" xmlns:w16sdtdh="http://schemas.microsoft.com/office/word/2020/wordml/sdtdatahash" xmlns:w16sdtfl="http://schemas.microsoft.com/office/word/2024/wordml/sdtformatlock" xmlns:w16se="http://schemas.microsoft.com/office/word/2015/wordml/symex" xmlns:wpg="http://schemas.microsoft.com/office/word/2010/wordprocessingGroup" xmlns:wpi="http://schemas.microsoft.com/office/word/2010/wordprocessingInk" xmlns:wne="http://schemas.microsoft.com/office/word/2006/wordml" xmlns:wps="http://schemas.microsoft.com/office/word/2010/wordprocessingShape" mc:Ignorable="w14 w15 w16se w16cid w16 w16cex w16sdtdh w16sdtfl w16du wp14">
   <w:footnote w:type="separator" w:id="-1">
@@ -20484,6 +20514,36 @@
     </w:p>
   </w:footnote>
 </w:footnotes>
+</file>
+
+<file path=word/header1.xml><?xml version="1.0" encoding="utf-8"?>
+<w:hdr xmlns:wpc="http://schemas.microsoft.com/office/word/2010/wordprocessingCanvas" xmlns:cx="http://schemas.microsoft.com/office/drawing/2014/chartex" xmlns:cx1="http://schemas.microsoft.com/office/drawing/2015/9/8/chartex" xmlns:cx2="http://schemas.microsoft.com/office/drawing/2015/10/21/chartex" xmlns:cx3="http://schemas.microsoft.com/office/drawing/2016/5/9/chartex" xmlns:cx4="http://schemas.microsoft.com/office/drawing/2016/5/10/chartex" xmlns:cx5="http://schemas.microsoft.com/office/drawing/2016/5/11/chartex" xmlns:cx6="http://schemas.microsoft.com/office/drawing/2016/5/12/chartex" xmlns:cx7="http://schemas.microsoft.com/office/drawing/2016/5/13/chartex" xmlns:cx8="http://schemas.microsoft.com/office/drawing/2016/5/14/chartex" xmlns:mc="http://schemas.openxmlformats.org/markup-compatibility/2006" xmlns:aink="http://schemas.microsoft.com/office/drawing/2016/ink" xmlns:am3d="http://schemas.microsoft.com/office/drawing/2017/model3d" xmlns:o="urn:schemas-microsoft-com:office:office" xmlns:oel="http://schemas.microsoft.com/office/2019/extlst" xmlns:r="http://schemas.openxmlformats.org/officeDocument/2006/relationships" xmlns:m="http://schemas.openxmlformats.org/officeDocument/2006/math" xmlns:v="urn:schemas-microsoft-com:vml" xmlns:wp14="http://schemas.microsoft.com/office/word/2010/wordprocessingDrawing" xmlns:wp="http://schemas.openxmlformats.org/drawingml/2006/wordprocessingDrawing" xmlns:w10="urn:schemas-microsoft-com:office:word" xmlns:w="http://schemas.openxmlformats.org/wordprocessingml/2006/main" xmlns:w14="http://schemas.microsoft.com/office/word/2010/wordml" xmlns:w15="http://schemas.microsoft.com/office/word/2012/wordml" xmlns:w16cex="http://schemas.microsoft.com/office/word/2018/wordml/cex" xmlns:w16cid="http://schemas.microsoft.com/office/word/2016/wordml/cid" xmlns:w16="http://schemas.microsoft.com/office/word/2018/wordml" xmlns:w16du="http://schemas.microsoft.com/office/word/2023/wordml/word16du" xmlns:w16sdtdh="http://schemas.microsoft.com/office/word/2020/wordml/sdtdatahash" xmlns:w16sdtfl="http://schemas.microsoft.com/office/word/2024/wordml/sdtformatlock" xmlns:w16se="http://schemas.microsoft.com/office/word/2015/wordml/symex" xmlns:wpg="http://schemas.microsoft.com/office/word/2010/wordprocessingGroup" xmlns:wpi="http://schemas.microsoft.com/office/word/2010/wordprocessingInk" xmlns:wne="http://schemas.microsoft.com/office/word/2006/wordml" xmlns:wps="http://schemas.microsoft.com/office/word/2010/wordprocessingShape" mc:Ignorable="w14 w15 w16se w16cid w16 w16cex w16sdtdh w16sdtfl w16du wp14">
+  <w:p>
+    <w:pPr>
+      <w:pStyle w:val="Header"/>
+    </w:pPr>
+  </w:p>
+</w:hdr>
+</file>
+
+<file path=word/header2.xml><?xml version="1.0" encoding="utf-8"?>
+<w:hdr xmlns:wpc="http://schemas.microsoft.com/office/word/2010/wordprocessingCanvas" xmlns:cx="http://schemas.microsoft.com/office/drawing/2014/chartex" xmlns:cx1="http://schemas.microsoft.com/office/drawing/2015/9/8/chartex" xmlns:cx2="http://schemas.microsoft.com/office/drawing/2015/10/21/chartex" xmlns:cx3="http://schemas.microsoft.com/office/drawing/2016/5/9/chartex" xmlns:cx4="http://schemas.microsoft.com/office/drawing/2016/5/10/chartex" xmlns:cx5="http://schemas.microsoft.com/office/drawing/2016/5/11/chartex" xmlns:cx6="http://schemas.microsoft.com/office/drawing/2016/5/12/chartex" xmlns:cx7="http://schemas.microsoft.com/office/drawing/2016/5/13/chartex" xmlns:cx8="http://schemas.microsoft.com/office/drawing/2016/5/14/chartex" xmlns:mc="http://schemas.openxmlformats.org/markup-compatibility/2006" xmlns:aink="http://schemas.microsoft.com/office/drawing/2016/ink" xmlns:am3d="http://schemas.microsoft.com/office/drawing/2017/model3d" xmlns:o="urn:schemas-microsoft-com:office:office" xmlns:oel="http://schemas.microsoft.com/office/2019/extlst" xmlns:r="http://schemas.openxmlformats.org/officeDocument/2006/relationships" xmlns:m="http://schemas.openxmlformats.org/officeDocument/2006/math" xmlns:v="urn:schemas-microsoft-com:vml" xmlns:wp14="http://schemas.microsoft.com/office/word/2010/wordprocessingDrawing" xmlns:wp="http://schemas.openxmlformats.org/drawingml/2006/wordprocessingDrawing" xmlns:w10="urn:schemas-microsoft-com:office:word" xmlns:w="http://schemas.openxmlformats.org/wordprocessingml/2006/main" xmlns:w14="http://schemas.microsoft.com/office/word/2010/wordml" xmlns:w15="http://schemas.microsoft.com/office/word/2012/wordml" xmlns:w16cex="http://schemas.microsoft.com/office/word/2018/wordml/cex" xmlns:w16cid="http://schemas.microsoft.com/office/word/2016/wordml/cid" xmlns:w16="http://schemas.microsoft.com/office/word/2018/wordml" xmlns:w16du="http://schemas.microsoft.com/office/word/2023/wordml/word16du" xmlns:w16sdtdh="http://schemas.microsoft.com/office/word/2020/wordml/sdtdatahash" xmlns:w16sdtfl="http://schemas.microsoft.com/office/word/2024/wordml/sdtformatlock" xmlns:w16se="http://schemas.microsoft.com/office/word/2015/wordml/symex" xmlns:wpg="http://schemas.microsoft.com/office/word/2010/wordprocessingGroup" xmlns:wpi="http://schemas.microsoft.com/office/word/2010/wordprocessingInk" xmlns:wne="http://schemas.microsoft.com/office/word/2006/wordml" xmlns:wps="http://schemas.microsoft.com/office/word/2010/wordprocessingShape" mc:Ignorable="w14 w15 w16se w16cid w16 w16cex w16sdtdh w16sdtfl w16du wp14">
+  <w:p>
+    <w:pPr>
+      <w:pStyle w:val="Header"/>
+    </w:pPr>
+  </w:p>
+</w:hdr>
+</file>
+
+<file path=word/header3.xml><?xml version="1.0" encoding="utf-8"?>
+<w:hdr xmlns:wpc="http://schemas.microsoft.com/office/word/2010/wordprocessingCanvas" xmlns:cx="http://schemas.microsoft.com/office/drawing/2014/chartex" xmlns:cx1="http://schemas.microsoft.com/office/drawing/2015/9/8/chartex" xmlns:cx2="http://schemas.microsoft.com/office/drawing/2015/10/21/chartex" xmlns:cx3="http://schemas.microsoft.com/office/drawing/2016/5/9/chartex" xmlns:cx4="http://schemas.microsoft.com/office/drawing/2016/5/10/chartex" xmlns:cx5="http://schemas.microsoft.com/office/drawing/2016/5/11/chartex" xmlns:cx6="http://schemas.microsoft.com/office/drawing/2016/5/12/chartex" xmlns:cx7="http://schemas.microsoft.com/office/drawing/2016/5/13/chartex" xmlns:cx8="http://schemas.microsoft.com/office/drawing/2016/5/14/chartex" xmlns:mc="http://schemas.openxmlformats.org/markup-compatibility/2006" xmlns:aink="http://schemas.microsoft.com/office/drawing/2016/ink" xmlns:am3d="http://schemas.microsoft.com/office/drawing/2017/model3d" xmlns:o="urn:schemas-microsoft-com:office:office" xmlns:oel="http://schemas.microsoft.com/office/2019/extlst" xmlns:r="http://schemas.openxmlformats.org/officeDocument/2006/relationships" xmlns:m="http://schemas.openxmlformats.org/officeDocument/2006/math" xmlns:v="urn:schemas-microsoft-com:vml" xmlns:wp14="http://schemas.microsoft.com/office/word/2010/wordprocessingDrawing" xmlns:wp="http://schemas.openxmlformats.org/drawingml/2006/wordprocessingDrawing" xmlns:w10="urn:schemas-microsoft-com:office:word" xmlns:w="http://schemas.openxmlformats.org/wordprocessingml/2006/main" xmlns:w14="http://schemas.microsoft.com/office/word/2010/wordml" xmlns:w15="http://schemas.microsoft.com/office/word/2012/wordml" xmlns:w16cex="http://schemas.microsoft.com/office/word/2018/wordml/cex" xmlns:w16cid="http://schemas.microsoft.com/office/word/2016/wordml/cid" xmlns:w16="http://schemas.microsoft.com/office/word/2018/wordml" xmlns:w16du="http://schemas.microsoft.com/office/word/2023/wordml/word16du" xmlns:w16sdtdh="http://schemas.microsoft.com/office/word/2020/wordml/sdtdatahash" xmlns:w16sdtfl="http://schemas.microsoft.com/office/word/2024/wordml/sdtformatlock" xmlns:w16se="http://schemas.microsoft.com/office/word/2015/wordml/symex" xmlns:wpg="http://schemas.microsoft.com/office/word/2010/wordprocessingGroup" xmlns:wpi="http://schemas.microsoft.com/office/word/2010/wordprocessingInk" xmlns:wne="http://schemas.microsoft.com/office/word/2006/wordml" xmlns:wps="http://schemas.microsoft.com/office/word/2010/wordprocessingShape" mc:Ignorable="w14 w15 w16se w16cid w16 w16cex w16sdtdh w16sdtfl w16du wp14">
+  <w:p>
+    <w:pPr>
+      <w:pStyle w:val="Header"/>
+    </w:pPr>
+  </w:p>
+</w:hdr>
 </file>
 
 <file path=word/numbering.xml><?xml version="1.0" encoding="utf-8"?>
